--- a/EXPORTS/DOCX/published/niveau3/English/WageningenUniversity.docx
+++ b/EXPORTS/DOCX/published/niveau3/English/WageningenUniversity.docx
@@ -145,7 +145,7 @@
           <w:rFonts w:ascii="Charis SIL Regular" w:hAnsi="Charis SIL Regular" w:eastAsia="Charis SIL Regular"/>
           <w:b w:val="0"/>
           <w:i w:val="0"/>
-          <w:color w:val="0066CC"/>
+          <w:color w:val="0000FF"/>
           <w:sz w:val="24"/>
           <w:u w:val="single"/>
         </w:rPr>
@@ -163,7 +163,7 @@
           <w:rFonts w:ascii="Charis SIL Regular" w:hAnsi="Charis SIL Regular" w:eastAsia="Charis SIL Regular"/>
           <w:b w:val="0"/>
           <w:i w:val="0"/>
-          <w:color w:val="0066CC"/>
+          <w:color w:val="0000FF"/>
           <w:sz w:val="24"/>
           <w:u w:val="single"/>
         </w:rPr>
@@ -181,7 +181,7 @@
           <w:rFonts w:ascii="Charis SIL Regular" w:hAnsi="Charis SIL Regular" w:eastAsia="Charis SIL Regular"/>
           <w:b w:val="0"/>
           <w:i w:val="0"/>
-          <w:color w:val="0066CC"/>
+          <w:color w:val="0000FF"/>
           <w:sz w:val="24"/>
           <w:u w:val="single"/>
         </w:rPr>
@@ -192,7 +192,7 @@
           <w:rFonts w:ascii="Charis SIL Regular" w:hAnsi="Charis SIL Regular" w:eastAsia="Charis SIL Regular"/>
           <w:b w:val="0"/>
           <w:i w:val="0"/>
-          <w:color w:val="0066CC"/>
+          <w:color w:val="0000FF"/>
           <w:sz w:val="24"/>
           <w:u w:val="single"/>
         </w:rPr>
@@ -210,7 +210,7 @@
           <w:rFonts w:ascii="Charis SIL Regular" w:hAnsi="Charis SIL Regular" w:eastAsia="Charis SIL Regular"/>
           <w:b w:val="0"/>
           <w:i w:val="0"/>
-          <w:color w:val="0066CC"/>
+          <w:color w:val="0000FF"/>
           <w:sz w:val="24"/>
           <w:u w:val="single"/>
         </w:rPr>
@@ -221,7 +221,7 @@
           <w:rFonts w:ascii="Charis SIL Regular" w:hAnsi="Charis SIL Regular" w:eastAsia="Charis SIL Regular"/>
           <w:b w:val="0"/>
           <w:i w:val="0"/>
-          <w:color w:val="0066CC"/>
+          <w:color w:val="0000FF"/>
           <w:sz w:val="24"/>
           <w:u w:val="single"/>
         </w:rPr>
@@ -249,7 +249,7 @@
           <w:rFonts w:ascii="Charis SIL Regular" w:hAnsi="Charis SIL Regular" w:eastAsia="Charis SIL Regular"/>
           <w:b w:val="0"/>
           <w:i w:val="0"/>
-          <w:color w:val="0066CC"/>
+          <w:color w:val="0000FF"/>
           <w:sz w:val="24"/>
           <w:u w:val="single"/>
         </w:rPr>
@@ -267,7 +267,7 @@
           <w:rFonts w:ascii="Charis SIL Regular" w:hAnsi="Charis SIL Regular" w:eastAsia="Charis SIL Regular"/>
           <w:b w:val="0"/>
           <w:i w:val="0"/>
-          <w:color w:val="0066CC"/>
+          <w:color w:val="0000FF"/>
           <w:sz w:val="24"/>
           <w:u w:val="single"/>
         </w:rPr>
@@ -278,7 +278,7 @@
           <w:rFonts w:ascii="Charis SIL Regular" w:hAnsi="Charis SIL Regular" w:eastAsia="Charis SIL Regular"/>
           <w:b w:val="0"/>
           <w:i w:val="0"/>
-          <w:color w:val="0066CC"/>
+          <w:color w:val="0000FF"/>
           <w:sz w:val="24"/>
           <w:u w:val="single"/>
         </w:rPr>
@@ -296,7 +296,7 @@
           <w:rFonts w:ascii="Charis SIL Regular" w:hAnsi="Charis SIL Regular" w:eastAsia="Charis SIL Regular"/>
           <w:b w:val="0"/>
           <w:i w:val="0"/>
-          <w:color w:val="0066CC"/>
+          <w:color w:val="0000FF"/>
           <w:sz w:val="24"/>
           <w:u w:val="single"/>
         </w:rPr>
@@ -307,7 +307,7 @@
           <w:rFonts w:ascii="Charis SIL Regular" w:hAnsi="Charis SIL Regular" w:eastAsia="Charis SIL Regular"/>
           <w:b w:val="0"/>
           <w:i w:val="0"/>
-          <w:color w:val="0066CC"/>
+          <w:color w:val="0000FF"/>
           <w:sz w:val="24"/>
           <w:u w:val="single"/>
         </w:rPr>
@@ -325,7 +325,7 @@
           <w:rFonts w:ascii="Charis SIL Regular" w:hAnsi="Charis SIL Regular" w:eastAsia="Charis SIL Regular"/>
           <w:b w:val="0"/>
           <w:i w:val="0"/>
-          <w:color w:val="0066CC"/>
+          <w:color w:val="0000FF"/>
           <w:sz w:val="24"/>
           <w:u w:val="single"/>
         </w:rPr>
@@ -343,7 +343,7 @@
           <w:rFonts w:ascii="Charis SIL Regular" w:hAnsi="Charis SIL Regular" w:eastAsia="Charis SIL Regular"/>
           <w:b w:val="0"/>
           <w:i w:val="0"/>
-          <w:color w:val="0066CC"/>
+          <w:color w:val="0000FF"/>
           <w:sz w:val="24"/>
           <w:u w:val="single"/>
         </w:rPr>
@@ -354,7 +354,7 @@
           <w:rFonts w:ascii="Charis SIL Regular" w:hAnsi="Charis SIL Regular" w:eastAsia="Charis SIL Regular"/>
           <w:b w:val="0"/>
           <w:i w:val="0"/>
-          <w:color w:val="0066CC"/>
+          <w:color w:val="0000FF"/>
           <w:sz w:val="24"/>
           <w:u w:val="single"/>
         </w:rPr>
@@ -369,7 +369,7 @@
       </w:r>
       <w:r>
         <w:rPr>
-          <w:u w:val="single" w:color="0066cc"/>
+          <w:u w:val="single" w:color="0000ff"/>
           <w:rFonts w:ascii="Charis SIL Regular" w:hAnsi="Charis SIL Regular" w:eastAsia="Charis SIL Regular"/>
           <w:b w:val="0"/>
           <w:i w:val="0"/>
@@ -414,7 +414,7 @@
       </w:r>
       <w:r>
         <w:rPr>
-          <w:u w:val="single" w:color="0066cc"/>
+          <w:u w:val="single" w:color="0000ff"/>
           <w:rFonts w:ascii="Charis SIL Regular" w:hAnsi="Charis SIL Regular" w:eastAsia="Charis SIL Regular"/>
           <w:b w:val="0"/>
           <w:i w:val="0"/>
@@ -432,7 +432,7 @@
       </w:r>
       <w:r>
         <w:rPr>
-          <w:u w:val="single" w:color="0066cc"/>
+          <w:u w:val="single" w:color="0000ff"/>
           <w:rFonts w:ascii="Charis SIL Regular" w:hAnsi="Charis SIL Regular" w:eastAsia="Charis SIL Regular"/>
           <w:b w:val="0"/>
           <w:i w:val="0"/>
@@ -450,7 +450,7 @@
       </w:r>
       <w:r>
         <w:rPr>
-          <w:u w:val="single" w:color="0066cc"/>
+          <w:u w:val="single" w:color="0000ff"/>
           <w:rFonts w:ascii="Charis SIL Regular" w:hAnsi="Charis SIL Regular" w:eastAsia="Charis SIL Regular"/>
           <w:b w:val="0"/>
           <w:i w:val="0"/>
@@ -468,7 +468,7 @@
       </w:r>
       <w:r>
         <w:rPr>
-          <w:u w:val="single" w:color="0066cc"/>
+          <w:u w:val="single" w:color="0000ff"/>
           <w:rFonts w:ascii="Charis SIL Regular" w:hAnsi="Charis SIL Regular" w:eastAsia="Charis SIL Regular"/>
           <w:b w:val="0"/>
           <w:i w:val="0"/>
@@ -496,7 +496,7 @@
       </w:r>
       <w:r>
         <w:rPr>
-          <w:u w:val="single" w:color="0066cc"/>
+          <w:u w:val="single" w:color="0000ff"/>
           <w:rFonts w:ascii="Charis SIL Regular" w:hAnsi="Charis SIL Regular" w:eastAsia="Charis SIL Regular"/>
           <w:b w:val="0"/>
           <w:i w:val="0"/>
@@ -514,7 +514,7 @@
       </w:r>
       <w:r>
         <w:rPr>
-          <w:u w:val="single" w:color="0066cc"/>
+          <w:u w:val="single" w:color="0000ff"/>
           <w:rFonts w:ascii="Charis SIL Regular" w:hAnsi="Charis SIL Regular" w:eastAsia="Charis SIL Regular"/>
           <w:b w:val="0"/>
           <w:i w:val="0"/>
@@ -532,7 +532,7 @@
       </w:r>
       <w:r>
         <w:rPr>
-          <w:u w:val="single" w:color="0066cc"/>
+          <w:u w:val="single" w:color="0000ff"/>
           <w:rFonts w:ascii="Charis SIL Regular" w:hAnsi="Charis SIL Regular" w:eastAsia="Charis SIL Regular"/>
           <w:b w:val="0"/>
           <w:i w:val="0"/>
@@ -550,7 +550,7 @@
       </w:r>
       <w:r>
         <w:rPr>
-          <w:u w:val="single" w:color="0066cc"/>
+          <w:u w:val="single" w:color="0000ff"/>
           <w:rFonts w:ascii="Charis SIL Regular" w:hAnsi="Charis SIL Regular" w:eastAsia="Charis SIL Regular"/>
           <w:b w:val="0"/>
           <w:i w:val="0"/>
@@ -568,7 +568,7 @@
       </w:r>
       <w:r>
         <w:rPr>
-          <w:u w:val="single" w:color="0066cc"/>
+          <w:u w:val="single" w:color="0000ff"/>
           <w:rFonts w:ascii="Charis SIL Regular" w:hAnsi="Charis SIL Regular" w:eastAsia="Charis SIL Regular"/>
           <w:b w:val="0"/>
           <w:i w:val="0"/>
@@ -579,7 +579,7 @@
       </w:r>
       <w:r>
         <w:rPr>
-          <w:u w:val="single" w:color="0066cc"/>
+          <w:u w:val="single" w:color="0000ff"/>
           <w:rFonts w:ascii="Charis SIL Regular" w:hAnsi="Charis SIL Regular" w:eastAsia="Charis SIL Regular"/>
           <w:b w:val="0"/>
           <w:i w:val="0"/>
@@ -623,7 +623,7 @@
           <w:rFonts w:ascii="Charis SIL Regular" w:hAnsi="Charis SIL Regular" w:eastAsia="Charis SIL Regular"/>
           <w:b w:val="0"/>
           <w:i w:val="0"/>
-          <w:color w:val="0066CC"/>
+          <w:color w:val="0000FF"/>
           <w:sz w:val="24"/>
           <w:u w:val="single"/>
         </w:rPr>
@@ -641,7 +641,7 @@
           <w:rFonts w:ascii="Charis SIL Regular" w:hAnsi="Charis SIL Regular" w:eastAsia="Charis SIL Regular"/>
           <w:b w:val="0"/>
           <w:i w:val="0"/>
-          <w:color w:val="0066CC"/>
+          <w:color w:val="0000FF"/>
           <w:sz w:val="24"/>
           <w:u w:val="single"/>
         </w:rPr>
@@ -652,7 +652,7 @@
           <w:rFonts w:ascii="Charis SIL Regular" w:hAnsi="Charis SIL Regular" w:eastAsia="Charis SIL Regular"/>
           <w:b w:val="0"/>
           <w:i w:val="0"/>
-          <w:color w:val="0066CC"/>
+          <w:color w:val="0000FF"/>
           <w:sz w:val="24"/>
           <w:u w:val="single"/>
         </w:rPr>
@@ -670,7 +670,7 @@
           <w:rFonts w:ascii="Charis SIL Regular" w:hAnsi="Charis SIL Regular" w:eastAsia="Charis SIL Regular"/>
           <w:b w:val="0"/>
           <w:i w:val="0"/>
-          <w:color w:val="0066CC"/>
+          <w:color w:val="0000FF"/>
           <w:sz w:val="24"/>
           <w:u w:val="single"/>
         </w:rPr>
@@ -681,7 +681,7 @@
           <w:rFonts w:ascii="Charis SIL Regular" w:hAnsi="Charis SIL Regular" w:eastAsia="Charis SIL Regular"/>
           <w:b w:val="0"/>
           <w:i w:val="0"/>
-          <w:color w:val="0066CC"/>
+          <w:color w:val="0000FF"/>
           <w:sz w:val="24"/>
           <w:u w:val="single"/>
         </w:rPr>
@@ -719,6 +719,7 @@
       </w:r>
       <w:r>
         <w:rPr>
+          <w:u w:val="single" w:color="0000ff"/>
           <w:rFonts w:ascii="Charis SIL Regular" w:hAnsi="Charis SIL Regular" w:eastAsia="Charis SIL Regular"/>
           <w:b w:val="0"/>
           <w:i w:val="0"/>
@@ -739,8 +740,9 @@
           <w:rFonts w:ascii="Charis SIL Regular" w:hAnsi="Charis SIL Regular" w:eastAsia="Charis SIL Regular"/>
           <w:b w:val="0"/>
           <w:i w:val="0"/>
-          <w:color w:val="0066CC"/>
+          <w:color w:val="0000FF"/>
           <w:sz w:val="24"/>
+          <w:u w:val="single"/>
         </w:rPr>
         <w:t>R</w:t>
       </w:r>
@@ -749,7 +751,7 @@
           <w:rFonts w:ascii="Charis SIL Regular" w:hAnsi="Charis SIL Regular" w:eastAsia="Charis SIL Regular"/>
           <w:b w:val="0"/>
           <w:i w:val="0"/>
-          <w:color w:val="0066CC"/>
+          <w:color w:val="0000FF"/>
           <w:sz w:val="24"/>
           <w:u w:val="single"/>
         </w:rPr>
@@ -767,7 +769,7 @@
           <w:rFonts w:ascii="Charis SIL Regular" w:hAnsi="Charis SIL Regular" w:eastAsia="Charis SIL Regular"/>
           <w:b w:val="0"/>
           <w:i w:val="0"/>
-          <w:color w:val="0066CC"/>
+          <w:color w:val="0000FF"/>
           <w:sz w:val="24"/>
           <w:u w:val="single"/>
         </w:rPr>
@@ -785,7 +787,7 @@
           <w:rFonts w:ascii="Charis SIL Regular" w:hAnsi="Charis SIL Regular" w:eastAsia="Charis SIL Regular"/>
           <w:b w:val="0"/>
           <w:i w:val="0"/>
-          <w:color w:val="0066CC"/>
+          <w:color w:val="0000FF"/>
           <w:sz w:val="24"/>
           <w:u w:val="single"/>
         </w:rPr>
@@ -803,7 +805,7 @@
           <w:rFonts w:ascii="Charis SIL Regular" w:hAnsi="Charis SIL Regular" w:eastAsia="Charis SIL Regular"/>
           <w:b w:val="0"/>
           <w:i w:val="0"/>
-          <w:color w:val="0066CC"/>
+          <w:color w:val="0000FF"/>
           <w:sz w:val="24"/>
           <w:u w:val="single"/>
         </w:rPr>
@@ -814,7 +816,7 @@
           <w:rFonts w:ascii="Charis SIL Regular" w:hAnsi="Charis SIL Regular" w:eastAsia="Charis SIL Regular"/>
           <w:b w:val="0"/>
           <w:i w:val="0"/>
-          <w:color w:val="0066CC"/>
+          <w:color w:val="0000FF"/>
           <w:sz w:val="24"/>
           <w:u w:val="single"/>
         </w:rPr>
@@ -832,7 +834,7 @@
           <w:rFonts w:ascii="Charis SIL Regular" w:hAnsi="Charis SIL Regular" w:eastAsia="Charis SIL Regular"/>
           <w:b w:val="0"/>
           <w:i w:val="0"/>
-          <w:color w:val="0066CC"/>
+          <w:color w:val="0000FF"/>
           <w:sz w:val="24"/>
           <w:u w:val="single"/>
         </w:rPr>
@@ -843,7 +845,7 @@
           <w:rFonts w:ascii="Charis SIL Regular" w:hAnsi="Charis SIL Regular" w:eastAsia="Charis SIL Regular"/>
           <w:b w:val="0"/>
           <w:i w:val="0"/>
-          <w:color w:val="0066CC"/>
+          <w:color w:val="0000FF"/>
           <w:sz w:val="24"/>
           <w:u w:val="single"/>
         </w:rPr>
@@ -861,7 +863,7 @@
           <w:rFonts w:ascii="Charis SIL Regular" w:hAnsi="Charis SIL Regular" w:eastAsia="Charis SIL Regular"/>
           <w:b w:val="0"/>
           <w:i w:val="0"/>
-          <w:color w:val="0066CC"/>
+          <w:color w:val="0000FF"/>
           <w:sz w:val="24"/>
           <w:u w:val="single"/>
         </w:rPr>
@@ -896,7 +898,7 @@
       </w:r>
       <w:r>
         <w:rPr>
-          <w:u w:val="single" w:color="0066cc"/>
+          <w:u w:val="single" w:color="0000ff"/>
           <w:rFonts w:ascii="Charis SIL Regular" w:hAnsi="Charis SIL Regular" w:eastAsia="Charis SIL Regular"/>
           <w:b w:val="0"/>
           <w:i w:val="0"/>
@@ -907,7 +909,7 @@
       </w:r>
       <w:r>
         <w:rPr>
-          <w:u w:val="single" w:color="0066cc"/>
+          <w:u w:val="single" w:color="0000ff"/>
           <w:rFonts w:ascii="Charis SIL Regular" w:hAnsi="Charis SIL Regular" w:eastAsia="Charis SIL Regular"/>
           <w:b w:val="0"/>
           <w:i w:val="0"/>
@@ -925,7 +927,7 @@
       </w:r>
       <w:r>
         <w:rPr>
-          <w:u w:val="single" w:color="0066cc"/>
+          <w:u w:val="single" w:color="0000ff"/>
           <w:rFonts w:ascii="Charis SIL Regular" w:hAnsi="Charis SIL Regular" w:eastAsia="Charis SIL Regular"/>
           <w:b w:val="0"/>
           <w:i w:val="0"/>
@@ -943,7 +945,7 @@
       </w:r>
       <w:r>
         <w:rPr>
-          <w:u w:val="single" w:color="0066cc"/>
+          <w:u w:val="single" w:color="0000ff"/>
           <w:rFonts w:ascii="Charis SIL Regular" w:hAnsi="Charis SIL Regular" w:eastAsia="Charis SIL Regular"/>
           <w:b w:val="0"/>
           <w:i w:val="0"/>
@@ -961,7 +963,7 @@
       </w:r>
       <w:r>
         <w:rPr>
-          <w:u w:val="single" w:color="0066cc"/>
+          <w:u w:val="single" w:color="0000ff"/>
           <w:rFonts w:ascii="Charis SIL Regular" w:hAnsi="Charis SIL Regular" w:eastAsia="Charis SIL Regular"/>
           <w:b w:val="0"/>
           <w:i w:val="0"/>
@@ -979,7 +981,7 @@
       </w:r>
       <w:r>
         <w:rPr>
-          <w:u w:val="single" w:color="0066cc"/>
+          <w:u w:val="single" w:color="0000ff"/>
           <w:rFonts w:ascii="Charis SIL Regular" w:hAnsi="Charis SIL Regular" w:eastAsia="Charis SIL Regular"/>
           <w:b w:val="0"/>
           <w:i w:val="0"/>
@@ -993,7 +995,7 @@
           <w:rFonts w:ascii="Charis SIL Regular" w:hAnsi="Charis SIL Regular" w:eastAsia="Charis SIL Regular"/>
           <w:b w:val="0"/>
           <w:i w:val="0"/>
-          <w:color w:val="0066CC"/>
+          <w:color w:val="0000FF"/>
           <w:sz w:val="24"/>
           <w:u w:val="single"/>
         </w:rPr>
@@ -1011,7 +1013,7 @@
           <w:rFonts w:ascii="Charis SIL Regular" w:hAnsi="Charis SIL Regular" w:eastAsia="Charis SIL Regular"/>
           <w:b w:val="0"/>
           <w:i w:val="0"/>
-          <w:color w:val="0066CC"/>
+          <w:color w:val="0000FF"/>
           <w:sz w:val="24"/>
           <w:u w:val="single"/>
         </w:rPr>
@@ -1022,7 +1024,7 @@
           <w:rFonts w:ascii="Charis SIL Regular" w:hAnsi="Charis SIL Regular" w:eastAsia="Charis SIL Regular"/>
           <w:b w:val="0"/>
           <w:i w:val="0"/>
-          <w:color w:val="0066CC"/>
+          <w:color w:val="0000FF"/>
           <w:sz w:val="24"/>
           <w:u w:val="single"/>
         </w:rPr>
@@ -1040,7 +1042,7 @@
           <w:rFonts w:ascii="Charis SIL Regular" w:hAnsi="Charis SIL Regular" w:eastAsia="Charis SIL Regular"/>
           <w:b w:val="0"/>
           <w:i w:val="0"/>
-          <w:color w:val="0066CC"/>
+          <w:color w:val="0000FF"/>
           <w:sz w:val="24"/>
           <w:u w:val="single"/>
         </w:rPr>
@@ -1065,7 +1067,7 @@
       </w:r>
       <w:r>
         <w:rPr>
-          <w:u w:val="single" w:color="0066cc"/>
+          <w:u w:val="single" w:color="0000ff"/>
           <w:rFonts w:ascii="Charis SIL Regular" w:hAnsi="Charis SIL Regular" w:eastAsia="Charis SIL Regular"/>
           <w:b w:val="0"/>
           <w:i w:val="0"/>
@@ -1083,7 +1085,7 @@
       </w:r>
       <w:r>
         <w:rPr>
-          <w:u w:val="single" w:color="0066cc"/>
+          <w:u w:val="single" w:color="0000ff"/>
           <w:rFonts w:ascii="Charis SIL Regular" w:hAnsi="Charis SIL Regular" w:eastAsia="Charis SIL Regular"/>
           <w:b w:val="0"/>
           <w:i w:val="0"/>
@@ -1094,7 +1096,7 @@
       </w:r>
       <w:r>
         <w:rPr>
-          <w:u w:val="single" w:color="0066cc"/>
+          <w:u w:val="single" w:color="0000ff"/>
           <w:rFonts w:ascii="Charis SIL Regular" w:hAnsi="Charis SIL Regular" w:eastAsia="Charis SIL Regular"/>
           <w:b w:val="0"/>
           <w:i w:val="0"/>
@@ -1115,7 +1117,7 @@
           <w:rFonts w:ascii="Charis SIL Regular" w:hAnsi="Charis SIL Regular" w:eastAsia="Charis SIL Regular"/>
           <w:b w:val="0"/>
           <w:i w:val="0"/>
-          <w:color w:val="0066CC"/>
+          <w:color w:val="0000FF"/>
           <w:sz w:val="24"/>
           <w:u w:val="single"/>
         </w:rPr>
@@ -1133,7 +1135,7 @@
           <w:rFonts w:ascii="Charis SIL Regular" w:hAnsi="Charis SIL Regular" w:eastAsia="Charis SIL Regular"/>
           <w:b w:val="0"/>
           <w:i w:val="0"/>
-          <w:color w:val="0066CC"/>
+          <w:color w:val="0000FF"/>
           <w:sz w:val="24"/>
           <w:u w:val="single"/>
         </w:rPr>
@@ -1144,7 +1146,7 @@
           <w:rFonts w:ascii="Charis SIL Regular" w:hAnsi="Charis SIL Regular" w:eastAsia="Charis SIL Regular"/>
           <w:b w:val="0"/>
           <w:i w:val="0"/>
-          <w:color w:val="0066CC"/>
+          <w:color w:val="0000FF"/>
           <w:sz w:val="24"/>
           <w:u w:val="single"/>
         </w:rPr>
@@ -1162,7 +1164,7 @@
           <w:rFonts w:ascii="Charis SIL Regular" w:hAnsi="Charis SIL Regular" w:eastAsia="Charis SIL Regular"/>
           <w:b w:val="0"/>
           <w:i w:val="0"/>
-          <w:color w:val="0066CC"/>
+          <w:color w:val="0000FF"/>
           <w:sz w:val="24"/>
           <w:u w:val="single"/>
         </w:rPr>
@@ -1180,7 +1182,7 @@
           <w:rFonts w:ascii="Charis SIL Regular" w:hAnsi="Charis SIL Regular" w:eastAsia="Charis SIL Regular"/>
           <w:b w:val="0"/>
           <w:i w:val="0"/>
-          <w:color w:val="0066CC"/>
+          <w:color w:val="0000FF"/>
           <w:sz w:val="24"/>
           <w:u w:val="single"/>
         </w:rPr>
@@ -1191,7 +1193,7 @@
           <w:rFonts w:ascii="Charis SIL Regular" w:hAnsi="Charis SIL Regular" w:eastAsia="Charis SIL Regular"/>
           <w:b w:val="0"/>
           <w:i w:val="0"/>
-          <w:color w:val="0066CC"/>
+          <w:color w:val="0000FF"/>
           <w:sz w:val="24"/>
           <w:u w:val="single"/>
         </w:rPr>
@@ -1216,7 +1218,7 @@
       </w:r>
       <w:r>
         <w:rPr>
-          <w:u w:val="single" w:color="0066cc"/>
+          <w:u w:val="single" w:color="0000ff"/>
           <w:rFonts w:ascii="Charis SIL Regular" w:hAnsi="Charis SIL Regular" w:eastAsia="Charis SIL Regular"/>
           <w:b w:val="0"/>
           <w:i w:val="0"/>
@@ -1227,7 +1229,7 @@
       </w:r>
       <w:r>
         <w:rPr>
-          <w:u w:val="single" w:color="0066cc"/>
+          <w:u w:val="single" w:color="0000ff"/>
           <w:rFonts w:ascii="Charis SIL Regular" w:hAnsi="Charis SIL Regular" w:eastAsia="Charis SIL Regular"/>
           <w:b w:val="0"/>
           <w:i w:val="0"/>
@@ -1245,7 +1247,7 @@
       </w:r>
       <w:r>
         <w:rPr>
-          <w:u w:val="single" w:color="0066cc"/>
+          <w:u w:val="single" w:color="0000ff"/>
           <w:rFonts w:ascii="Charis SIL Regular" w:hAnsi="Charis SIL Regular" w:eastAsia="Charis SIL Regular"/>
           <w:b w:val="0"/>
           <w:i w:val="0"/>
@@ -1256,7 +1258,7 @@
       </w:r>
       <w:r>
         <w:rPr>
-          <w:u w:val="single" w:color="0066cc"/>
+          <w:u w:val="single" w:color="0000ff"/>
           <w:rFonts w:ascii="Charis SIL Regular" w:hAnsi="Charis SIL Regular" w:eastAsia="Charis SIL Regular"/>
           <w:b w:val="0"/>
           <w:i w:val="0"/>
@@ -1378,7 +1380,7 @@
           <w:rFonts w:ascii="Charis SIL Regular" w:hAnsi="Charis SIL Regular" w:eastAsia="Charis SIL Regular"/>
           <w:b w:val="0"/>
           <w:i w:val="0"/>
-          <w:color w:val="0066CC"/>
+          <w:color w:val="0000FF"/>
           <w:sz w:val="24"/>
           <w:u w:val="single"/>
         </w:rPr>
@@ -1396,7 +1398,7 @@
           <w:rFonts w:ascii="Charis SIL Regular" w:hAnsi="Charis SIL Regular" w:eastAsia="Charis SIL Regular"/>
           <w:b w:val="0"/>
           <w:i w:val="0"/>
-          <w:color w:val="0066CC"/>
+          <w:color w:val="0000FF"/>
           <w:sz w:val="24"/>
           <w:u w:val="single"/>
         </w:rPr>
@@ -1407,7 +1409,7 @@
           <w:rFonts w:ascii="Charis SIL Regular" w:hAnsi="Charis SIL Regular" w:eastAsia="Charis SIL Regular"/>
           <w:b w:val="0"/>
           <w:i w:val="0"/>
-          <w:color w:val="0066CC"/>
+          <w:color w:val="0000FF"/>
           <w:sz w:val="24"/>
           <w:u w:val="single"/>
         </w:rPr>
@@ -1442,7 +1444,7 @@
       </w:r>
       <w:r>
         <w:rPr>
-          <w:u w:val="single" w:color="0066cc"/>
+          <w:u w:val="single" w:color="0000ff"/>
           <w:rFonts w:ascii="Charis SIL Regular" w:hAnsi="Charis SIL Regular" w:eastAsia="Charis SIL Regular"/>
           <w:b w:val="0"/>
           <w:i w:val="0"/>
@@ -1460,7 +1462,7 @@
       </w:r>
       <w:r>
         <w:rPr>
-          <w:u w:val="single" w:color="0066cc"/>
+          <w:u w:val="single" w:color="0000ff"/>
           <w:rFonts w:ascii="Charis SIL Regular" w:hAnsi="Charis SIL Regular" w:eastAsia="Charis SIL Regular"/>
           <w:b w:val="0"/>
           <w:i w:val="0"/>
@@ -1478,7 +1480,7 @@
       </w:r>
       <w:r>
         <w:rPr>
-          <w:u w:val="single" w:color="0066cc"/>
+          <w:u w:val="single" w:color="0000ff"/>
           <w:rFonts w:ascii="Charis SIL Regular" w:hAnsi="Charis SIL Regular" w:eastAsia="Charis SIL Regular"/>
           <w:b w:val="0"/>
           <w:i w:val="0"/>
@@ -1502,7 +1504,7 @@
           <w:rFonts w:ascii="Charis SIL Regular" w:hAnsi="Charis SIL Regular" w:eastAsia="Charis SIL Regular"/>
           <w:b w:val="0"/>
           <w:i w:val="0"/>
-          <w:color w:val="0066CC"/>
+          <w:color w:val="0000FF"/>
           <w:sz w:val="24"/>
           <w:u w:val="single"/>
         </w:rPr>
@@ -1520,7 +1522,7 @@
           <w:rFonts w:ascii="Charis SIL Regular" w:hAnsi="Charis SIL Regular" w:eastAsia="Charis SIL Regular"/>
           <w:b w:val="0"/>
           <w:i w:val="0"/>
-          <w:color w:val="0066CC"/>
+          <w:color w:val="0000FF"/>
           <w:sz w:val="24"/>
           <w:u w:val="single"/>
         </w:rPr>
@@ -1545,7 +1547,7 @@
       </w:r>
       <w:r>
         <w:rPr>
-          <w:u w:val="single" w:color="0066cc"/>
+          <w:u w:val="single" w:color="0000ff"/>
           <w:rFonts w:ascii="Charis SIL Regular" w:hAnsi="Charis SIL Regular" w:eastAsia="Charis SIL Regular"/>
           <w:b w:val="0"/>
           <w:i w:val="0"/>
@@ -1563,7 +1565,7 @@
       </w:r>
       <w:r>
         <w:rPr>
-          <w:u w:val="single" w:color="0066cc"/>
+          <w:u w:val="single" w:color="0000ff"/>
           <w:rFonts w:ascii="Charis SIL Regular" w:hAnsi="Charis SIL Regular" w:eastAsia="Charis SIL Regular"/>
           <w:b w:val="0"/>
           <w:i w:val="0"/>
@@ -1644,7 +1646,7 @@
           <w:rFonts w:ascii="Charis SIL Regular" w:hAnsi="Charis SIL Regular" w:eastAsia="Charis SIL Regular"/>
           <w:b w:val="0"/>
           <w:i w:val="0"/>
-          <w:color w:val="0066CC"/>
+          <w:color w:val="0000FF"/>
           <w:sz w:val="24"/>
           <w:u w:val="single"/>
         </w:rPr>
@@ -1662,7 +1664,7 @@
           <w:rFonts w:ascii="Charis SIL Regular" w:hAnsi="Charis SIL Regular" w:eastAsia="Charis SIL Regular"/>
           <w:b w:val="0"/>
           <w:i w:val="0"/>
-          <w:color w:val="0066CC"/>
+          <w:color w:val="0000FF"/>
           <w:sz w:val="24"/>
           <w:u w:val="single"/>
         </w:rPr>
@@ -1680,7 +1682,7 @@
           <w:rFonts w:ascii="Charis SIL Regular" w:hAnsi="Charis SIL Regular" w:eastAsia="Charis SIL Regular"/>
           <w:b w:val="0"/>
           <w:i w:val="0"/>
-          <w:color w:val="0066CC"/>
+          <w:color w:val="0000FF"/>
           <w:sz w:val="24"/>
           <w:u w:val="single"/>
         </w:rPr>
@@ -1691,7 +1693,7 @@
           <w:rFonts w:ascii="Charis SIL Regular" w:hAnsi="Charis SIL Regular" w:eastAsia="Charis SIL Regular"/>
           <w:b w:val="0"/>
           <w:i w:val="0"/>
-          <w:color w:val="0066CC"/>
+          <w:color w:val="0000FF"/>
           <w:sz w:val="24"/>
           <w:u w:val="single"/>
         </w:rPr>
@@ -1716,7 +1718,7 @@
       </w:r>
       <w:r>
         <w:rPr>
-          <w:u w:val="single" w:color="0066cc"/>
+          <w:u w:val="single" w:color="0000ff"/>
           <w:rFonts w:ascii="Charis SIL Regular" w:hAnsi="Charis SIL Regular" w:eastAsia="Charis SIL Regular"/>
           <w:b w:val="0"/>
           <w:i w:val="0"/>
@@ -1727,7 +1729,7 @@
       </w:r>
       <w:r>
         <w:rPr>
-          <w:u w:val="single" w:color="0066cc"/>
+          <w:u w:val="single" w:color="0000ff"/>
           <w:rFonts w:ascii="Charis SIL Regular" w:hAnsi="Charis SIL Regular" w:eastAsia="Charis SIL Regular"/>
           <w:b w:val="0"/>
           <w:i w:val="0"/>
@@ -1772,7 +1774,7 @@
       </w:r>
       <w:r>
         <w:rPr>
-          <w:u w:val="single" w:color="0066cc"/>
+          <w:u w:val="single" w:color="0000ff"/>
           <w:rFonts w:ascii="Charis SIL Regular" w:hAnsi="Charis SIL Regular" w:eastAsia="Charis SIL Regular"/>
           <w:b w:val="0"/>
           <w:i w:val="0"/>
@@ -1813,7 +1815,7 @@
           <w:rFonts w:ascii="Charis SIL Regular" w:hAnsi="Charis SIL Regular" w:eastAsia="Charis SIL Regular"/>
           <w:b w:val="0"/>
           <w:i w:val="0"/>
-          <w:color w:val="0066CC"/>
+          <w:color w:val="0000FF"/>
           <w:sz w:val="24"/>
           <w:u w:val="single"/>
         </w:rPr>
@@ -1831,7 +1833,7 @@
           <w:rFonts w:ascii="Charis SIL Regular" w:hAnsi="Charis SIL Regular" w:eastAsia="Charis SIL Regular"/>
           <w:b w:val="0"/>
           <w:i w:val="0"/>
-          <w:color w:val="0066CC"/>
+          <w:color w:val="0000FF"/>
           <w:sz w:val="24"/>
           <w:u w:val="single"/>
         </w:rPr>
@@ -1842,7 +1844,7 @@
           <w:rFonts w:ascii="Charis SIL Regular" w:hAnsi="Charis SIL Regular" w:eastAsia="Charis SIL Regular"/>
           <w:b w:val="0"/>
           <w:i w:val="0"/>
-          <w:color w:val="0066CC"/>
+          <w:color w:val="0000FF"/>
           <w:sz w:val="24"/>
           <w:u w:val="single"/>
         </w:rPr>
@@ -1877,7 +1879,7 @@
       </w:r>
       <w:r>
         <w:rPr>
-          <w:u w:val="single" w:color="0066cc"/>
+          <w:u w:val="single" w:color="0000ff"/>
           <w:rFonts w:ascii="Charis SIL Regular" w:hAnsi="Charis SIL Regular" w:eastAsia="Charis SIL Regular"/>
           <w:b w:val="0"/>
           <w:i w:val="0"/>
@@ -1895,7 +1897,7 @@
       </w:r>
       <w:r>
         <w:rPr>
-          <w:u w:val="single" w:color="0066cc"/>
+          <w:u w:val="single" w:color="0000ff"/>
           <w:rFonts w:ascii="Charis SIL Regular" w:hAnsi="Charis SIL Regular" w:eastAsia="Charis SIL Regular"/>
           <w:b w:val="0"/>
           <w:i w:val="0"/>
@@ -1906,7 +1908,7 @@
       </w:r>
       <w:r>
         <w:rPr>
-          <w:u w:val="single" w:color="0066cc"/>
+          <w:u w:val="single" w:color="0000ff"/>
           <w:rFonts w:ascii="Charis SIL Regular" w:hAnsi="Charis SIL Regular" w:eastAsia="Charis SIL Regular"/>
           <w:b w:val="0"/>
           <w:i w:val="0"/>
@@ -1990,7 +1992,7 @@
           <w:rFonts w:ascii="Charis SIL Regular" w:hAnsi="Charis SIL Regular" w:eastAsia="Charis SIL Regular"/>
           <w:b w:val="0"/>
           <w:i w:val="0"/>
-          <w:color w:val="0066CC"/>
+          <w:color w:val="0000FF"/>
           <w:sz w:val="24"/>
           <w:u w:val="single"/>
         </w:rPr>
@@ -2008,7 +2010,7 @@
           <w:rFonts w:ascii="Charis SIL Regular" w:hAnsi="Charis SIL Regular" w:eastAsia="Charis SIL Regular"/>
           <w:b w:val="0"/>
           <w:i w:val="0"/>
-          <w:color w:val="0066CC"/>
+          <w:color w:val="0000FF"/>
           <w:sz w:val="24"/>
           <w:u w:val="single"/>
         </w:rPr>
@@ -2019,7 +2021,7 @@
           <w:rFonts w:ascii="Charis SIL Regular" w:hAnsi="Charis SIL Regular" w:eastAsia="Charis SIL Regular"/>
           <w:b w:val="0"/>
           <w:i w:val="0"/>
-          <w:color w:val="0066CC"/>
+          <w:color w:val="0000FF"/>
           <w:sz w:val="24"/>
           <w:u w:val="single"/>
         </w:rPr>
@@ -2047,7 +2049,7 @@
           <w:rFonts w:ascii="Charis SIL Regular" w:hAnsi="Charis SIL Regular" w:eastAsia="Charis SIL Regular"/>
           <w:b w:val="0"/>
           <w:i w:val="0"/>
-          <w:color w:val="0066CC"/>
+          <w:color w:val="0000FF"/>
           <w:sz w:val="24"/>
           <w:u w:val="single"/>
         </w:rPr>
@@ -2065,7 +2067,7 @@
           <w:rFonts w:ascii="Charis SIL Regular" w:hAnsi="Charis SIL Regular" w:eastAsia="Charis SIL Regular"/>
           <w:b w:val="0"/>
           <w:i w:val="0"/>
-          <w:color w:val="0066CC"/>
+          <w:color w:val="0000FF"/>
           <w:sz w:val="24"/>
           <w:u w:val="single"/>
         </w:rPr>
@@ -2076,7 +2078,7 @@
           <w:rFonts w:ascii="Charis SIL Regular" w:hAnsi="Charis SIL Regular" w:eastAsia="Charis SIL Regular"/>
           <w:b w:val="0"/>
           <w:i w:val="0"/>
-          <w:color w:val="0066CC"/>
+          <w:color w:val="0000FF"/>
           <w:sz w:val="24"/>
           <w:u w:val="single"/>
         </w:rPr>
@@ -2094,7 +2096,7 @@
           <w:rFonts w:ascii="Charis SIL Regular" w:hAnsi="Charis SIL Regular" w:eastAsia="Charis SIL Regular"/>
           <w:b w:val="0"/>
           <w:i w:val="0"/>
-          <w:color w:val="0066CC"/>
+          <w:color w:val="0000FF"/>
           <w:sz w:val="24"/>
           <w:u w:val="single"/>
         </w:rPr>
@@ -2119,7 +2121,7 @@
       </w:r>
       <w:r>
         <w:rPr>
-          <w:u w:val="single" w:color="0066cc"/>
+          <w:u w:val="single" w:color="0000ff"/>
           <w:rFonts w:ascii="Charis SIL Regular" w:hAnsi="Charis SIL Regular" w:eastAsia="Charis SIL Regular"/>
           <w:b w:val="0"/>
           <w:i w:val="0"/>
@@ -2130,7 +2132,7 @@
       </w:r>
       <w:r>
         <w:rPr>
-          <w:u w:val="single" w:color="0066cc"/>
+          <w:u w:val="single" w:color="0000ff"/>
           <w:rFonts w:ascii="Charis SIL Regular" w:hAnsi="Charis SIL Regular" w:eastAsia="Charis SIL Regular"/>
           <w:b w:val="0"/>
           <w:i w:val="0"/>
@@ -2148,7 +2150,7 @@
       </w:r>
       <w:r>
         <w:rPr>
-          <w:u w:val="single" w:color="0066cc"/>
+          <w:u w:val="single" w:color="0000ff"/>
           <w:rFonts w:ascii="Charis SIL Regular" w:hAnsi="Charis SIL Regular" w:eastAsia="Charis SIL Regular"/>
           <w:b w:val="0"/>
           <w:i w:val="0"/>
@@ -2159,7 +2161,7 @@
       </w:r>
       <w:r>
         <w:rPr>
-          <w:u w:val="single" w:color="0066cc"/>
+          <w:u w:val="single" w:color="0000ff"/>
           <w:rFonts w:ascii="Charis SIL Regular" w:hAnsi="Charis SIL Regular" w:eastAsia="Charis SIL Regular"/>
           <w:b w:val="0"/>
           <w:i w:val="0"/>
@@ -2187,7 +2189,7 @@
       </w:r>
       <w:r>
         <w:rPr>
-          <w:u w:val="single" w:color="0066cc"/>
+          <w:u w:val="single" w:color="0000ff"/>
           <w:rFonts w:ascii="Charis SIL Regular" w:hAnsi="Charis SIL Regular" w:eastAsia="Charis SIL Regular"/>
           <w:b w:val="0"/>
           <w:i w:val="0"/>
@@ -2205,7 +2207,7 @@
       </w:r>
       <w:r>
         <w:rPr>
-          <w:u w:val="single" w:color="0066cc"/>
+          <w:u w:val="single" w:color="0000ff"/>
           <w:rFonts w:ascii="Charis SIL Regular" w:hAnsi="Charis SIL Regular" w:eastAsia="Charis SIL Regular"/>
           <w:b w:val="0"/>
           <w:i w:val="0"/>
@@ -2223,7 +2225,7 @@
       </w:r>
       <w:r>
         <w:rPr>
-          <w:u w:val="single" w:color="0066cc"/>
+          <w:u w:val="single" w:color="0000ff"/>
           <w:rFonts w:ascii="Charis SIL Regular" w:hAnsi="Charis SIL Regular" w:eastAsia="Charis SIL Regular"/>
           <w:b w:val="0"/>
           <w:i w:val="0"/>
@@ -2268,7 +2270,7 @@
       </w:r>
       <w:r>
         <w:rPr>
-          <w:u w:val="single" w:color="0066cc"/>
+          <w:u w:val="single" w:color="0000ff"/>
           <w:rFonts w:ascii="Charis SIL Regular" w:hAnsi="Charis SIL Regular" w:eastAsia="Charis SIL Regular"/>
           <w:b w:val="0"/>
           <w:i w:val="0"/>
@@ -2299,7 +2301,7 @@
           <w:rFonts w:ascii="Charis SIL Regular" w:hAnsi="Charis SIL Regular" w:eastAsia="Charis SIL Regular"/>
           <w:b w:val="0"/>
           <w:i w:val="0"/>
-          <w:color w:val="0066CC"/>
+          <w:color w:val="0000FF"/>
           <w:sz w:val="24"/>
           <w:u w:val="single"/>
         </w:rPr>
@@ -2317,7 +2319,7 @@
           <w:rFonts w:ascii="Charis SIL Regular" w:hAnsi="Charis SIL Regular" w:eastAsia="Charis SIL Regular"/>
           <w:b w:val="0"/>
           <w:i w:val="0"/>
-          <w:color w:val="0066CC"/>
+          <w:color w:val="0000FF"/>
           <w:sz w:val="24"/>
           <w:u w:val="single"/>
         </w:rPr>
@@ -2328,7 +2330,7 @@
           <w:rFonts w:ascii="Charis SIL Regular" w:hAnsi="Charis SIL Regular" w:eastAsia="Charis SIL Regular"/>
           <w:b w:val="0"/>
           <w:i w:val="0"/>
-          <w:color w:val="0066CC"/>
+          <w:color w:val="0000FF"/>
           <w:sz w:val="24"/>
           <w:u w:val="single"/>
         </w:rPr>
@@ -2406,7 +2408,7 @@
           <w:rFonts w:ascii="Charis SIL Regular" w:hAnsi="Charis SIL Regular" w:eastAsia="Charis SIL Regular"/>
           <w:b w:val="0"/>
           <w:i w:val="0"/>
-          <w:color w:val="0066CC"/>
+          <w:color w:val="0000FF"/>
           <w:sz w:val="24"/>
           <w:u w:val="single"/>
         </w:rPr>
@@ -2430,32 +2432,33 @@
           <w:rFonts w:ascii="Charis SIL Regular" w:hAnsi="Charis SIL Regular" w:eastAsia="Charis SIL Regular"/>
           <w:b w:val="0"/>
           <w:i w:val="0"/>
-          <w:color w:val="0066CC"/>
+          <w:color w:val="0000FF"/>
           <w:sz w:val="24"/>
           <w:u w:val="single"/>
         </w:rPr>
-        <w:t>Scientific research in colonised terri</w:t>
+        <w:t>Scientific research in colonised terr</w:t>
       </w:r>
       <w:r>
         <w:rPr>
           <w:rFonts w:ascii="Charis SIL Regular" w:hAnsi="Charis SIL Regular" w:eastAsia="Charis SIL Regular"/>
           <w:b w:val="0"/>
           <w:i w:val="0"/>
-          <w:color w:val="0066CC"/>
+          <w:color w:val="0000FF"/>
           <w:sz w:val="24"/>
           <w:u w:val="single"/>
         </w:rPr>
-        <w:t>torie</w:t>
+        <w:t>i</w:t>
       </w:r>
       <w:r>
         <w:rPr>
           <w:rFonts w:ascii="Charis SIL Regular" w:hAnsi="Charis SIL Regular" w:eastAsia="Charis SIL Regular"/>
           <w:b w:val="0"/>
           <w:i w:val="0"/>
-          <w:color w:val="0066CC"/>
+          <w:color w:val="0000FF"/>
           <w:sz w:val="24"/>
+          <w:u w:val="single"/>
         </w:rPr>
-        <w:t>s</w:t>
+        <w:t>tories</w:t>
       </w:r>
     </w:p>
     <w:p>
@@ -2501,7 +2504,7 @@
           <w:rFonts w:ascii="Charis SIL Regular" w:hAnsi="Charis SIL Regular" w:eastAsia="Charis SIL Regular"/>
           <w:b w:val="0"/>
           <w:i w:val="0"/>
-          <w:color w:val="0066CC"/>
+          <w:color w:val="0000FF"/>
           <w:sz w:val="24"/>
           <w:u w:val="single"/>
         </w:rPr>
@@ -2525,7 +2528,7 @@
           <w:rFonts w:ascii="Charis SIL Regular" w:hAnsi="Charis SIL Regular" w:eastAsia="Charis SIL Regular"/>
           <w:b w:val="0"/>
           <w:i w:val="0"/>
-          <w:color w:val="0066CC"/>
+          <w:color w:val="0000FF"/>
           <w:sz w:val="24"/>
           <w:u w:val="single"/>
         </w:rPr>
@@ -2549,7 +2552,7 @@
           <w:rFonts w:ascii="Charis SIL Regular" w:hAnsi="Charis SIL Regular" w:eastAsia="Charis SIL Regular"/>
           <w:b w:val="0"/>
           <w:i w:val="0"/>
-          <w:color w:val="0066CC"/>
+          <w:color w:val="0000FF"/>
           <w:sz w:val="24"/>
           <w:u w:val="single"/>
         </w:rPr>
@@ -2560,7 +2563,7 @@
           <w:rFonts w:ascii="Charis SIL Regular" w:hAnsi="Charis SIL Regular" w:eastAsia="Charis SIL Regular"/>
           <w:b w:val="0"/>
           <w:i w:val="0"/>
-          <w:color w:val="0066CC"/>
+          <w:color w:val="0000FF"/>
           <w:sz w:val="24"/>
           <w:u w:val="single"/>
         </w:rPr>
@@ -2584,7 +2587,7 @@
           <w:rFonts w:ascii="Charis SIL Regular" w:hAnsi="Charis SIL Regular" w:eastAsia="Charis SIL Regular"/>
           <w:b w:val="0"/>
           <w:i w:val="0"/>
-          <w:color w:val="0066CC"/>
+          <w:color w:val="0000FF"/>
           <w:sz w:val="24"/>
           <w:u w:val="single"/>
         </w:rPr>
@@ -2595,7 +2598,7 @@
           <w:rFonts w:ascii="Charis SIL Regular" w:hAnsi="Charis SIL Regular" w:eastAsia="Charis SIL Regular"/>
           <w:b w:val="0"/>
           <w:i w:val="0"/>
-          <w:color w:val="0066CC"/>
+          <w:color w:val="0000FF"/>
           <w:sz w:val="24"/>
           <w:u w:val="single"/>
         </w:rPr>
@@ -2619,7 +2622,7 @@
           <w:rFonts w:ascii="Charis SIL Regular" w:hAnsi="Charis SIL Regular" w:eastAsia="Charis SIL Regular"/>
           <w:b w:val="0"/>
           <w:i w:val="0"/>
-          <w:color w:val="0066CC"/>
+          <w:color w:val="0000FF"/>
           <w:sz w:val="24"/>
           <w:u w:val="single"/>
         </w:rPr>
@@ -2643,7 +2646,7 @@
           <w:rFonts w:ascii="Charis SIL Regular" w:hAnsi="Charis SIL Regular" w:eastAsia="Charis SIL Regular"/>
           <w:b w:val="0"/>
           <w:i w:val="0"/>
-          <w:color w:val="0066CC"/>
+          <w:color w:val="0000FF"/>
           <w:sz w:val="24"/>
           <w:u w:val="single"/>
         </w:rPr>
@@ -2654,7 +2657,7 @@
           <w:rFonts w:ascii="Charis SIL Regular" w:hAnsi="Charis SIL Regular" w:eastAsia="Charis SIL Regular"/>
           <w:b w:val="0"/>
           <w:i w:val="0"/>
-          <w:color w:val="0066CC"/>
+          <w:color w:val="0000FF"/>
           <w:sz w:val="24"/>
           <w:u w:val="single"/>
         </w:rPr>
@@ -2675,7 +2678,7 @@
           <w:rFonts w:ascii="Charis SIL Regular" w:hAnsi="Charis SIL Regular" w:eastAsia="Charis SIL Regular"/>
           <w:b w:val="0"/>
           <w:i w:val="0"/>
-          <w:color w:val="0066CC"/>
+          <w:color w:val="0000FF"/>
           <w:sz w:val="24"/>
           <w:u w:val="single"/>
         </w:rPr>
@@ -2686,7 +2689,7 @@
           <w:rFonts w:ascii="Charis SIL Regular" w:hAnsi="Charis SIL Regular" w:eastAsia="Charis SIL Regular"/>
           <w:b w:val="0"/>
           <w:i w:val="0"/>
-          <w:color w:val="0066CC"/>
+          <w:color w:val="0000FF"/>
           <w:sz w:val="24"/>
           <w:u w:val="single"/>
         </w:rPr>
@@ -2807,7 +2810,7 @@
           <w:rFonts w:ascii="Charis SIL Regular" w:hAnsi="Charis SIL Regular" w:eastAsia="Charis SIL Regular"/>
           <w:b w:val="0"/>
           <w:i w:val="0"/>
-          <w:color w:val="0066CC"/>
+          <w:color w:val="0000FF"/>
           <w:sz w:val="24"/>
           <w:u w:val="single"/>
         </w:rPr>
@@ -2825,7 +2828,7 @@
           <w:rFonts w:ascii="Charis SIL Regular" w:hAnsi="Charis SIL Regular" w:eastAsia="Charis SIL Regular"/>
           <w:b w:val="0"/>
           <w:i w:val="0"/>
-          <w:color w:val="0066CC"/>
+          <w:color w:val="0000FF"/>
           <w:sz w:val="24"/>
           <w:u w:val="single"/>
         </w:rPr>
@@ -2846,7 +2849,7 @@
           <w:rFonts w:ascii="Charis SIL Regular" w:hAnsi="Charis SIL Regular" w:eastAsia="Charis SIL Regular"/>
           <w:b w:val="0"/>
           <w:i w:val="0"/>
-          <w:color w:val="0066CC"/>
+          <w:color w:val="0000FF"/>
           <w:sz w:val="24"/>
           <w:u w:val="single"/>
         </w:rPr>
@@ -2864,7 +2867,7 @@
           <w:rFonts w:ascii="Charis SIL Regular" w:hAnsi="Charis SIL Regular" w:eastAsia="Charis SIL Regular"/>
           <w:b w:val="0"/>
           <w:i w:val="0"/>
-          <w:color w:val="0066CC"/>
+          <w:color w:val="0000FF"/>
           <w:sz w:val="24"/>
           <w:u w:val="single"/>
         </w:rPr>
@@ -2882,7 +2885,7 @@
           <w:rFonts w:ascii="Charis SIL Regular" w:hAnsi="Charis SIL Regular" w:eastAsia="Charis SIL Regular"/>
           <w:b w:val="0"/>
           <w:i w:val="0"/>
-          <w:color w:val="0066CC"/>
+          <w:color w:val="0000FF"/>
           <w:sz w:val="24"/>
           <w:u w:val="single"/>
         </w:rPr>
@@ -2983,7 +2986,7 @@
           <w:rFonts w:ascii="Charis SIL Regular" w:hAnsi="Charis SIL Regular" w:eastAsia="Charis SIL Regular"/>
           <w:b w:val="0"/>
           <w:i w:val="0"/>
-          <w:color w:val="0066CC"/>
+          <w:color w:val="0000FF"/>
           <w:sz w:val="24"/>
           <w:u w:val="single"/>
         </w:rPr>
@@ -3001,7 +3004,7 @@
           <w:rFonts w:ascii="Charis SIL Regular" w:hAnsi="Charis SIL Regular" w:eastAsia="Charis SIL Regular"/>
           <w:b w:val="0"/>
           <w:i w:val="0"/>
-          <w:color w:val="0066CC"/>
+          <w:color w:val="0000FF"/>
           <w:sz w:val="24"/>
           <w:u w:val="single"/>
         </w:rPr>
@@ -3089,7 +3092,7 @@
           <w:rFonts w:ascii="Charis SIL Regular" w:hAnsi="Charis SIL Regular" w:eastAsia="Charis SIL Regular"/>
           <w:b w:val="0"/>
           <w:i w:val="0"/>
-          <w:color w:val="0066CC"/>
+          <w:color w:val="0000FF"/>
           <w:sz w:val="24"/>
         </w:rPr>
         <w:hyperlink r:id="rId23" w:history="1">
@@ -3106,7 +3109,7 @@
           <w:rFonts w:ascii="Charis SIL Regular" w:hAnsi="Charis SIL Regular" w:eastAsia="Charis SIL Regular"/>
           <w:b w:val="0"/>
           <w:i w:val="0"/>
-          <w:color w:val="0066CC"/>
+          <w:color w:val="0000FF"/>
           <w:sz w:val="24"/>
         </w:rPr>
         <w:hyperlink r:id="rId23" w:history="1">
@@ -3123,7 +3126,7 @@
           <w:rFonts w:ascii="Charis SIL Regular" w:hAnsi="Charis SIL Regular" w:eastAsia="Charis SIL Regular"/>
           <w:b w:val="0"/>
           <w:i w:val="0"/>
-          <w:color w:val="0066CC"/>
+          <w:color w:val="0000FF"/>
           <w:sz w:val="24"/>
         </w:rPr>
         <w:hyperlink r:id="rId23" w:history="1">
@@ -3332,7 +3335,7 @@
           <w:rFonts w:ascii="Charis SIL Regular" w:hAnsi="Charis SIL Regular" w:eastAsia="Charis SIL Regular"/>
           <w:b w:val="0"/>
           <w:i w:val="0"/>
-          <w:color w:val="0066CC"/>
+          <w:color w:val="0000FF"/>
           <w:sz w:val="24"/>
           <w:u w:val="single"/>
         </w:rPr>
@@ -3350,7 +3353,7 @@
           <w:rFonts w:ascii="Charis SIL Regular" w:hAnsi="Charis SIL Regular" w:eastAsia="Charis SIL Regular"/>
           <w:b w:val="0"/>
           <w:i w:val="0"/>
-          <w:color w:val="0066CC"/>
+          <w:color w:val="0000FF"/>
           <w:sz w:val="24"/>
           <w:u w:val="single"/>
         </w:rPr>
@@ -3368,7 +3371,7 @@
           <w:rFonts w:ascii="Charis SIL Regular" w:hAnsi="Charis SIL Regular" w:eastAsia="Charis SIL Regular"/>
           <w:b w:val="0"/>
           <w:i w:val="0"/>
-          <w:color w:val="0066CC"/>
+          <w:color w:val="0000FF"/>
           <w:sz w:val="24"/>
           <w:u w:val="single"/>
         </w:rPr>
@@ -3386,7 +3389,7 @@
           <w:rFonts w:ascii="Charis SIL Regular" w:hAnsi="Charis SIL Regular" w:eastAsia="Charis SIL Regular"/>
           <w:b w:val="0"/>
           <w:i w:val="0"/>
-          <w:color w:val="0066CC"/>
+          <w:color w:val="0000FF"/>
           <w:sz w:val="24"/>
           <w:u w:val="single"/>
         </w:rPr>

--- a/EXPORTS/DOCX/published/niveau3/English/WageningenUniversity.docx
+++ b/EXPORTS/DOCX/published/niveau3/English/WageningenUniversity.docx
@@ -1028,7 +1028,7 @@
           <w:sz w:val="24"/>
           <w:u w:val="single"/>
         </w:rPr>
-        <w:hyperlink r:id="rId12" w:history="1">
+        <w:hyperlink r:id="rId13" w:history="1">
           <w:r>
             <w:rPr>
               <w:rStyle w:val="Hyperlink"/>
@@ -2150,7 +2150,6 @@
       </w:r>
       <w:r>
         <w:rPr>
-          <w:u w:val="single" w:color="0000ff"/>
           <w:rFonts w:ascii="Charis SIL Regular" w:hAnsi="Charis SIL Regular" w:eastAsia="Charis SIL Regular"/>
           <w:b w:val="0"/>
           <w:i w:val="0"/>
@@ -2436,7 +2435,7 @@
           <w:sz w:val="24"/>
           <w:u w:val="single"/>
         </w:rPr>
-        <w:t>Scientific research in colonised terr</w:t>
+        <w:t>Scientific research in colonised terri</w:t>
       </w:r>
       <w:r>
         <w:rPr>
@@ -2447,7 +2446,7 @@
           <w:sz w:val="24"/>
           <w:u w:val="single"/>
         </w:rPr>
-        <w:t>i</w:t>
+        <w:t>torie</w:t>
       </w:r>
       <w:r>
         <w:rPr>
@@ -2456,9 +2455,8 @@
           <w:i w:val="0"/>
           <w:color w:val="0000FF"/>
           <w:sz w:val="24"/>
-          <w:u w:val="single"/>
         </w:rPr>
-        <w:t>tories</w:t>
+        <w:t>s</w:t>
       </w:r>
     </w:p>
     <w:p>

--- a/EXPORTS/DOCX/published/niveau3/English/WageningenUniversity.docx
+++ b/EXPORTS/DOCX/published/niveau3/English/WageningenUniversity.docx
@@ -1028,7 +1028,7 @@
           <w:sz w:val="24"/>
           <w:u w:val="single"/>
         </w:rPr>
-        <w:hyperlink r:id="rId13" w:history="1">
+        <w:hyperlink r:id="rId12" w:history="1">
           <w:r>
             <w:rPr>
               <w:rStyle w:val="Hyperlink"/>

--- a/EXPORTS/DOCX/published/niveau3/English/WageningenUniversity.docx
+++ b/EXPORTS/DOCX/published/niveau3/English/WageningenUniversity.docx
@@ -715,25 +715,7 @@
           <w:color w:val="000000"/>
           <w:sz w:val="24"/>
         </w:rPr>
-        <w:t>Academy) in Breda in 1914, what w</w:t>
-      </w:r>
-      <w:r>
-        <w:rPr>
-          <w:u w:val="single" w:color="0000ff"/>
-          <w:rFonts w:ascii="Charis SIL Regular" w:hAnsi="Charis SIL Regular" w:eastAsia="Charis SIL Regular"/>
-          <w:b w:val="0"/>
-          <w:i w:val="0"/>
-          <w:color w:val="000000"/>
-          <w:sz w:val="24"/>
-        </w:rPr>
-        <w:hyperlink r:id="rId11" w:history="1">
-          <w:r>
-            <w:rPr>
-              <w:rStyle w:val="Hyperlink"/>
-            </w:rPr>
-            <w:t xml:space="preserve">as then the </w:t>
-          </w:r>
-        </w:hyperlink>
+        <w:t xml:space="preserve">Academy) in Breda in 1914, what was then the </w:t>
       </w:r>
       <w:r>
         <w:rPr>
@@ -2435,7 +2417,7 @@
           <w:sz w:val="24"/>
           <w:u w:val="single"/>
         </w:rPr>
-        <w:t>Scientific research in colonised terri</w:t>
+        <w:t>Scientific research in colonised terr</w:t>
       </w:r>
       <w:r>
         <w:rPr>
@@ -2446,7 +2428,7 @@
           <w:sz w:val="24"/>
           <w:u w:val="single"/>
         </w:rPr>
-        <w:t>torie</w:t>
+        <w:t>i</w:t>
       </w:r>
       <w:r>
         <w:rPr>
@@ -2455,8 +2437,9 @@
           <w:i w:val="0"/>
           <w:color w:val="0000FF"/>
           <w:sz w:val="24"/>
+          <w:u w:val="single"/>
         </w:rPr>
-        <w:t>s</w:t>
+        <w:t>tories</w:t>
       </w:r>
     </w:p>
     <w:p>

--- a/EXPORTS/DOCX/published/niveau3/English/WageningenUniversity.docx
+++ b/EXPORTS/DOCX/published/niveau3/English/WageningenUniversity.docx
@@ -309,7 +309,6 @@
           <w:i w:val="0"/>
           <w:color w:val="0000FF"/>
           <w:sz w:val="24"/>
-          <w:u w:val="single"/>
         </w:rPr>
         <w:hyperlink r:id="rId10" w:history="1">
           <w:r>
@@ -329,7 +328,7 @@
           <w:sz w:val="24"/>
           <w:u w:val="single"/>
         </w:rPr>
-        <w:hyperlink r:id="rId9" w:history="1">
+        <w:hyperlink r:id="rId10" w:history="1">
           <w:r>
             <w:rPr>
               <w:rStyle w:val="Hyperlink"/>
@@ -358,7 +357,7 @@
           <w:sz w:val="24"/>
           <w:u w:val="single"/>
         </w:rPr>
-        <w:hyperlink r:id="rId9" w:history="1">
+        <w:hyperlink r:id="rId10" w:history="1">
           <w:r>
             <w:rPr>
               <w:rStyle w:val="Hyperlink"/>
@@ -715,7 +714,25 @@
           <w:color w:val="000000"/>
           <w:sz w:val="24"/>
         </w:rPr>
-        <w:t xml:space="preserve">Academy) in Breda in 1914, what was then the </w:t>
+        <w:t>Academy) in Breda in 1914, what w</w:t>
+      </w:r>
+      <w:r>
+        <w:rPr>
+          <w:u w:val="single" w:color="0000ff"/>
+          <w:rFonts w:ascii="Charis SIL Regular" w:hAnsi="Charis SIL Regular" w:eastAsia="Charis SIL Regular"/>
+          <w:b w:val="0"/>
+          <w:i w:val="0"/>
+          <w:color w:val="000000"/>
+          <w:sz w:val="24"/>
+        </w:rPr>
+        <w:hyperlink r:id="rId11" w:history="1">
+          <w:r>
+            <w:rPr>
+              <w:rStyle w:val="Hyperlink"/>
+            </w:rPr>
+            <w:t xml:space="preserve">as then the </w:t>
+          </w:r>
+        </w:hyperlink>
       </w:r>
       <w:r>
         <w:rPr>
@@ -726,7 +743,14 @@
           <w:sz w:val="24"/>
           <w:u w:val="single"/>
         </w:rPr>
-        <w:t>R</w:t>
+        <w:hyperlink r:id="rId12" w:history="1">
+          <w:r>
+            <w:rPr>
+              <w:rStyle w:val="Hyperlink"/>
+            </w:rPr>
+            <w:t>R</w:t>
+          </w:r>
+        </w:hyperlink>
       </w:r>
       <w:r>
         <w:rPr>
@@ -773,7 +797,7 @@
           <w:sz w:val="24"/>
           <w:u w:val="single"/>
         </w:rPr>
-        <w:hyperlink r:id="rId11" w:history="1">
+        <w:hyperlink r:id="rId12" w:history="1">
           <w:r>
             <w:rPr>
               <w:rStyle w:val="Hyperlink"/>
@@ -818,7 +842,6 @@
           <w:i w:val="0"/>
           <w:color w:val="0000FF"/>
           <w:sz w:val="24"/>
-          <w:u w:val="single"/>
         </w:rPr>
         <w:t xml:space="preserve"> </w:t>
       </w:r>
@@ -1103,7 +1126,7 @@
           <w:sz w:val="24"/>
           <w:u w:val="single"/>
         </w:rPr>
-        <w:hyperlink r:id="rId13" w:history="1">
+        <w:hyperlink r:id="rId14" w:history="1">
           <w:r>
             <w:rPr>
               <w:rStyle w:val="Hyperlink"/>
@@ -1433,14 +1456,7 @@
           <w:color w:val="000000"/>
           <w:sz w:val="24"/>
         </w:rPr>
-        <w:hyperlink r:id="rId15" w:history="1">
-          <w:r>
-            <w:rPr>
-              <w:rStyle w:val="Hyperlink"/>
-            </w:rPr>
-            <w:t xml:space="preserve"> in Schieda</w:t>
-          </w:r>
-        </w:hyperlink>
+        <w:t xml:space="preserve"> in Schieda</w:t>
       </w:r>
       <w:r>
         <w:rPr>
@@ -1707,25 +1723,7 @@
           <w:color w:val="000000"/>
           <w:sz w:val="24"/>
         </w:rPr>
-        <w:t xml:space="preserve"> </w:t>
-      </w:r>
-      <w:r>
-        <w:rPr>
-          <w:u w:val="single" w:color="0000ff"/>
-          <w:rFonts w:ascii="Charis SIL Regular" w:hAnsi="Charis SIL Regular" w:eastAsia="Charis SIL Regular"/>
-          <w:b w:val="0"/>
-          <w:i w:val="0"/>
-          <w:color w:val="000000"/>
-          <w:sz w:val="24"/>
-        </w:rPr>
-        <w:hyperlink r:id="rId15" w:history="1">
-          <w:r>
-            <w:rPr>
-              <w:rStyle w:val="Hyperlink"/>
-            </w:rPr>
-            <w:t xml:space="preserve">written </w:t>
-          </w:r>
-        </w:hyperlink>
+        <w:t xml:space="preserve"> written </w:t>
       </w:r>
       <w:r>
         <w:rPr>
@@ -2110,35 +2108,7 @@
           <w:color w:val="000000"/>
           <w:sz w:val="24"/>
         </w:rPr>
-        <w:t>u</w:t>
-      </w:r>
-      <w:r>
-        <w:rPr>
-          <w:u w:val="single" w:color="0000ff"/>
-          <w:rFonts w:ascii="Charis SIL Regular" w:hAnsi="Charis SIL Regular" w:eastAsia="Charis SIL Regular"/>
-          <w:b w:val="0"/>
-          <w:i w:val="0"/>
-          <w:color w:val="000000"/>
-          <w:sz w:val="24"/>
-        </w:rPr>
-        <w:hyperlink r:id="rId18" w:history="1">
-          <w:r>
-            <w:rPr>
-              <w:rStyle w:val="Hyperlink"/>
-            </w:rPr>
-            <w:t xml:space="preserve">tch </w:t>
-          </w:r>
-        </w:hyperlink>
-      </w:r>
-      <w:r>
-        <w:rPr>
-          <w:rFonts w:ascii="Charis SIL Regular" w:hAnsi="Charis SIL Regular" w:eastAsia="Charis SIL Regular"/>
-          <w:b w:val="0"/>
-          <w:i w:val="0"/>
-          <w:color w:val="000000"/>
-          <w:sz w:val="24"/>
-        </w:rPr>
-        <w:t>N</w:t>
+        <w:t>utch N</w:t>
       </w:r>
       <w:r>
         <w:rPr>
@@ -2417,7 +2387,7 @@
           <w:sz w:val="24"/>
           <w:u w:val="single"/>
         </w:rPr>
-        <w:t>Scientific research in colonised terr</w:t>
+        <w:t>Scientific research in colonised terri</w:t>
       </w:r>
       <w:r>
         <w:rPr>
@@ -2428,7 +2398,7 @@
           <w:sz w:val="24"/>
           <w:u w:val="single"/>
         </w:rPr>
-        <w:t>i</w:t>
+        <w:t>torie</w:t>
       </w:r>
       <w:r>
         <w:rPr>
@@ -2437,9 +2407,8 @@
           <w:i w:val="0"/>
           <w:color w:val="0000FF"/>
           <w:sz w:val="24"/>
-          <w:u w:val="single"/>
         </w:rPr>
-        <w:t>tories</w:t>
+        <w:t>s</w:t>
       </w:r>
     </w:p>
     <w:p>

--- a/EXPORTS/DOCX/published/niveau3/English/WageningenUniversity.docx
+++ b/EXPORTS/DOCX/published/niveau3/English/WageningenUniversity.docx
@@ -309,6 +309,7 @@
           <w:i w:val="0"/>
           <w:color w:val="0000FF"/>
           <w:sz w:val="24"/>
+          <w:u w:val="single"/>
         </w:rPr>
         <w:hyperlink r:id="rId10" w:history="1">
           <w:r>
@@ -328,7 +329,7 @@
           <w:sz w:val="24"/>
           <w:u w:val="single"/>
         </w:rPr>
-        <w:hyperlink r:id="rId10" w:history="1">
+        <w:hyperlink r:id="rId9" w:history="1">
           <w:r>
             <w:rPr>
               <w:rStyle w:val="Hyperlink"/>
@@ -357,7 +358,7 @@
           <w:sz w:val="24"/>
           <w:u w:val="single"/>
         </w:rPr>
-        <w:hyperlink r:id="rId10" w:history="1">
+        <w:hyperlink r:id="rId9" w:history="1">
           <w:r>
             <w:rPr>
               <w:rStyle w:val="Hyperlink"/>
@@ -743,14 +744,7 @@
           <w:sz w:val="24"/>
           <w:u w:val="single"/>
         </w:rPr>
-        <w:hyperlink r:id="rId12" w:history="1">
-          <w:r>
-            <w:rPr>
-              <w:rStyle w:val="Hyperlink"/>
-            </w:rPr>
-            <w:t>R</w:t>
-          </w:r>
-        </w:hyperlink>
+        <w:t>R</w:t>
       </w:r>
       <w:r>
         <w:rPr>
@@ -797,7 +791,7 @@
           <w:sz w:val="24"/>
           <w:u w:val="single"/>
         </w:rPr>
-        <w:hyperlink r:id="rId12" w:history="1">
+        <w:hyperlink r:id="rId11" w:history="1">
           <w:r>
             <w:rPr>
               <w:rStyle w:val="Hyperlink"/>
@@ -842,6 +836,7 @@
           <w:i w:val="0"/>
           <w:color w:val="0000FF"/>
           <w:sz w:val="24"/>
+          <w:u w:val="single"/>
         </w:rPr>
         <w:t xml:space="preserve"> </w:t>
       </w:r>
@@ -1126,7 +1121,7 @@
           <w:sz w:val="24"/>
           <w:u w:val="single"/>
         </w:rPr>
-        <w:hyperlink r:id="rId14" w:history="1">
+        <w:hyperlink r:id="rId13" w:history="1">
           <w:r>
             <w:rPr>
               <w:rStyle w:val="Hyperlink"/>
@@ -1456,7 +1451,14 @@
           <w:color w:val="000000"/>
           <w:sz w:val="24"/>
         </w:rPr>
-        <w:t xml:space="preserve"> in Schieda</w:t>
+        <w:hyperlink r:id="rId15" w:history="1">
+          <w:r>
+            <w:rPr>
+              <w:rStyle w:val="Hyperlink"/>
+            </w:rPr>
+            <w:t xml:space="preserve"> in Schieda</w:t>
+          </w:r>
+        </w:hyperlink>
       </w:r>
       <w:r>
         <w:rPr>
@@ -1723,7 +1725,25 @@
           <w:color w:val="000000"/>
           <w:sz w:val="24"/>
         </w:rPr>
-        <w:t xml:space="preserve"> written </w:t>
+        <w:t xml:space="preserve"> </w:t>
+      </w:r>
+      <w:r>
+        <w:rPr>
+          <w:u w:val="single" w:color="0000ff"/>
+          <w:rFonts w:ascii="Charis SIL Regular" w:hAnsi="Charis SIL Regular" w:eastAsia="Charis SIL Regular"/>
+          <w:b w:val="0"/>
+          <w:i w:val="0"/>
+          <w:color w:val="000000"/>
+          <w:sz w:val="24"/>
+        </w:rPr>
+        <w:hyperlink r:id="rId15" w:history="1">
+          <w:r>
+            <w:rPr>
+              <w:rStyle w:val="Hyperlink"/>
+            </w:rPr>
+            <w:t xml:space="preserve">written </w:t>
+          </w:r>
+        </w:hyperlink>
       </w:r>
       <w:r>
         <w:rPr>
@@ -2108,7 +2128,35 @@
           <w:color w:val="000000"/>
           <w:sz w:val="24"/>
         </w:rPr>
-        <w:t>utch N</w:t>
+        <w:t>u</w:t>
+      </w:r>
+      <w:r>
+        <w:rPr>
+          <w:u w:val="single" w:color="0000ff"/>
+          <w:rFonts w:ascii="Charis SIL Regular" w:hAnsi="Charis SIL Regular" w:eastAsia="Charis SIL Regular"/>
+          <w:b w:val="0"/>
+          <w:i w:val="0"/>
+          <w:color w:val="000000"/>
+          <w:sz w:val="24"/>
+        </w:rPr>
+        <w:hyperlink r:id="rId18" w:history="1">
+          <w:r>
+            <w:rPr>
+              <w:rStyle w:val="Hyperlink"/>
+            </w:rPr>
+            <w:t xml:space="preserve">tch </w:t>
+          </w:r>
+        </w:hyperlink>
+      </w:r>
+      <w:r>
+        <w:rPr>
+          <w:rFonts w:ascii="Charis SIL Regular" w:hAnsi="Charis SIL Regular" w:eastAsia="Charis SIL Regular"/>
+          <w:b w:val="0"/>
+          <w:i w:val="0"/>
+          <w:color w:val="000000"/>
+          <w:sz w:val="24"/>
+        </w:rPr>
+        <w:t>N</w:t>
       </w:r>
       <w:r>
         <w:rPr>
@@ -2387,7 +2435,7 @@
           <w:sz w:val="24"/>
           <w:u w:val="single"/>
         </w:rPr>
-        <w:t>Scientific research in colonised terri</w:t>
+        <w:t>Scientific research in colonised terr</w:t>
       </w:r>
       <w:r>
         <w:rPr>
@@ -2398,7 +2446,7 @@
           <w:sz w:val="24"/>
           <w:u w:val="single"/>
         </w:rPr>
-        <w:t>torie</w:t>
+        <w:t>i</w:t>
       </w:r>
       <w:r>
         <w:rPr>
@@ -2407,8 +2455,9 @@
           <w:i w:val="0"/>
           <w:color w:val="0000FF"/>
           <w:sz w:val="24"/>
+          <w:u w:val="single"/>
         </w:rPr>
-        <w:t>s</w:t>
+        <w:t>tories</w:t>
       </w:r>
     </w:p>
     <w:p>

--- a/EXPORTS/DOCX/published/niveau3/English/WageningenUniversity.docx
+++ b/EXPORTS/DOCX/published/niveau3/English/WageningenUniversity.docx
@@ -329,7 +329,7 @@
           <w:sz w:val="24"/>
           <w:u w:val="single"/>
         </w:rPr>
-        <w:hyperlink r:id="rId9" w:history="1">
+        <w:hyperlink r:id="rId10" w:history="1">
           <w:r>
             <w:rPr>
               <w:rStyle w:val="Hyperlink"/>
@@ -358,7 +358,7 @@
           <w:sz w:val="24"/>
           <w:u w:val="single"/>
         </w:rPr>
-        <w:hyperlink r:id="rId9" w:history="1">
+        <w:hyperlink r:id="rId10" w:history="1">
           <w:r>
             <w:rPr>
               <w:rStyle w:val="Hyperlink"/>
@@ -2150,6 +2150,7 @@
       </w:r>
       <w:r>
         <w:rPr>
+          <w:u w:val="single" w:color="0000ff"/>
           <w:rFonts w:ascii="Charis SIL Regular" w:hAnsi="Charis SIL Regular" w:eastAsia="Charis SIL Regular"/>
           <w:b w:val="0"/>
           <w:i w:val="0"/>

--- a/EXPORTS/DOCX/published/niveau3/English/WageningenUniversity.docx
+++ b/EXPORTS/DOCX/published/niveau3/English/WageningenUniversity.docx
@@ -329,7 +329,7 @@
           <w:sz w:val="24"/>
           <w:u w:val="single"/>
         </w:rPr>
-        <w:hyperlink r:id="rId10" w:history="1">
+        <w:hyperlink r:id="rId9" w:history="1">
           <w:r>
             <w:rPr>
               <w:rStyle w:val="Hyperlink"/>
@@ -358,7 +358,7 @@
           <w:sz w:val="24"/>
           <w:u w:val="single"/>
         </w:rPr>
-        <w:hyperlink r:id="rId10" w:history="1">
+        <w:hyperlink r:id="rId9" w:history="1">
           <w:r>
             <w:rPr>
               <w:rStyle w:val="Hyperlink"/>
@@ -719,7 +719,6 @@
       </w:r>
       <w:r>
         <w:rPr>
-          <w:u w:val="single" w:color="0000ff"/>
           <w:rFonts w:ascii="Charis SIL Regular" w:hAnsi="Charis SIL Regular" w:eastAsia="Charis SIL Regular"/>
           <w:b w:val="0"/>
           <w:i w:val="0"/>
@@ -742,7 +741,6 @@
           <w:i w:val="0"/>
           <w:color w:val="0000FF"/>
           <w:sz w:val="24"/>
-          <w:u w:val="single"/>
         </w:rPr>
         <w:t>R</w:t>
       </w:r>
@@ -2150,7 +2148,6 @@
       </w:r>
       <w:r>
         <w:rPr>
-          <w:u w:val="single" w:color="0000ff"/>
           <w:rFonts w:ascii="Charis SIL Regular" w:hAnsi="Charis SIL Regular" w:eastAsia="Charis SIL Regular"/>
           <w:b w:val="0"/>
           <w:i w:val="0"/>

--- a/EXPORTS/DOCX/published/niveau3/English/WageningenUniversity.docx
+++ b/EXPORTS/DOCX/published/niveau3/English/WageningenUniversity.docx
@@ -358,7 +358,7 @@
           <w:sz w:val="24"/>
           <w:u w:val="single"/>
         </w:rPr>
-        <w:hyperlink r:id="rId9" w:history="1">
+        <w:hyperlink r:id="rId10" w:history="1">
           <w:r>
             <w:rPr>
               <w:rStyle w:val="Hyperlink"/>
@@ -719,6 +719,7 @@
       </w:r>
       <w:r>
         <w:rPr>
+          <w:u w:val="single" w:color="0000ff"/>
           <w:rFonts w:ascii="Charis SIL Regular" w:hAnsi="Charis SIL Regular" w:eastAsia="Charis SIL Regular"/>
           <w:b w:val="0"/>
           <w:i w:val="0"/>
@@ -741,6 +742,7 @@
           <w:i w:val="0"/>
           <w:color w:val="0000FF"/>
           <w:sz w:val="24"/>
+          <w:u w:val="single"/>
         </w:rPr>
         <w:t>R</w:t>
       </w:r>

--- a/EXPORTS/DOCX/published/niveau3/English/WageningenUniversity.docx
+++ b/EXPORTS/DOCX/published/niveau3/English/WageningenUniversity.docx
@@ -358,7 +358,7 @@
           <w:sz w:val="24"/>
           <w:u w:val="single"/>
         </w:rPr>
-        <w:hyperlink r:id="rId10" w:history="1">
+        <w:hyperlink r:id="rId9" w:history="1">
           <w:r>
             <w:rPr>
               <w:rStyle w:val="Hyperlink"/>
@@ -719,7 +719,6 @@
       </w:r>
       <w:r>
         <w:rPr>
-          <w:u w:val="single" w:color="0000ff"/>
           <w:rFonts w:ascii="Charis SIL Regular" w:hAnsi="Charis SIL Regular" w:eastAsia="Charis SIL Regular"/>
           <w:b w:val="0"/>
           <w:i w:val="0"/>
@@ -1028,7 +1027,7 @@
           <w:sz w:val="24"/>
           <w:u w:val="single"/>
         </w:rPr>
-        <w:hyperlink r:id="rId12" w:history="1">
+        <w:hyperlink r:id="rId13" w:history="1">
           <w:r>
             <w:rPr>
               <w:rStyle w:val="Hyperlink"/>
@@ -1121,7 +1120,7 @@
           <w:sz w:val="24"/>
           <w:u w:val="single"/>
         </w:rPr>
-        <w:hyperlink r:id="rId13" w:history="1">
+        <w:hyperlink r:id="rId14" w:history="1">
           <w:r>
             <w:rPr>
               <w:rStyle w:val="Hyperlink"/>
@@ -1265,14 +1264,7 @@
           <w:color w:val="000000"/>
           <w:sz w:val="24"/>
         </w:rPr>
-        <w:hyperlink r:id="rId14" w:history="1">
-          <w:r>
-            <w:rPr>
-              <w:rStyle w:val="Hyperlink"/>
-            </w:rPr>
-            <w:t>to 1953.</w:t>
-          </w:r>
-        </w:hyperlink>
+        <w:t>to 1953.</w:t>
       </w:r>
     </w:p>
     <w:p>
@@ -2117,46 +2109,7 @@
           <w:color w:val="000000"/>
           <w:sz w:val="24"/>
         </w:rPr>
-        <w:t>) by the Rijksmuseum voor Volkenkunde. The D</w:t>
-      </w:r>
-      <w:r>
-        <w:rPr>
-          <w:u w:val="single" w:color="0000ff"/>
-          <w:rFonts w:ascii="Charis SIL Regular" w:hAnsi="Charis SIL Regular" w:eastAsia="Charis SIL Regular"/>
-          <w:b w:val="0"/>
-          <w:i w:val="0"/>
-          <w:color w:val="000000"/>
-          <w:sz w:val="24"/>
-        </w:rPr>
-        <w:t>u</w:t>
-      </w:r>
-      <w:r>
-        <w:rPr>
-          <w:u w:val="single" w:color="0000ff"/>
-          <w:rFonts w:ascii="Charis SIL Regular" w:hAnsi="Charis SIL Regular" w:eastAsia="Charis SIL Regular"/>
-          <w:b w:val="0"/>
-          <w:i w:val="0"/>
-          <w:color w:val="000000"/>
-          <w:sz w:val="24"/>
-        </w:rPr>
-        <w:hyperlink r:id="rId18" w:history="1">
-          <w:r>
-            <w:rPr>
-              <w:rStyle w:val="Hyperlink"/>
-            </w:rPr>
-            <w:t xml:space="preserve">tch </w:t>
-          </w:r>
-        </w:hyperlink>
-      </w:r>
-      <w:r>
-        <w:rPr>
-          <w:rFonts w:ascii="Charis SIL Regular" w:hAnsi="Charis SIL Regular" w:eastAsia="Charis SIL Regular"/>
-          <w:b w:val="0"/>
-          <w:i w:val="0"/>
-          <w:color w:val="000000"/>
-          <w:sz w:val="24"/>
-        </w:rPr>
-        <w:t>N</w:t>
+        <w:t>) by the Rijksmuseum voor Volkenkunde. The Dutch N</w:t>
       </w:r>
       <w:r>
         <w:rPr>

--- a/EXPORTS/DOCX/published/niveau3/English/WageningenUniversity.docx
+++ b/EXPORTS/DOCX/published/niveau3/English/WageningenUniversity.docx
@@ -309,7 +309,6 @@
           <w:i w:val="0"/>
           <w:color w:val="0000FF"/>
           <w:sz w:val="24"/>
-          <w:u w:val="single"/>
         </w:rPr>
         <w:hyperlink r:id="rId10" w:history="1">
           <w:r>
@@ -329,7 +328,7 @@
           <w:sz w:val="24"/>
           <w:u w:val="single"/>
         </w:rPr>
-        <w:hyperlink r:id="rId9" w:history="1">
+        <w:hyperlink r:id="rId10" w:history="1">
           <w:r>
             <w:rPr>
               <w:rStyle w:val="Hyperlink"/>
@@ -358,7 +357,7 @@
           <w:sz w:val="24"/>
           <w:u w:val="single"/>
         </w:rPr>
-        <w:hyperlink r:id="rId9" w:history="1">
+        <w:hyperlink r:id="rId10" w:history="1">
           <w:r>
             <w:rPr>
               <w:rStyle w:val="Hyperlink"/>
@@ -719,6 +718,7 @@
       </w:r>
       <w:r>
         <w:rPr>
+          <w:u w:val="single" w:color="0000ff"/>
           <w:rFonts w:ascii="Charis SIL Regular" w:hAnsi="Charis SIL Regular" w:eastAsia="Charis SIL Regular"/>
           <w:b w:val="0"/>
           <w:i w:val="0"/>
@@ -741,7 +741,6 @@
           <w:i w:val="0"/>
           <w:color w:val="0000FF"/>
           <w:sz w:val="24"/>
-          <w:u w:val="single"/>
         </w:rPr>
         <w:t>R</w:t>
       </w:r>
@@ -1027,7 +1026,7 @@
           <w:sz w:val="24"/>
           <w:u w:val="single"/>
         </w:rPr>
-        <w:hyperlink r:id="rId13" w:history="1">
+        <w:hyperlink r:id="rId12" w:history="1">
           <w:r>
             <w:rPr>
               <w:rStyle w:val="Hyperlink"/>
@@ -1120,7 +1119,7 @@
           <w:sz w:val="24"/>
           <w:u w:val="single"/>
         </w:rPr>
-        <w:hyperlink r:id="rId14" w:history="1">
+        <w:hyperlink r:id="rId13" w:history="1">
           <w:r>
             <w:rPr>
               <w:rStyle w:val="Hyperlink"/>
@@ -1264,7 +1263,14 @@
           <w:color w:val="000000"/>
           <w:sz w:val="24"/>
         </w:rPr>
-        <w:t>to 1953.</w:t>
+        <w:hyperlink r:id="rId14" w:history="1">
+          <w:r>
+            <w:rPr>
+              <w:rStyle w:val="Hyperlink"/>
+            </w:rPr>
+            <w:t>to 1953.</w:t>
+          </w:r>
+        </w:hyperlink>
       </w:r>
     </w:p>
     <w:p>
@@ -2109,7 +2115,47 @@
           <w:color w:val="000000"/>
           <w:sz w:val="24"/>
         </w:rPr>
-        <w:t>) by the Rijksmuseum voor Volkenkunde. The Dutch N</w:t>
+        <w:t>) by the Rijksmuseum voor Volkenkunde. The D</w:t>
+      </w:r>
+      <w:r>
+        <w:rPr>
+          <w:u w:val="single" w:color="0000ff"/>
+          <w:rFonts w:ascii="Charis SIL Regular" w:hAnsi="Charis SIL Regular" w:eastAsia="Charis SIL Regular"/>
+          <w:b w:val="0"/>
+          <w:i w:val="0"/>
+          <w:color w:val="000000"/>
+          <w:sz w:val="24"/>
+        </w:rPr>
+        <w:t>u</w:t>
+      </w:r>
+      <w:r>
+        <w:rPr>
+          <w:u w:val="single" w:color="0000ff"/>
+          <w:rFonts w:ascii="Charis SIL Regular" w:hAnsi="Charis SIL Regular" w:eastAsia="Charis SIL Regular"/>
+          <w:b w:val="0"/>
+          <w:i w:val="0"/>
+          <w:color w:val="000000"/>
+          <w:sz w:val="24"/>
+        </w:rPr>
+        <w:hyperlink r:id="rId18" w:history="1">
+          <w:r>
+            <w:rPr>
+              <w:rStyle w:val="Hyperlink"/>
+            </w:rPr>
+            <w:t xml:space="preserve">tch </w:t>
+          </w:r>
+        </w:hyperlink>
+      </w:r>
+      <w:r>
+        <w:rPr>
+          <w:u w:val="single" w:color="0000ff"/>
+          <w:rFonts w:ascii="Charis SIL Regular" w:hAnsi="Charis SIL Regular" w:eastAsia="Charis SIL Regular"/>
+          <w:b w:val="0"/>
+          <w:i w:val="0"/>
+          <w:color w:val="000000"/>
+          <w:sz w:val="24"/>
+        </w:rPr>
+        <w:t>N</w:t>
       </w:r>
       <w:r>
         <w:rPr>
@@ -2388,7 +2434,7 @@
           <w:sz w:val="24"/>
           <w:u w:val="single"/>
         </w:rPr>
-        <w:t>Scientific research in colonised terr</w:t>
+        <w:t>Scientific research in colonised terri</w:t>
       </w:r>
       <w:r>
         <w:rPr>
@@ -2399,7 +2445,7 @@
           <w:sz w:val="24"/>
           <w:u w:val="single"/>
         </w:rPr>
-        <w:t>i</w:t>
+        <w:t>torie</w:t>
       </w:r>
       <w:r>
         <w:rPr>
@@ -2408,9 +2454,8 @@
           <w:i w:val="0"/>
           <w:color w:val="0000FF"/>
           <w:sz w:val="24"/>
-          <w:u w:val="single"/>
         </w:rPr>
-        <w:t>tories</w:t>
+        <w:t>s</w:t>
       </w:r>
     </w:p>
     <w:p>

--- a/EXPORTS/DOCX/published/niveau3/English/WageningenUniversity.docx
+++ b/EXPORTS/DOCX/published/niveau3/English/WageningenUniversity.docx
@@ -309,6 +309,7 @@
           <w:i w:val="0"/>
           <w:color w:val="0000FF"/>
           <w:sz w:val="24"/>
+          <w:u w:val="single"/>
         </w:rPr>
         <w:hyperlink r:id="rId10" w:history="1">
           <w:r>
@@ -328,7 +329,7 @@
           <w:sz w:val="24"/>
           <w:u w:val="single"/>
         </w:rPr>
-        <w:hyperlink r:id="rId10" w:history="1">
+        <w:hyperlink r:id="rId9" w:history="1">
           <w:r>
             <w:rPr>
               <w:rStyle w:val="Hyperlink"/>
@@ -357,7 +358,7 @@
           <w:sz w:val="24"/>
           <w:u w:val="single"/>
         </w:rPr>
-        <w:hyperlink r:id="rId10" w:history="1">
+        <w:hyperlink r:id="rId9" w:history="1">
           <w:r>
             <w:rPr>
               <w:rStyle w:val="Hyperlink"/>
@@ -741,6 +742,7 @@
           <w:i w:val="0"/>
           <w:color w:val="0000FF"/>
           <w:sz w:val="24"/>
+          <w:u w:val="single"/>
         </w:rPr>
         <w:t>R</w:t>
       </w:r>
@@ -1552,14 +1554,7 @@
           <w:color w:val="000000"/>
           <w:sz w:val="24"/>
         </w:rPr>
-        <w:hyperlink r:id="rId16" w:history="1">
-          <w:r>
-            <w:rPr>
-              <w:rStyle w:val="Hyperlink"/>
-            </w:rPr>
-            <w:t xml:space="preserve">erdam in </w:t>
-          </w:r>
-        </w:hyperlink>
+        <w:t xml:space="preserve">erdam in </w:t>
       </w:r>
       <w:r>
         <w:rPr>

--- a/EXPORTS/DOCX/published/niveau3/English/WageningenUniversity.docx
+++ b/EXPORTS/DOCX/published/niveau3/English/WageningenUniversity.docx
@@ -726,14 +726,7 @@
           <w:color w:val="000000"/>
           <w:sz w:val="24"/>
         </w:rPr>
-        <w:hyperlink r:id="rId11" w:history="1">
-          <w:r>
-            <w:rPr>
-              <w:rStyle w:val="Hyperlink"/>
-            </w:rPr>
-            <w:t xml:space="preserve">as then the </w:t>
-          </w:r>
-        </w:hyperlink>
+        <w:t xml:space="preserve">as then the </w:t>
       </w:r>
       <w:r>
         <w:rPr>
@@ -1440,25 +1433,7 @@
           <w:color w:val="000000"/>
           <w:sz w:val="24"/>
         </w:rPr>
-        <w:t>between the Gymnasium</w:t>
-      </w:r>
-      <w:r>
-        <w:rPr>
-          <w:u w:val="single" w:color="0000ff"/>
-          <w:rFonts w:ascii="Charis SIL Regular" w:hAnsi="Charis SIL Regular" w:eastAsia="Charis SIL Regular"/>
-          <w:b w:val="0"/>
-          <w:i w:val="0"/>
-          <w:color w:val="000000"/>
-          <w:sz w:val="24"/>
-        </w:rPr>
-        <w:hyperlink r:id="rId15" w:history="1">
-          <w:r>
-            <w:rPr>
-              <w:rStyle w:val="Hyperlink"/>
-            </w:rPr>
-            <w:t xml:space="preserve"> in Schieda</w:t>
-          </w:r>
-        </w:hyperlink>
+        <w:t>between the Gymnasium in Schieda</w:t>
       </w:r>
       <w:r>
         <w:rPr>
@@ -1554,7 +1529,14 @@
           <w:color w:val="000000"/>
           <w:sz w:val="24"/>
         </w:rPr>
-        <w:t xml:space="preserve">erdam in </w:t>
+        <w:hyperlink r:id="rId16" w:history="1">
+          <w:r>
+            <w:rPr>
+              <w:rStyle w:val="Hyperlink"/>
+            </w:rPr>
+            <w:t xml:space="preserve">erdam in </w:t>
+          </w:r>
+        </w:hyperlink>
       </w:r>
       <w:r>
         <w:rPr>
@@ -2143,7 +2125,6 @@
       </w:r>
       <w:r>
         <w:rPr>
-          <w:u w:val="single" w:color="0000ff"/>
           <w:rFonts w:ascii="Charis SIL Regular" w:hAnsi="Charis SIL Regular" w:eastAsia="Charis SIL Regular"/>
           <w:b w:val="0"/>
           <w:i w:val="0"/>

--- a/EXPORTS/DOCX/published/niveau3/English/WageningenUniversity.docx
+++ b/EXPORTS/DOCX/published/niveau3/English/WageningenUniversity.docx
@@ -329,7 +329,7 @@
           <w:sz w:val="24"/>
           <w:u w:val="single"/>
         </w:rPr>
-        <w:hyperlink r:id="rId9" w:history="1">
+        <w:hyperlink r:id="rId10" w:history="1">
           <w:r>
             <w:rPr>
               <w:rStyle w:val="Hyperlink"/>
@@ -358,7 +358,7 @@
           <w:sz w:val="24"/>
           <w:u w:val="single"/>
         </w:rPr>
-        <w:hyperlink r:id="rId9" w:history="1">
+        <w:hyperlink r:id="rId10" w:history="1">
           <w:r>
             <w:rPr>
               <w:rStyle w:val="Hyperlink"/>
@@ -726,7 +726,14 @@
           <w:color w:val="000000"/>
           <w:sz w:val="24"/>
         </w:rPr>
-        <w:t xml:space="preserve">as then the </w:t>
+        <w:hyperlink r:id="rId11" w:history="1">
+          <w:r>
+            <w:rPr>
+              <w:rStyle w:val="Hyperlink"/>
+            </w:rPr>
+            <w:t xml:space="preserve">as then the </w:t>
+          </w:r>
+        </w:hyperlink>
       </w:r>
       <w:r>
         <w:rPr>
@@ -1433,7 +1440,25 @@
           <w:color w:val="000000"/>
           <w:sz w:val="24"/>
         </w:rPr>
-        <w:t>between the Gymnasium in Schieda</w:t>
+        <w:t>between the Gymnasium</w:t>
+      </w:r>
+      <w:r>
+        <w:rPr>
+          <w:u w:val="single" w:color="0000ff"/>
+          <w:rFonts w:ascii="Charis SIL Regular" w:hAnsi="Charis SIL Regular" w:eastAsia="Charis SIL Regular"/>
+          <w:b w:val="0"/>
+          <w:i w:val="0"/>
+          <w:color w:val="000000"/>
+          <w:sz w:val="24"/>
+        </w:rPr>
+        <w:hyperlink r:id="rId15" w:history="1">
+          <w:r>
+            <w:rPr>
+              <w:rStyle w:val="Hyperlink"/>
+            </w:rPr>
+            <w:t xml:space="preserve"> in Schieda</w:t>
+          </w:r>
+        </w:hyperlink>
       </w:r>
       <w:r>
         <w:rPr>
@@ -2125,6 +2150,7 @@
       </w:r>
       <w:r>
         <w:rPr>
+          <w:u w:val="single" w:color="0000ff"/>
           <w:rFonts w:ascii="Charis SIL Regular" w:hAnsi="Charis SIL Regular" w:eastAsia="Charis SIL Regular"/>
           <w:b w:val="0"/>
           <w:i w:val="0"/>
@@ -2410,7 +2436,7 @@
           <w:sz w:val="24"/>
           <w:u w:val="single"/>
         </w:rPr>
-        <w:t>Scientific research in colonised terri</w:t>
+        <w:t>Scientific research in colonised terr</w:t>
       </w:r>
       <w:r>
         <w:rPr>
@@ -2421,7 +2447,7 @@
           <w:sz w:val="24"/>
           <w:u w:val="single"/>
         </w:rPr>
-        <w:t>torie</w:t>
+        <w:t>i</w:t>
       </w:r>
       <w:r>
         <w:rPr>
@@ -2430,8 +2456,9 @@
           <w:i w:val="0"/>
           <w:color w:val="0000FF"/>
           <w:sz w:val="24"/>
+          <w:u w:val="single"/>
         </w:rPr>
-        <w:t>s</w:t>
+        <w:t>tories</w:t>
       </w:r>
     </w:p>
     <w:p>

--- a/EXPORTS/DOCX/published/niveau3/English/WageningenUniversity.docx
+++ b/EXPORTS/DOCX/published/niveau3/English/WageningenUniversity.docx
@@ -329,7 +329,7 @@
           <w:sz w:val="24"/>
           <w:u w:val="single"/>
         </w:rPr>
-        <w:hyperlink r:id="rId10" w:history="1">
+        <w:hyperlink r:id="rId9" w:history="1">
           <w:r>
             <w:rPr>
               <w:rStyle w:val="Hyperlink"/>
@@ -358,7 +358,7 @@
           <w:sz w:val="24"/>
           <w:u w:val="single"/>
         </w:rPr>
-        <w:hyperlink r:id="rId10" w:history="1">
+        <w:hyperlink r:id="rId9" w:history="1">
           <w:r>
             <w:rPr>
               <w:rStyle w:val="Hyperlink"/>
@@ -1440,25 +1440,7 @@
           <w:color w:val="000000"/>
           <w:sz w:val="24"/>
         </w:rPr>
-        <w:t>between the Gymnasium</w:t>
-      </w:r>
-      <w:r>
-        <w:rPr>
-          <w:u w:val="single" w:color="0000ff"/>
-          <w:rFonts w:ascii="Charis SIL Regular" w:hAnsi="Charis SIL Regular" w:eastAsia="Charis SIL Regular"/>
-          <w:b w:val="0"/>
-          <w:i w:val="0"/>
-          <w:color w:val="000000"/>
-          <w:sz w:val="24"/>
-        </w:rPr>
-        <w:hyperlink r:id="rId15" w:history="1">
-          <w:r>
-            <w:rPr>
-              <w:rStyle w:val="Hyperlink"/>
-            </w:rPr>
-            <w:t xml:space="preserve"> in Schieda</w:t>
-          </w:r>
-        </w:hyperlink>
+        <w:t>between the Gymnasium in Schieda</w:t>
       </w:r>
       <w:r>
         <w:rPr>
@@ -2150,7 +2132,6 @@
       </w:r>
       <w:r>
         <w:rPr>
-          <w:u w:val="single" w:color="0000ff"/>
           <w:rFonts w:ascii="Charis SIL Regular" w:hAnsi="Charis SIL Regular" w:eastAsia="Charis SIL Regular"/>
           <w:b w:val="0"/>
           <w:i w:val="0"/>
@@ -2436,7 +2417,7 @@
           <w:sz w:val="24"/>
           <w:u w:val="single"/>
         </w:rPr>
-        <w:t>Scientific research in colonised terr</w:t>
+        <w:t>Scientific research in colonised terri</w:t>
       </w:r>
       <w:r>
         <w:rPr>
@@ -2447,7 +2428,7 @@
           <w:sz w:val="24"/>
           <w:u w:val="single"/>
         </w:rPr>
-        <w:t>i</w:t>
+        <w:t>torie</w:t>
       </w:r>
       <w:r>
         <w:rPr>
@@ -2456,9 +2437,8 @@
           <w:i w:val="0"/>
           <w:color w:val="0000FF"/>
           <w:sz w:val="24"/>
-          <w:u w:val="single"/>
         </w:rPr>
-        <w:t>tories</w:t>
+        <w:t>s</w:t>
       </w:r>
     </w:p>
     <w:p>

--- a/EXPORTS/DOCX/published/niveau3/English/WageningenUniversity.docx
+++ b/EXPORTS/DOCX/published/niveau3/English/WageningenUniversity.docx
@@ -715,25 +715,7 @@
           <w:color w:val="000000"/>
           <w:sz w:val="24"/>
         </w:rPr>
-        <w:t>Academy) in Breda in 1914, what w</w:t>
-      </w:r>
-      <w:r>
-        <w:rPr>
-          <w:u w:val="single" w:color="0000ff"/>
-          <w:rFonts w:ascii="Charis SIL Regular" w:hAnsi="Charis SIL Regular" w:eastAsia="Charis SIL Regular"/>
-          <w:b w:val="0"/>
-          <w:i w:val="0"/>
-          <w:color w:val="000000"/>
-          <w:sz w:val="24"/>
-        </w:rPr>
-        <w:hyperlink r:id="rId11" w:history="1">
-          <w:r>
-            <w:rPr>
-              <w:rStyle w:val="Hyperlink"/>
-            </w:rPr>
-            <w:t xml:space="preserve">as then the </w:t>
-          </w:r>
-        </w:hyperlink>
+        <w:t xml:space="preserve">Academy) in Breda in 1914, what was then the </w:t>
       </w:r>
       <w:r>
         <w:rPr>
@@ -1028,7 +1010,7 @@
           <w:sz w:val="24"/>
           <w:u w:val="single"/>
         </w:rPr>
-        <w:hyperlink r:id="rId12" w:history="1">
+        <w:hyperlink r:id="rId13" w:history="1">
           <w:r>
             <w:rPr>
               <w:rStyle w:val="Hyperlink"/>
@@ -1121,7 +1103,7 @@
           <w:sz w:val="24"/>
           <w:u w:val="single"/>
         </w:rPr>
-        <w:hyperlink r:id="rId13" w:history="1">
+        <w:hyperlink r:id="rId14" w:history="1">
           <w:r>
             <w:rPr>
               <w:rStyle w:val="Hyperlink"/>
@@ -1440,7 +1422,25 @@
           <w:color w:val="000000"/>
           <w:sz w:val="24"/>
         </w:rPr>
-        <w:t>between the Gymnasium in Schieda</w:t>
+        <w:t>between the Gymnasium</w:t>
+      </w:r>
+      <w:r>
+        <w:rPr>
+          <w:u w:val="single" w:color="0000ff"/>
+          <w:rFonts w:ascii="Charis SIL Regular" w:hAnsi="Charis SIL Regular" w:eastAsia="Charis SIL Regular"/>
+          <w:b w:val="0"/>
+          <w:i w:val="0"/>
+          <w:color w:val="000000"/>
+          <w:sz w:val="24"/>
+        </w:rPr>
+        <w:hyperlink r:id="rId15" w:history="1">
+          <w:r>
+            <w:rPr>
+              <w:rStyle w:val="Hyperlink"/>
+            </w:rPr>
+            <w:t xml:space="preserve"> in Schieda</w:t>
+          </w:r>
+        </w:hyperlink>
       </w:r>
       <w:r>
         <w:rPr>
@@ -2417,7 +2417,7 @@
           <w:sz w:val="24"/>
           <w:u w:val="single"/>
         </w:rPr>
-        <w:t>Scientific research in colonised terri</w:t>
+        <w:t>Scientific research in colonised terr</w:t>
       </w:r>
       <w:r>
         <w:rPr>
@@ -2428,7 +2428,7 @@
           <w:sz w:val="24"/>
           <w:u w:val="single"/>
         </w:rPr>
-        <w:t>torie</w:t>
+        <w:t>i</w:t>
       </w:r>
       <w:r>
         <w:rPr>
@@ -2437,8 +2437,9 @@
           <w:i w:val="0"/>
           <w:color w:val="0000FF"/>
           <w:sz w:val="24"/>
+          <w:u w:val="single"/>
         </w:rPr>
-        <w:t>s</w:t>
+        <w:t>tories</w:t>
       </w:r>
     </w:p>
     <w:p>

--- a/EXPORTS/DOCX/published/niveau3/English/WageningenUniversity.docx
+++ b/EXPORTS/DOCX/published/niveau3/English/WageningenUniversity.docx
@@ -329,7 +329,7 @@
           <w:sz w:val="24"/>
           <w:u w:val="single"/>
         </w:rPr>
-        <w:hyperlink r:id="rId9" w:history="1">
+        <w:hyperlink r:id="rId10" w:history="1">
           <w:r>
             <w:rPr>
               <w:rStyle w:val="Hyperlink"/>
@@ -358,7 +358,7 @@
           <w:sz w:val="24"/>
           <w:u w:val="single"/>
         </w:rPr>
-        <w:hyperlink r:id="rId9" w:history="1">
+        <w:hyperlink r:id="rId10" w:history="1">
           <w:r>
             <w:rPr>
               <w:rStyle w:val="Hyperlink"/>
@@ -715,7 +715,24 @@
           <w:color w:val="000000"/>
           <w:sz w:val="24"/>
         </w:rPr>
-        <w:t xml:space="preserve">Academy) in Breda in 1914, what was then the </w:t>
+        <w:t>Academy) in Breda in 1914, what w</w:t>
+      </w:r>
+      <w:r>
+        <w:rPr>
+          <w:rFonts w:ascii="Charis SIL Regular" w:hAnsi="Charis SIL Regular" w:eastAsia="Charis SIL Regular"/>
+          <w:b w:val="0"/>
+          <w:i w:val="0"/>
+          <w:color w:val="000000"/>
+          <w:sz w:val="24"/>
+        </w:rPr>
+        <w:hyperlink r:id="rId11" w:history="1">
+          <w:r>
+            <w:rPr>
+              <w:rStyle w:val="Hyperlink"/>
+            </w:rPr>
+            <w:t xml:space="preserve">as then the </w:t>
+          </w:r>
+        </w:hyperlink>
       </w:r>
       <w:r>
         <w:rPr>
@@ -724,7 +741,6 @@
           <w:i w:val="0"/>
           <w:color w:val="0000FF"/>
           <w:sz w:val="24"/>
-          <w:u w:val="single"/>
         </w:rPr>
         <w:t>R</w:t>
       </w:r>
@@ -1010,7 +1026,7 @@
           <w:sz w:val="24"/>
           <w:u w:val="single"/>
         </w:rPr>
-        <w:hyperlink r:id="rId13" w:history="1">
+        <w:hyperlink r:id="rId12" w:history="1">
           <w:r>
             <w:rPr>
               <w:rStyle w:val="Hyperlink"/>
@@ -1103,7 +1119,7 @@
           <w:sz w:val="24"/>
           <w:u w:val="single"/>
         </w:rPr>
-        <w:hyperlink r:id="rId14" w:history="1">
+        <w:hyperlink r:id="rId13" w:history="1">
           <w:r>
             <w:rPr>
               <w:rStyle w:val="Hyperlink"/>
@@ -2132,6 +2148,7 @@
       </w:r>
       <w:r>
         <w:rPr>
+          <w:u w:val="single" w:color="0000ff"/>
           <w:rFonts w:ascii="Charis SIL Regular" w:hAnsi="Charis SIL Regular" w:eastAsia="Charis SIL Regular"/>
           <w:b w:val="0"/>
           <w:i w:val="0"/>

--- a/EXPORTS/DOCX/published/niveau3/English/WageningenUniversity.docx
+++ b/EXPORTS/DOCX/published/niveau3/English/WageningenUniversity.docx
@@ -329,7 +329,7 @@
           <w:sz w:val="24"/>
           <w:u w:val="single"/>
         </w:rPr>
-        <w:hyperlink r:id="rId10" w:history="1">
+        <w:hyperlink r:id="rId9" w:history="1">
           <w:r>
             <w:rPr>
               <w:rStyle w:val="Hyperlink"/>
@@ -358,7 +358,7 @@
           <w:sz w:val="24"/>
           <w:u w:val="single"/>
         </w:rPr>
-        <w:hyperlink r:id="rId10" w:history="1">
+        <w:hyperlink r:id="rId9" w:history="1">
           <w:r>
             <w:rPr>
               <w:rStyle w:val="Hyperlink"/>
@@ -715,24 +715,7 @@
           <w:color w:val="000000"/>
           <w:sz w:val="24"/>
         </w:rPr>
-        <w:t>Academy) in Breda in 1914, what w</w:t>
-      </w:r>
-      <w:r>
-        <w:rPr>
-          <w:rFonts w:ascii="Charis SIL Regular" w:hAnsi="Charis SIL Regular" w:eastAsia="Charis SIL Regular"/>
-          <w:b w:val="0"/>
-          <w:i w:val="0"/>
-          <w:color w:val="000000"/>
-          <w:sz w:val="24"/>
-        </w:rPr>
-        <w:hyperlink r:id="rId11" w:history="1">
-          <w:r>
-            <w:rPr>
-              <w:rStyle w:val="Hyperlink"/>
-            </w:rPr>
-            <w:t xml:space="preserve">as then the </w:t>
-          </w:r>
-        </w:hyperlink>
+        <w:t xml:space="preserve">Academy) in Breda in 1914, what was then the </w:t>
       </w:r>
       <w:r>
         <w:rPr>
@@ -741,6 +724,7 @@
           <w:i w:val="0"/>
           <w:color w:val="0000FF"/>
           <w:sz w:val="24"/>
+          <w:u w:val="single"/>
         </w:rPr>
         <w:t>R</w:t>
       </w:r>
@@ -2148,7 +2132,6 @@
       </w:r>
       <w:r>
         <w:rPr>
-          <w:u w:val="single" w:color="0000ff"/>
           <w:rFonts w:ascii="Charis SIL Regular" w:hAnsi="Charis SIL Regular" w:eastAsia="Charis SIL Regular"/>
           <w:b w:val="0"/>
           <w:i w:val="0"/>

--- a/EXPORTS/DOCX/published/niveau3/English/WageningenUniversity.docx
+++ b/EXPORTS/DOCX/published/niveau3/English/WageningenUniversity.docx
@@ -329,7 +329,7 @@
           <w:sz w:val="24"/>
           <w:u w:val="single"/>
         </w:rPr>
-        <w:hyperlink r:id="rId9" w:history="1">
+        <w:hyperlink r:id="rId10" w:history="1">
           <w:r>
             <w:rPr>
               <w:rStyle w:val="Hyperlink"/>
@@ -358,7 +358,7 @@
           <w:sz w:val="24"/>
           <w:u w:val="single"/>
         </w:rPr>
-        <w:hyperlink r:id="rId9" w:history="1">
+        <w:hyperlink r:id="rId10" w:history="1">
           <w:r>
             <w:rPr>
               <w:rStyle w:val="Hyperlink"/>
@@ -715,7 +715,18 @@
           <w:color w:val="000000"/>
           <w:sz w:val="24"/>
         </w:rPr>
-        <w:t xml:space="preserve">Academy) in Breda in 1914, what was then the </w:t>
+        <w:t>Academy) in Breda in 1914, what w</w:t>
+      </w:r>
+      <w:r>
+        <w:rPr>
+          <w:u w:val="single" w:color="0000ff"/>
+          <w:rFonts w:ascii="Charis SIL Regular" w:hAnsi="Charis SIL Regular" w:eastAsia="Charis SIL Regular"/>
+          <w:b w:val="0"/>
+          <w:i w:val="0"/>
+          <w:color w:val="000000"/>
+          <w:sz w:val="24"/>
+        </w:rPr>
+        <w:t xml:space="preserve">as then the </w:t>
       </w:r>
       <w:r>
         <w:rPr>
@@ -724,7 +735,6 @@
           <w:i w:val="0"/>
           <w:color w:val="0000FF"/>
           <w:sz w:val="24"/>
-          <w:u w:val="single"/>
         </w:rPr>
         <w:t>R</w:t>
       </w:r>
@@ -773,7 +783,7 @@
           <w:sz w:val="24"/>
           <w:u w:val="single"/>
         </w:rPr>
-        <w:hyperlink r:id="rId11" w:history="1">
+        <w:hyperlink r:id="rId12" w:history="1">
           <w:r>
             <w:rPr>
               <w:rStyle w:val="Hyperlink"/>
@@ -802,7 +812,7 @@
           <w:sz w:val="24"/>
           <w:u w:val="single"/>
         </w:rPr>
-        <w:hyperlink r:id="rId11" w:history="1">
+        <w:hyperlink r:id="rId12" w:history="1">
           <w:r>
             <w:rPr>
               <w:rStyle w:val="Hyperlink"/>
@@ -981,7 +991,7 @@
           <w:sz w:val="24"/>
           <w:u w:val="single"/>
         </w:rPr>
-        <w:hyperlink r:id="rId12" w:history="1">
+        <w:hyperlink r:id="rId13" w:history="1">
           <w:r>
             <w:rPr>
               <w:rStyle w:val="Hyperlink"/>
@@ -1010,7 +1020,7 @@
           <w:sz w:val="24"/>
           <w:u w:val="single"/>
         </w:rPr>
-        <w:hyperlink r:id="rId12" w:history="1">
+        <w:hyperlink r:id="rId13" w:history="1">
           <w:r>
             <w:rPr>
               <w:rStyle w:val="Hyperlink"/>
@@ -2132,6 +2142,7 @@
       </w:r>
       <w:r>
         <w:rPr>
+          <w:u w:val="single" w:color="0000ff"/>
           <w:rFonts w:ascii="Charis SIL Regular" w:hAnsi="Charis SIL Regular" w:eastAsia="Charis SIL Regular"/>
           <w:b w:val="0"/>
           <w:i w:val="0"/>
@@ -2213,14 +2224,7 @@
           <w:color w:val="000000"/>
           <w:sz w:val="24"/>
         </w:rPr>
-        <w:hyperlink r:id="rId19" w:history="1">
-          <w:r>
-            <w:rPr>
-              <w:rStyle w:val="Hyperlink"/>
-            </w:rPr>
-            <w:t>or</w:t>
-          </w:r>
-        </w:hyperlink>
+        <w:t>or</w:t>
       </w:r>
       <w:r>
         <w:rPr>

--- a/EXPORTS/DOCX/published/niveau3/English/WageningenUniversity.docx
+++ b/EXPORTS/DOCX/published/niveau3/English/WageningenUniversity.docx
@@ -329,7 +329,7 @@
           <w:sz w:val="24"/>
           <w:u w:val="single"/>
         </w:rPr>
-        <w:hyperlink r:id="rId10" w:history="1">
+        <w:hyperlink r:id="rId9" w:history="1">
           <w:r>
             <w:rPr>
               <w:rStyle w:val="Hyperlink"/>
@@ -358,7 +358,7 @@
           <w:sz w:val="24"/>
           <w:u w:val="single"/>
         </w:rPr>
-        <w:hyperlink r:id="rId10" w:history="1">
+        <w:hyperlink r:id="rId9" w:history="1">
           <w:r>
             <w:rPr>
               <w:rStyle w:val="Hyperlink"/>
@@ -735,6 +735,7 @@
           <w:i w:val="0"/>
           <w:color w:val="0000FF"/>
           <w:sz w:val="24"/>
+          <w:u w:val="single"/>
         </w:rPr>
         <w:t>R</w:t>
       </w:r>
@@ -783,7 +784,7 @@
           <w:sz w:val="24"/>
           <w:u w:val="single"/>
         </w:rPr>
-        <w:hyperlink r:id="rId12" w:history="1">
+        <w:hyperlink r:id="rId11" w:history="1">
           <w:r>
             <w:rPr>
               <w:rStyle w:val="Hyperlink"/>
@@ -812,7 +813,7 @@
           <w:sz w:val="24"/>
           <w:u w:val="single"/>
         </w:rPr>
-        <w:hyperlink r:id="rId12" w:history="1">
+        <w:hyperlink r:id="rId11" w:history="1">
           <w:r>
             <w:rPr>
               <w:rStyle w:val="Hyperlink"/>
@@ -991,7 +992,7 @@
           <w:sz w:val="24"/>
           <w:u w:val="single"/>
         </w:rPr>
-        <w:hyperlink r:id="rId13" w:history="1">
+        <w:hyperlink r:id="rId12" w:history="1">
           <w:r>
             <w:rPr>
               <w:rStyle w:val="Hyperlink"/>
@@ -1020,7 +1021,7 @@
           <w:sz w:val="24"/>
           <w:u w:val="single"/>
         </w:rPr>
-        <w:hyperlink r:id="rId13" w:history="1">
+        <w:hyperlink r:id="rId12" w:history="1">
           <w:r>
             <w:rPr>
               <w:rStyle w:val="Hyperlink"/>
@@ -2142,7 +2143,6 @@
       </w:r>
       <w:r>
         <w:rPr>
-          <w:u w:val="single" w:color="0000ff"/>
           <w:rFonts w:ascii="Charis SIL Regular" w:hAnsi="Charis SIL Regular" w:eastAsia="Charis SIL Regular"/>
           <w:b w:val="0"/>
           <w:i w:val="0"/>
@@ -2224,7 +2224,14 @@
           <w:color w:val="000000"/>
           <w:sz w:val="24"/>
         </w:rPr>
-        <w:t>or</w:t>
+        <w:hyperlink r:id="rId19" w:history="1">
+          <w:r>
+            <w:rPr>
+              <w:rStyle w:val="Hyperlink"/>
+            </w:rPr>
+            <w:t>or</w:t>
+          </w:r>
+        </w:hyperlink>
       </w:r>
       <w:r>
         <w:rPr>

--- a/EXPORTS/DOCX/published/niveau3/English/WageningenUniversity.docx
+++ b/EXPORTS/DOCX/published/niveau3/English/WageningenUniversity.docx
@@ -726,7 +726,14 @@
           <w:color w:val="000000"/>
           <w:sz w:val="24"/>
         </w:rPr>
-        <w:t xml:space="preserve">as then the </w:t>
+        <w:hyperlink r:id="rId11" w:history="1">
+          <w:r>
+            <w:rPr>
+              <w:rStyle w:val="Hyperlink"/>
+            </w:rPr>
+            <w:t xml:space="preserve">as then the </w:t>
+          </w:r>
+        </w:hyperlink>
       </w:r>
       <w:r>
         <w:rPr>
@@ -2143,6 +2150,7 @@
       </w:r>
       <w:r>
         <w:rPr>
+          <w:u w:val="single" w:color="0000ff"/>
           <w:rFonts w:ascii="Charis SIL Regular" w:hAnsi="Charis SIL Regular" w:eastAsia="Charis SIL Regular"/>
           <w:b w:val="0"/>
           <w:i w:val="0"/>

--- a/EXPORTS/DOCX/published/niveau3/English/WageningenUniversity.docx
+++ b/EXPORTS/DOCX/published/niveau3/English/WageningenUniversity.docx
@@ -715,25 +715,7 @@
           <w:color w:val="000000"/>
           <w:sz w:val="24"/>
         </w:rPr>
-        <w:t>Academy) in Breda in 1914, what w</w:t>
-      </w:r>
-      <w:r>
-        <w:rPr>
-          <w:u w:val="single" w:color="0000ff"/>
-          <w:rFonts w:ascii="Charis SIL Regular" w:hAnsi="Charis SIL Regular" w:eastAsia="Charis SIL Regular"/>
-          <w:b w:val="0"/>
-          <w:i w:val="0"/>
-          <w:color w:val="000000"/>
-          <w:sz w:val="24"/>
-        </w:rPr>
-        <w:hyperlink r:id="rId11" w:history="1">
-          <w:r>
-            <w:rPr>
-              <w:rStyle w:val="Hyperlink"/>
-            </w:rPr>
-            <w:t xml:space="preserve">as then the </w:t>
-          </w:r>
-        </w:hyperlink>
+        <w:t xml:space="preserve">Academy) in Breda in 1914, what was then the </w:t>
       </w:r>
       <w:r>
         <w:rPr>
@@ -742,7 +724,6 @@
           <w:i w:val="0"/>
           <w:color w:val="0000FF"/>
           <w:sz w:val="24"/>
-          <w:u w:val="single"/>
         </w:rPr>
         <w:t>R</w:t>
       </w:r>
@@ -2150,7 +2131,6 @@
       </w:r>
       <w:r>
         <w:rPr>
-          <w:u w:val="single" w:color="0000ff"/>
           <w:rFonts w:ascii="Charis SIL Regular" w:hAnsi="Charis SIL Regular" w:eastAsia="Charis SIL Regular"/>
           <w:b w:val="0"/>
           <w:i w:val="0"/>

--- a/EXPORTS/DOCX/published/niveau3/English/WageningenUniversity.docx
+++ b/EXPORTS/DOCX/published/niveau3/English/WageningenUniversity.docx
@@ -715,7 +715,25 @@
           <w:color w:val="000000"/>
           <w:sz w:val="24"/>
         </w:rPr>
-        <w:t xml:space="preserve">Academy) in Breda in 1914, what was then the </w:t>
+        <w:t>Academy) in Breda in 1914, what w</w:t>
+      </w:r>
+      <w:r>
+        <w:rPr>
+          <w:u w:val="single" w:color="0000ff"/>
+          <w:rFonts w:ascii="Charis SIL Regular" w:hAnsi="Charis SIL Regular" w:eastAsia="Charis SIL Regular"/>
+          <w:b w:val="0"/>
+          <w:i w:val="0"/>
+          <w:color w:val="000000"/>
+          <w:sz w:val="24"/>
+        </w:rPr>
+        <w:hyperlink r:id="rId11" w:history="1">
+          <w:r>
+            <w:rPr>
+              <w:rStyle w:val="Hyperlink"/>
+            </w:rPr>
+            <w:t xml:space="preserve">as then the </w:t>
+          </w:r>
+        </w:hyperlink>
       </w:r>
       <w:r>
         <w:rPr>
@@ -724,6 +742,7 @@
           <w:i w:val="0"/>
           <w:color w:val="0000FF"/>
           <w:sz w:val="24"/>
+          <w:u w:val="single"/>
         </w:rPr>
         <w:t>R</w:t>
       </w:r>
@@ -2109,35 +2128,7 @@
           <w:color w:val="000000"/>
           <w:sz w:val="24"/>
         </w:rPr>
-        <w:t>u</w:t>
-      </w:r>
-      <w:r>
-        <w:rPr>
-          <w:u w:val="single" w:color="0000ff"/>
-          <w:rFonts w:ascii="Charis SIL Regular" w:hAnsi="Charis SIL Regular" w:eastAsia="Charis SIL Regular"/>
-          <w:b w:val="0"/>
-          <w:i w:val="0"/>
-          <w:color w:val="000000"/>
-          <w:sz w:val="24"/>
-        </w:rPr>
-        <w:hyperlink r:id="rId18" w:history="1">
-          <w:r>
-            <w:rPr>
-              <w:rStyle w:val="Hyperlink"/>
-            </w:rPr>
-            <w:t xml:space="preserve">tch </w:t>
-          </w:r>
-        </w:hyperlink>
-      </w:r>
-      <w:r>
-        <w:rPr>
-          <w:rFonts w:ascii="Charis SIL Regular" w:hAnsi="Charis SIL Regular" w:eastAsia="Charis SIL Regular"/>
-          <w:b w:val="0"/>
-          <w:i w:val="0"/>
-          <w:color w:val="000000"/>
-          <w:sz w:val="24"/>
-        </w:rPr>
-        <w:t>N</w:t>
+        <w:t>utch N</w:t>
       </w:r>
       <w:r>
         <w:rPr>

--- a/EXPORTS/DOCX/published/niveau3/English/WageningenUniversity.docx
+++ b/EXPORTS/DOCX/published/niveau3/English/WageningenUniversity.docx
@@ -329,7 +329,7 @@
           <w:sz w:val="24"/>
           <w:u w:val="single"/>
         </w:rPr>
-        <w:hyperlink r:id="rId9" w:history="1">
+        <w:hyperlink r:id="rId10" w:history="1">
           <w:r>
             <w:rPr>
               <w:rStyle w:val="Hyperlink"/>
@@ -358,7 +358,7 @@
           <w:sz w:val="24"/>
           <w:u w:val="single"/>
         </w:rPr>
-        <w:hyperlink r:id="rId9" w:history="1">
+        <w:hyperlink r:id="rId10" w:history="1">
           <w:r>
             <w:rPr>
               <w:rStyle w:val="Hyperlink"/>
@@ -414,85 +414,13 @@
       </w:r>
       <w:r>
         <w:rPr>
-          <w:u w:val="single" w:color="0000ff"/>
           <w:rFonts w:ascii="Charis SIL Regular" w:hAnsi="Charis SIL Regular" w:eastAsia="Charis SIL Regular"/>
           <w:b w:val="0"/>
           <w:i w:val="0"/>
           <w:color w:val="000000"/>
           <w:sz w:val="24"/>
         </w:rPr>
-        <w:hyperlink r:id="rId9" w:history="1">
-          <w:r>
-            <w:rPr>
-              <w:rStyle w:val="Hyperlink"/>
-            </w:rPr>
-            <w:t>was used i</w:t>
-          </w:r>
-        </w:hyperlink>
-      </w:r>
-      <w:r>
-        <w:rPr>
-          <w:u w:val="single" w:color="0000ff"/>
-          <w:rFonts w:ascii="Charis SIL Regular" w:hAnsi="Charis SIL Regular" w:eastAsia="Charis SIL Regular"/>
-          <w:b w:val="0"/>
-          <w:i w:val="0"/>
-          <w:color w:val="000000"/>
-          <w:sz w:val="24"/>
-        </w:rPr>
-        <w:hyperlink r:id="rId9" w:history="1">
-          <w:r>
-            <w:rPr>
-              <w:rStyle w:val="Hyperlink"/>
-            </w:rPr>
-            <w:t xml:space="preserve">n </w:t>
-          </w:r>
-        </w:hyperlink>
-      </w:r>
-      <w:r>
-        <w:rPr>
-          <w:u w:val="single" w:color="0000ff"/>
-          <w:rFonts w:ascii="Charis SIL Regular" w:hAnsi="Charis SIL Regular" w:eastAsia="Charis SIL Regular"/>
-          <w:b w:val="0"/>
-          <w:i w:val="0"/>
-          <w:color w:val="000000"/>
-          <w:sz w:val="24"/>
-        </w:rPr>
-        <w:hyperlink r:id="rId9" w:history="1">
-          <w:r>
-            <w:rPr>
-              <w:rStyle w:val="Hyperlink"/>
-            </w:rPr>
-            <w:t>t</w:t>
-          </w:r>
-        </w:hyperlink>
-      </w:r>
-      <w:r>
-        <w:rPr>
-          <w:u w:val="single" w:color="0000ff"/>
-          <w:rFonts w:ascii="Charis SIL Regular" w:hAnsi="Charis SIL Regular" w:eastAsia="Charis SIL Regular"/>
-          <w:b w:val="0"/>
-          <w:i w:val="0"/>
-          <w:color w:val="000000"/>
-          <w:sz w:val="24"/>
-        </w:rPr>
-        <w:hyperlink r:id="rId9" w:history="1">
-          <w:r>
-            <w:rPr>
-              <w:rStyle w:val="Hyperlink"/>
-            </w:rPr>
-            <w:t>eaching g</w:t>
-          </w:r>
-        </w:hyperlink>
-      </w:r>
-      <w:r>
-        <w:rPr>
-          <w:rFonts w:ascii="Charis SIL Regular" w:hAnsi="Charis SIL Regular" w:eastAsia="Charis SIL Regular"/>
-          <w:b w:val="0"/>
-          <w:i w:val="0"/>
-          <w:color w:val="000000"/>
-          <w:sz w:val="24"/>
-        </w:rPr>
-        <w:t>eography and ethnology. The collection</w:t>
+        <w:t>was used in teaching geography and ethnology. The collection</w:t>
       </w:r>
       <w:r>
         <w:rPr>
@@ -2128,7 +2056,36 @@
           <w:color w:val="000000"/>
           <w:sz w:val="24"/>
         </w:rPr>
-        <w:t>utch N</w:t>
+        <w:t>u</w:t>
+      </w:r>
+      <w:r>
+        <w:rPr>
+          <w:u w:val="single" w:color="0000ff"/>
+          <w:rFonts w:ascii="Charis SIL Regular" w:hAnsi="Charis SIL Regular" w:eastAsia="Charis SIL Regular"/>
+          <w:b w:val="0"/>
+          <w:i w:val="0"/>
+          <w:color w:val="000000"/>
+          <w:sz w:val="24"/>
+        </w:rPr>
+        <w:hyperlink r:id="rId18" w:history="1">
+          <w:r>
+            <w:rPr>
+              <w:rStyle w:val="Hyperlink"/>
+            </w:rPr>
+            <w:t xml:space="preserve">tch </w:t>
+          </w:r>
+        </w:hyperlink>
+      </w:r>
+      <w:r>
+        <w:rPr>
+          <w:u w:val="single" w:color="0000ff"/>
+          <w:rFonts w:ascii="Charis SIL Regular" w:hAnsi="Charis SIL Regular" w:eastAsia="Charis SIL Regular"/>
+          <w:b w:val="0"/>
+          <w:i w:val="0"/>
+          <w:color w:val="000000"/>
+          <w:sz w:val="24"/>
+        </w:rPr>
+        <w:t>N</w:t>
       </w:r>
       <w:r>
         <w:rPr>

--- a/EXPORTS/DOCX/published/niveau3/English/WageningenUniversity.docx
+++ b/EXPORTS/DOCX/published/niveau3/English/WageningenUniversity.docx
@@ -329,7 +329,7 @@
           <w:sz w:val="24"/>
           <w:u w:val="single"/>
         </w:rPr>
-        <w:hyperlink r:id="rId10" w:history="1">
+        <w:hyperlink r:id="rId9" w:history="1">
           <w:r>
             <w:rPr>
               <w:rStyle w:val="Hyperlink"/>
@@ -358,7 +358,7 @@
           <w:sz w:val="24"/>
           <w:u w:val="single"/>
         </w:rPr>
-        <w:hyperlink r:id="rId10" w:history="1">
+        <w:hyperlink r:id="rId9" w:history="1">
           <w:r>
             <w:rPr>
               <w:rStyle w:val="Hyperlink"/>
@@ -414,13 +414,85 @@
       </w:r>
       <w:r>
         <w:rPr>
+          <w:u w:val="single" w:color="0000ff"/>
           <w:rFonts w:ascii="Charis SIL Regular" w:hAnsi="Charis SIL Regular" w:eastAsia="Charis SIL Regular"/>
           <w:b w:val="0"/>
           <w:i w:val="0"/>
           <w:color w:val="000000"/>
           <w:sz w:val="24"/>
         </w:rPr>
-        <w:t>was used in teaching geography and ethnology. The collection</w:t>
+        <w:hyperlink r:id="rId9" w:history="1">
+          <w:r>
+            <w:rPr>
+              <w:rStyle w:val="Hyperlink"/>
+            </w:rPr>
+            <w:t>was used i</w:t>
+          </w:r>
+        </w:hyperlink>
+      </w:r>
+      <w:r>
+        <w:rPr>
+          <w:u w:val="single" w:color="0000ff"/>
+          <w:rFonts w:ascii="Charis SIL Regular" w:hAnsi="Charis SIL Regular" w:eastAsia="Charis SIL Regular"/>
+          <w:b w:val="0"/>
+          <w:i w:val="0"/>
+          <w:color w:val="000000"/>
+          <w:sz w:val="24"/>
+        </w:rPr>
+        <w:hyperlink r:id="rId9" w:history="1">
+          <w:r>
+            <w:rPr>
+              <w:rStyle w:val="Hyperlink"/>
+            </w:rPr>
+            <w:t xml:space="preserve">n </w:t>
+          </w:r>
+        </w:hyperlink>
+      </w:r>
+      <w:r>
+        <w:rPr>
+          <w:u w:val="single" w:color="0000ff"/>
+          <w:rFonts w:ascii="Charis SIL Regular" w:hAnsi="Charis SIL Regular" w:eastAsia="Charis SIL Regular"/>
+          <w:b w:val="0"/>
+          <w:i w:val="0"/>
+          <w:color w:val="000000"/>
+          <w:sz w:val="24"/>
+        </w:rPr>
+        <w:hyperlink r:id="rId9" w:history="1">
+          <w:r>
+            <w:rPr>
+              <w:rStyle w:val="Hyperlink"/>
+            </w:rPr>
+            <w:t>t</w:t>
+          </w:r>
+        </w:hyperlink>
+      </w:r>
+      <w:r>
+        <w:rPr>
+          <w:u w:val="single" w:color="0000ff"/>
+          <w:rFonts w:ascii="Charis SIL Regular" w:hAnsi="Charis SIL Regular" w:eastAsia="Charis SIL Regular"/>
+          <w:b w:val="0"/>
+          <w:i w:val="0"/>
+          <w:color w:val="000000"/>
+          <w:sz w:val="24"/>
+        </w:rPr>
+        <w:hyperlink r:id="rId9" w:history="1">
+          <w:r>
+            <w:rPr>
+              <w:rStyle w:val="Hyperlink"/>
+            </w:rPr>
+            <w:t>eaching g</w:t>
+          </w:r>
+        </w:hyperlink>
+      </w:r>
+      <w:r>
+        <w:rPr>
+          <w:rFonts w:ascii="Charis SIL Regular" w:hAnsi="Charis SIL Regular" w:eastAsia="Charis SIL Regular"/>
+          <w:b w:val="0"/>
+          <w:i w:val="0"/>
+          <w:color w:val="000000"/>
+          <w:sz w:val="24"/>
+        </w:rPr>
+        <w:t>eography and ethnology. The collection</w:t>
       </w:r>
       <w:r>
         <w:rPr>
@@ -2078,7 +2150,6 @@
       </w:r>
       <w:r>
         <w:rPr>
-          <w:u w:val="single" w:color="0000ff"/>
           <w:rFonts w:ascii="Charis SIL Regular" w:hAnsi="Charis SIL Regular" w:eastAsia="Charis SIL Regular"/>
           <w:b w:val="0"/>
           <w:i w:val="0"/>

--- a/EXPORTS/DOCX/published/niveau3/English/WageningenUniversity.docx
+++ b/EXPORTS/DOCX/published/niveau3/English/WageningenUniversity.docx
@@ -715,25 +715,7 @@
           <w:color w:val="000000"/>
           <w:sz w:val="24"/>
         </w:rPr>
-        <w:t>Academy) in Breda in 1914, what w</w:t>
-      </w:r>
-      <w:r>
-        <w:rPr>
-          <w:u w:val="single" w:color="0000ff"/>
-          <w:rFonts w:ascii="Charis SIL Regular" w:hAnsi="Charis SIL Regular" w:eastAsia="Charis SIL Regular"/>
-          <w:b w:val="0"/>
-          <w:i w:val="0"/>
-          <w:color w:val="000000"/>
-          <w:sz w:val="24"/>
-        </w:rPr>
-        <w:hyperlink r:id="rId11" w:history="1">
-          <w:r>
-            <w:rPr>
-              <w:rStyle w:val="Hyperlink"/>
-            </w:rPr>
-            <w:t xml:space="preserve">as then the </w:t>
-          </w:r>
-        </w:hyperlink>
+        <w:t xml:space="preserve">Academy) in Breda in 1914, what was then the </w:t>
       </w:r>
       <w:r>
         <w:rPr>
@@ -742,7 +724,6 @@
           <w:i w:val="0"/>
           <w:color w:val="0000FF"/>
           <w:sz w:val="24"/>
-          <w:u w:val="single"/>
         </w:rPr>
         <w:t>R</w:t>
       </w:r>

--- a/EXPORTS/DOCX/published/niveau3/English/WageningenUniversity.docx
+++ b/EXPORTS/DOCX/published/niveau3/English/WageningenUniversity.docx
@@ -724,6 +724,7 @@
           <w:i w:val="0"/>
           <w:color w:val="0000FF"/>
           <w:sz w:val="24"/>
+          <w:u w:val="single"/>
         </w:rPr>
         <w:t>R</w:t>
       </w:r>
@@ -2416,7 +2417,7 @@
           <w:sz w:val="24"/>
           <w:u w:val="single"/>
         </w:rPr>
-        <w:t>Scientific research in colonised terr</w:t>
+        <w:t>Scientific research in colonised terri</w:t>
       </w:r>
       <w:r>
         <w:rPr>
@@ -2427,7 +2428,7 @@
           <w:sz w:val="24"/>
           <w:u w:val="single"/>
         </w:rPr>
-        <w:t>i</w:t>
+        <w:t>torie</w:t>
       </w:r>
       <w:r>
         <w:rPr>
@@ -2436,9 +2437,8 @@
           <w:i w:val="0"/>
           <w:color w:val="0000FF"/>
           <w:sz w:val="24"/>
-          <w:u w:val="single"/>
         </w:rPr>
-        <w:t>tories</w:t>
+        <w:t>s</w:t>
       </w:r>
     </w:p>
     <w:p>

--- a/EXPORTS/DOCX/published/niveau3/English/WageningenUniversity.docx
+++ b/EXPORTS/DOCX/published/niveau3/English/WageningenUniversity.docx
@@ -715,7 +715,25 @@
           <w:color w:val="000000"/>
           <w:sz w:val="24"/>
         </w:rPr>
-        <w:t xml:space="preserve">Academy) in Breda in 1914, what was then the </w:t>
+        <w:t>Academy) in Breda in 1914, what w</w:t>
+      </w:r>
+      <w:r>
+        <w:rPr>
+          <w:u w:val="single" w:color="0000ff"/>
+          <w:rFonts w:ascii="Charis SIL Regular" w:hAnsi="Charis SIL Regular" w:eastAsia="Charis SIL Regular"/>
+          <w:b w:val="0"/>
+          <w:i w:val="0"/>
+          <w:color w:val="000000"/>
+          <w:sz w:val="24"/>
+        </w:rPr>
+        <w:hyperlink r:id="rId11" w:history="1">
+          <w:r>
+            <w:rPr>
+              <w:rStyle w:val="Hyperlink"/>
+            </w:rPr>
+            <w:t xml:space="preserve">as then the </w:t>
+          </w:r>
+        </w:hyperlink>
       </w:r>
       <w:r>
         <w:rPr>
@@ -724,7 +742,6 @@
           <w:i w:val="0"/>
           <w:color w:val="0000FF"/>
           <w:sz w:val="24"/>
-          <w:u w:val="single"/>
         </w:rPr>
         <w:t>R</w:t>
       </w:r>
@@ -981,7 +998,7 @@
           <w:sz w:val="24"/>
           <w:u w:val="single"/>
         </w:rPr>
-        <w:hyperlink r:id="rId12" w:history="1">
+        <w:hyperlink r:id="rId13" w:history="1">
           <w:r>
             <w:rPr>
               <w:rStyle w:val="Hyperlink"/>
@@ -1010,7 +1027,7 @@
           <w:sz w:val="24"/>
           <w:u w:val="single"/>
         </w:rPr>
-        <w:hyperlink r:id="rId12" w:history="1">
+        <w:hyperlink r:id="rId13" w:history="1">
           <w:r>
             <w:rPr>
               <w:rStyle w:val="Hyperlink"/>
@@ -1103,7 +1120,7 @@
           <w:sz w:val="24"/>
           <w:u w:val="single"/>
         </w:rPr>
-        <w:hyperlink r:id="rId13" w:history="1">
+        <w:hyperlink r:id="rId14" w:history="1">
           <w:r>
             <w:rPr>
               <w:rStyle w:val="Hyperlink"/>

--- a/EXPORTS/DOCX/published/niveau3/English/WageningenUniversity.docx
+++ b/EXPORTS/DOCX/published/niveau3/English/WageningenUniversity.docx
@@ -715,25 +715,7 @@
           <w:color w:val="000000"/>
           <w:sz w:val="24"/>
         </w:rPr>
-        <w:t>Academy) in Breda in 1914, what w</w:t>
-      </w:r>
-      <w:r>
-        <w:rPr>
-          <w:u w:val="single" w:color="0000ff"/>
-          <w:rFonts w:ascii="Charis SIL Regular" w:hAnsi="Charis SIL Regular" w:eastAsia="Charis SIL Regular"/>
-          <w:b w:val="0"/>
-          <w:i w:val="0"/>
-          <w:color w:val="000000"/>
-          <w:sz w:val="24"/>
-        </w:rPr>
-        <w:hyperlink r:id="rId11" w:history="1">
-          <w:r>
-            <w:rPr>
-              <w:rStyle w:val="Hyperlink"/>
-            </w:rPr>
-            <w:t xml:space="preserve">as then the </w:t>
-          </w:r>
-        </w:hyperlink>
+        <w:t xml:space="preserve">Academy) in Breda in 1914, what was then the </w:t>
       </w:r>
       <w:r>
         <w:rPr>
@@ -742,6 +724,7 @@
           <w:i w:val="0"/>
           <w:color w:val="0000FF"/>
           <w:sz w:val="24"/>
+          <w:u w:val="single"/>
         </w:rPr>
         <w:t>R</w:t>
       </w:r>
@@ -819,7 +802,7 @@
           <w:sz w:val="24"/>
           <w:u w:val="single"/>
         </w:rPr>
-        <w:hyperlink r:id="rId11" w:history="1">
+        <w:hyperlink r:id="rId12" w:history="1">
           <w:r>
             <w:rPr>
               <w:rStyle w:val="Hyperlink"/>
@@ -998,7 +981,7 @@
           <w:sz w:val="24"/>
           <w:u w:val="single"/>
         </w:rPr>
-        <w:hyperlink r:id="rId13" w:history="1">
+        <w:hyperlink r:id="rId12" w:history="1">
           <w:r>
             <w:rPr>
               <w:rStyle w:val="Hyperlink"/>
@@ -1027,7 +1010,7 @@
           <w:sz w:val="24"/>
           <w:u w:val="single"/>
         </w:rPr>
-        <w:hyperlink r:id="rId13" w:history="1">
+        <w:hyperlink r:id="rId12" w:history="1">
           <w:r>
             <w:rPr>
               <w:rStyle w:val="Hyperlink"/>
@@ -1120,7 +1103,7 @@
           <w:sz w:val="24"/>
           <w:u w:val="single"/>
         </w:rPr>
-        <w:hyperlink r:id="rId14" w:history="1">
+        <w:hyperlink r:id="rId13" w:history="1">
           <w:r>
             <w:rPr>
               <w:rStyle w:val="Hyperlink"/>
@@ -2434,7 +2417,7 @@
           <w:sz w:val="24"/>
           <w:u w:val="single"/>
         </w:rPr>
-        <w:t>Scientific research in colonised terri</w:t>
+        <w:t>Scientific research in colonised terr</w:t>
       </w:r>
       <w:r>
         <w:rPr>
@@ -2445,7 +2428,7 @@
           <w:sz w:val="24"/>
           <w:u w:val="single"/>
         </w:rPr>
-        <w:t>torie</w:t>
+        <w:t>i</w:t>
       </w:r>
       <w:r>
         <w:rPr>
@@ -2454,8 +2437,9 @@
           <w:i w:val="0"/>
           <w:color w:val="0000FF"/>
           <w:sz w:val="24"/>
+          <w:u w:val="single"/>
         </w:rPr>
-        <w:t>s</w:t>
+        <w:t>tories</w:t>
       </w:r>
     </w:p>
     <w:p>

--- a/EXPORTS/DOCX/published/niveau3/English/WageningenUniversity.docx
+++ b/EXPORTS/DOCX/published/niveau3/English/WageningenUniversity.docx
@@ -715,7 +715,25 @@
           <w:color w:val="000000"/>
           <w:sz w:val="24"/>
         </w:rPr>
-        <w:t xml:space="preserve">Academy) in Breda in 1914, what was then the </w:t>
+        <w:t>Academy) in Breda in 1914, what w</w:t>
+      </w:r>
+      <w:r>
+        <w:rPr>
+          <w:u w:val="single" w:color="0000ff"/>
+          <w:rFonts w:ascii="Charis SIL Regular" w:hAnsi="Charis SIL Regular" w:eastAsia="Charis SIL Regular"/>
+          <w:b w:val="0"/>
+          <w:i w:val="0"/>
+          <w:color w:val="000000"/>
+          <w:sz w:val="24"/>
+        </w:rPr>
+        <w:hyperlink r:id="rId11" w:history="1">
+          <w:r>
+            <w:rPr>
+              <w:rStyle w:val="Hyperlink"/>
+            </w:rPr>
+            <w:t xml:space="preserve">as then the </w:t>
+          </w:r>
+        </w:hyperlink>
       </w:r>
       <w:r>
         <w:rPr>
@@ -802,7 +820,7 @@
           <w:sz w:val="24"/>
           <w:u w:val="single"/>
         </w:rPr>
-        <w:hyperlink r:id="rId12" w:history="1">
+        <w:hyperlink r:id="rId11" w:history="1">
           <w:r>
             <w:rPr>
               <w:rStyle w:val="Hyperlink"/>
@@ -2132,6 +2150,7 @@
       </w:r>
       <w:r>
         <w:rPr>
+          <w:u w:val="single" w:color="0000ff"/>
           <w:rFonts w:ascii="Charis SIL Regular" w:hAnsi="Charis SIL Regular" w:eastAsia="Charis SIL Regular"/>
           <w:b w:val="0"/>
           <w:i w:val="0"/>

--- a/EXPORTS/DOCX/published/niveau3/English/WageningenUniversity.docx
+++ b/EXPORTS/DOCX/published/niveau3/English/WageningenUniversity.docx
@@ -726,14 +726,7 @@
           <w:color w:val="000000"/>
           <w:sz w:val="24"/>
         </w:rPr>
-        <w:hyperlink r:id="rId11" w:history="1">
-          <w:r>
-            <w:rPr>
-              <w:rStyle w:val="Hyperlink"/>
-            </w:rPr>
-            <w:t xml:space="preserve">as then the </w:t>
-          </w:r>
-        </w:hyperlink>
+        <w:t xml:space="preserve">as then the </w:t>
       </w:r>
       <w:r>
         <w:rPr>
@@ -1028,7 +1021,7 @@
           <w:sz w:val="24"/>
           <w:u w:val="single"/>
         </w:rPr>
-        <w:hyperlink r:id="rId12" w:history="1">
+        <w:hyperlink r:id="rId13" w:history="1">
           <w:r>
             <w:rPr>
               <w:rStyle w:val="Hyperlink"/>
@@ -1265,14 +1258,7 @@
           <w:color w:val="000000"/>
           <w:sz w:val="24"/>
         </w:rPr>
-        <w:hyperlink r:id="rId14" w:history="1">
-          <w:r>
-            <w:rPr>
-              <w:rStyle w:val="Hyperlink"/>
-            </w:rPr>
-            <w:t>to 1953.</w:t>
-          </w:r>
-        </w:hyperlink>
+        <w:t>to 1953.</w:t>
       </w:r>
     </w:p>
     <w:p>
@@ -2150,7 +2136,6 @@
       </w:r>
       <w:r>
         <w:rPr>
-          <w:u w:val="single" w:color="0000ff"/>
           <w:rFonts w:ascii="Charis SIL Regular" w:hAnsi="Charis SIL Regular" w:eastAsia="Charis SIL Regular"/>
           <w:b w:val="0"/>
           <w:i w:val="0"/>
@@ -2436,7 +2421,7 @@
           <w:sz w:val="24"/>
           <w:u w:val="single"/>
         </w:rPr>
-        <w:t>Scientific research in colonised terr</w:t>
+        <w:t>Scientific research in colonised terri</w:t>
       </w:r>
       <w:r>
         <w:rPr>
@@ -2447,7 +2432,7 @@
           <w:sz w:val="24"/>
           <w:u w:val="single"/>
         </w:rPr>
-        <w:t>i</w:t>
+        <w:t>torie</w:t>
       </w:r>
       <w:r>
         <w:rPr>
@@ -2456,9 +2441,8 @@
           <w:i w:val="0"/>
           <w:color w:val="0000FF"/>
           <w:sz w:val="24"/>
-          <w:u w:val="single"/>
         </w:rPr>
-        <w:t>tories</w:t>
+        <w:t>s</w:t>
       </w:r>
     </w:p>
     <w:p>

--- a/EXPORTS/DOCX/published/niveau3/English/WageningenUniversity.docx
+++ b/EXPORTS/DOCX/published/niveau3/English/WageningenUniversity.docx
@@ -813,7 +813,7 @@
           <w:sz w:val="24"/>
           <w:u w:val="single"/>
         </w:rPr>
-        <w:hyperlink r:id="rId11" w:history="1">
+        <w:hyperlink r:id="rId12" w:history="1">
           <w:r>
             <w:rPr>
               <w:rStyle w:val="Hyperlink"/>
@@ -1021,7 +1021,7 @@
           <w:sz w:val="24"/>
           <w:u w:val="single"/>
         </w:rPr>
-        <w:hyperlink r:id="rId13" w:history="1">
+        <w:hyperlink r:id="rId12" w:history="1">
           <w:r>
             <w:rPr>
               <w:rStyle w:val="Hyperlink"/>
@@ -1258,7 +1258,14 @@
           <w:color w:val="000000"/>
           <w:sz w:val="24"/>
         </w:rPr>
-        <w:t>to 1953.</w:t>
+        <w:hyperlink r:id="rId14" w:history="1">
+          <w:r>
+            <w:rPr>
+              <w:rStyle w:val="Hyperlink"/>
+            </w:rPr>
+            <w:t>to 1953.</w:t>
+          </w:r>
+        </w:hyperlink>
       </w:r>
     </w:p>
     <w:p>
@@ -2136,6 +2143,7 @@
       </w:r>
       <w:r>
         <w:rPr>
+          <w:u w:val="single" w:color="0000ff"/>
           <w:rFonts w:ascii="Charis SIL Regular" w:hAnsi="Charis SIL Regular" w:eastAsia="Charis SIL Regular"/>
           <w:b w:val="0"/>
           <w:i w:val="0"/>

--- a/EXPORTS/DOCX/published/niveau3/English/WageningenUniversity.docx
+++ b/EXPORTS/DOCX/published/niveau3/English/WageningenUniversity.docx
@@ -726,7 +726,14 @@
           <w:color w:val="000000"/>
           <w:sz w:val="24"/>
         </w:rPr>
-        <w:t xml:space="preserve">as then the </w:t>
+        <w:hyperlink r:id="rId11" w:history="1">
+          <w:r>
+            <w:rPr>
+              <w:rStyle w:val="Hyperlink"/>
+            </w:rPr>
+            <w:t xml:space="preserve">as then the </w:t>
+          </w:r>
+        </w:hyperlink>
       </w:r>
       <w:r>
         <w:rPr>
@@ -813,7 +820,7 @@
           <w:sz w:val="24"/>
           <w:u w:val="single"/>
         </w:rPr>
-        <w:hyperlink r:id="rId12" w:history="1">
+        <w:hyperlink r:id="rId11" w:history="1">
           <w:r>
             <w:rPr>
               <w:rStyle w:val="Hyperlink"/>
@@ -2429,7 +2436,7 @@
           <w:sz w:val="24"/>
           <w:u w:val="single"/>
         </w:rPr>
-        <w:t>Scientific research in colonised terri</w:t>
+        <w:t>Scientific research in colonised terr</w:t>
       </w:r>
       <w:r>
         <w:rPr>
@@ -2440,7 +2447,7 @@
           <w:sz w:val="24"/>
           <w:u w:val="single"/>
         </w:rPr>
-        <w:t>torie</w:t>
+        <w:t>i</w:t>
       </w:r>
       <w:r>
         <w:rPr>
@@ -2449,8 +2456,9 @@
           <w:i w:val="0"/>
           <w:color w:val="0000FF"/>
           <w:sz w:val="24"/>
+          <w:u w:val="single"/>
         </w:rPr>
-        <w:t>s</w:t>
+        <w:t>tories</w:t>
       </w:r>
     </w:p>
     <w:p>

--- a/EXPORTS/DOCX/published/niveau3/English/WageningenUniversity.docx
+++ b/EXPORTS/DOCX/published/niveau3/English/WageningenUniversity.docx
@@ -309,7 +309,6 @@
           <w:i w:val="0"/>
           <w:color w:val="0000FF"/>
           <w:sz w:val="24"/>
-          <w:u w:val="single"/>
         </w:rPr>
         <w:hyperlink r:id="rId10" w:history="1">
           <w:r>
@@ -329,7 +328,7 @@
           <w:sz w:val="24"/>
           <w:u w:val="single"/>
         </w:rPr>
-        <w:hyperlink r:id="rId9" w:history="1">
+        <w:hyperlink r:id="rId10" w:history="1">
           <w:r>
             <w:rPr>
               <w:rStyle w:val="Hyperlink"/>
@@ -358,7 +357,7 @@
           <w:sz w:val="24"/>
           <w:u w:val="single"/>
         </w:rPr>
-        <w:hyperlink r:id="rId9" w:history="1">
+        <w:hyperlink r:id="rId10" w:history="1">
           <w:r>
             <w:rPr>
               <w:rStyle w:val="Hyperlink"/>
@@ -414,21 +413,13 @@
       </w:r>
       <w:r>
         <w:rPr>
-          <w:u w:val="single" w:color="0000ff"/>
           <w:rFonts w:ascii="Charis SIL Regular" w:hAnsi="Charis SIL Regular" w:eastAsia="Charis SIL Regular"/>
           <w:b w:val="0"/>
           <w:i w:val="0"/>
           <w:color w:val="000000"/>
           <w:sz w:val="24"/>
         </w:rPr>
-        <w:hyperlink r:id="rId9" w:history="1">
-          <w:r>
-            <w:rPr>
-              <w:rStyle w:val="Hyperlink"/>
-            </w:rPr>
-            <w:t>was used i</w:t>
-          </w:r>
-        </w:hyperlink>
+        <w:t>was used i</w:t>
       </w:r>
       <w:r>
         <w:rPr>
@@ -791,7 +782,7 @@
           <w:sz w:val="24"/>
           <w:u w:val="single"/>
         </w:rPr>
-        <w:hyperlink r:id="rId11" w:history="1">
+        <w:hyperlink r:id="rId12" w:history="1">
           <w:r>
             <w:rPr>
               <w:rStyle w:val="Hyperlink"/>
@@ -2150,7 +2141,6 @@
       </w:r>
       <w:r>
         <w:rPr>
-          <w:u w:val="single" w:color="0000ff"/>
           <w:rFonts w:ascii="Charis SIL Regular" w:hAnsi="Charis SIL Regular" w:eastAsia="Charis SIL Regular"/>
           <w:b w:val="0"/>
           <w:i w:val="0"/>

--- a/EXPORTS/DOCX/published/niveau3/English/WageningenUniversity.docx
+++ b/EXPORTS/DOCX/published/niveau3/English/WageningenUniversity.docx
@@ -309,6 +309,7 @@
           <w:i w:val="0"/>
           <w:color w:val="0000FF"/>
           <w:sz w:val="24"/>
+          <w:u w:val="single"/>
         </w:rPr>
         <w:hyperlink r:id="rId10" w:history="1">
           <w:r>
@@ -413,13 +414,21 @@
       </w:r>
       <w:r>
         <w:rPr>
+          <w:u w:val="single" w:color="0000ff"/>
           <w:rFonts w:ascii="Charis SIL Regular" w:hAnsi="Charis SIL Regular" w:eastAsia="Charis SIL Regular"/>
           <w:b w:val="0"/>
           <w:i w:val="0"/>
           <w:color w:val="000000"/>
           <w:sz w:val="24"/>
         </w:rPr>
-        <w:t>was used i</w:t>
+        <w:hyperlink r:id="rId9" w:history="1">
+          <w:r>
+            <w:rPr>
+              <w:rStyle w:val="Hyperlink"/>
+            </w:rPr>
+            <w:t>was used i</w:t>
+          </w:r>
+        </w:hyperlink>
       </w:r>
       <w:r>
         <w:rPr>
@@ -706,25 +715,7 @@
           <w:color w:val="000000"/>
           <w:sz w:val="24"/>
         </w:rPr>
-        <w:t>Academy) in Breda in 1914, what w</w:t>
-      </w:r>
-      <w:r>
-        <w:rPr>
-          <w:u w:val="single" w:color="0000ff"/>
-          <w:rFonts w:ascii="Charis SIL Regular" w:hAnsi="Charis SIL Regular" w:eastAsia="Charis SIL Regular"/>
-          <w:b w:val="0"/>
-          <w:i w:val="0"/>
-          <w:color w:val="000000"/>
-          <w:sz w:val="24"/>
-        </w:rPr>
-        <w:hyperlink r:id="rId11" w:history="1">
-          <w:r>
-            <w:rPr>
-              <w:rStyle w:val="Hyperlink"/>
-            </w:rPr>
-            <w:t xml:space="preserve">as then the </w:t>
-          </w:r>
-        </w:hyperlink>
+        <w:t xml:space="preserve">Academy) in Breda in 1914, what was then the </w:t>
       </w:r>
       <w:r>
         <w:rPr>
@@ -782,7 +773,7 @@
           <w:sz w:val="24"/>
           <w:u w:val="single"/>
         </w:rPr>
-        <w:hyperlink r:id="rId12" w:history="1">
+        <w:hyperlink r:id="rId11" w:history="1">
           <w:r>
             <w:rPr>
               <w:rStyle w:val="Hyperlink"/>
@@ -2141,6 +2132,7 @@
       </w:r>
       <w:r>
         <w:rPr>
+          <w:u w:val="single" w:color="0000ff"/>
           <w:rFonts w:ascii="Charis SIL Regular" w:hAnsi="Charis SIL Regular" w:eastAsia="Charis SIL Regular"/>
           <w:b w:val="0"/>
           <w:i w:val="0"/>

--- a/EXPORTS/DOCX/published/niveau3/English/WageningenUniversity.docx
+++ b/EXPORTS/DOCX/published/niveau3/English/WageningenUniversity.docx
@@ -715,7 +715,25 @@
           <w:color w:val="000000"/>
           <w:sz w:val="24"/>
         </w:rPr>
-        <w:t xml:space="preserve">Academy) in Breda in 1914, what was then the </w:t>
+        <w:t>Academy) in Breda in 1914, what w</w:t>
+      </w:r>
+      <w:r>
+        <w:rPr>
+          <w:u w:val="single" w:color="0000ff"/>
+          <w:rFonts w:ascii="Charis SIL Regular" w:hAnsi="Charis SIL Regular" w:eastAsia="Charis SIL Regular"/>
+          <w:b w:val="0"/>
+          <w:i w:val="0"/>
+          <w:color w:val="000000"/>
+          <w:sz w:val="24"/>
+        </w:rPr>
+        <w:hyperlink r:id="rId11" w:history="1">
+          <w:r>
+            <w:rPr>
+              <w:rStyle w:val="Hyperlink"/>
+            </w:rPr>
+            <w:t xml:space="preserve">as then the </w:t>
+          </w:r>
+        </w:hyperlink>
       </w:r>
       <w:r>
         <w:rPr>

--- a/EXPORTS/DOCX/published/niveau3/English/WageningenUniversity.docx
+++ b/EXPORTS/DOCX/published/niveau3/English/WageningenUniversity.docx
@@ -329,7 +329,7 @@
           <w:sz w:val="24"/>
           <w:u w:val="single"/>
         </w:rPr>
-        <w:hyperlink r:id="rId10" w:history="1">
+        <w:hyperlink r:id="rId9" w:history="1">
           <w:r>
             <w:rPr>
               <w:rStyle w:val="Hyperlink"/>
@@ -358,7 +358,7 @@
           <w:sz w:val="24"/>
           <w:u w:val="single"/>
         </w:rPr>
-        <w:hyperlink r:id="rId10" w:history="1">
+        <w:hyperlink r:id="rId9" w:history="1">
           <w:r>
             <w:rPr>
               <w:rStyle w:val="Hyperlink"/>
@@ -2150,7 +2150,6 @@
       </w:r>
       <w:r>
         <w:rPr>
-          <w:u w:val="single" w:color="0000ff"/>
           <w:rFonts w:ascii="Charis SIL Regular" w:hAnsi="Charis SIL Regular" w:eastAsia="Charis SIL Regular"/>
           <w:b w:val="0"/>
           <w:i w:val="0"/>

--- a/EXPORTS/DOCX/published/niveau3/English/WageningenUniversity.docx
+++ b/EXPORTS/DOCX/published/niveau3/English/WageningenUniversity.docx
@@ -2435,7 +2435,7 @@
           <w:sz w:val="24"/>
           <w:u w:val="single"/>
         </w:rPr>
-        <w:t>Scientific research in colonised terr</w:t>
+        <w:t>Scientific research in colonised terri</w:t>
       </w:r>
       <w:r>
         <w:rPr>
@@ -2446,7 +2446,7 @@
           <w:sz w:val="24"/>
           <w:u w:val="single"/>
         </w:rPr>
-        <w:t>i</w:t>
+        <w:t>torie</w:t>
       </w:r>
       <w:r>
         <w:rPr>
@@ -2455,9 +2455,8 @@
           <w:i w:val="0"/>
           <w:color w:val="0000FF"/>
           <w:sz w:val="24"/>
-          <w:u w:val="single"/>
         </w:rPr>
-        <w:t>tories</w:t>
+        <w:t>s</w:t>
       </w:r>
     </w:p>
     <w:p>

--- a/EXPORTS/DOCX/published/niveau3/English/WageningenUniversity.docx
+++ b/EXPORTS/DOCX/published/niveau3/English/WageningenUniversity.docx
@@ -715,25 +715,7 @@
           <w:color w:val="000000"/>
           <w:sz w:val="24"/>
         </w:rPr>
-        <w:t>Academy) in Breda in 1914, what w</w:t>
-      </w:r>
-      <w:r>
-        <w:rPr>
-          <w:u w:val="single" w:color="0000ff"/>
-          <w:rFonts w:ascii="Charis SIL Regular" w:hAnsi="Charis SIL Regular" w:eastAsia="Charis SIL Regular"/>
-          <w:b w:val="0"/>
-          <w:i w:val="0"/>
-          <w:color w:val="000000"/>
-          <w:sz w:val="24"/>
-        </w:rPr>
-        <w:hyperlink r:id="rId11" w:history="1">
-          <w:r>
-            <w:rPr>
-              <w:rStyle w:val="Hyperlink"/>
-            </w:rPr>
-            <w:t xml:space="preserve">as then the </w:t>
-          </w:r>
-        </w:hyperlink>
+        <w:t xml:space="preserve">Academy) in Breda in 1914, what was then the </w:t>
       </w:r>
       <w:r>
         <w:rPr>
@@ -820,7 +802,7 @@
           <w:sz w:val="24"/>
           <w:u w:val="single"/>
         </w:rPr>
-        <w:hyperlink r:id="rId11" w:history="1">
+        <w:hyperlink r:id="rId12" w:history="1">
           <w:r>
             <w:rPr>
               <w:rStyle w:val="Hyperlink"/>
@@ -2435,7 +2417,7 @@
           <w:sz w:val="24"/>
           <w:u w:val="single"/>
         </w:rPr>
-        <w:t>Scientific research in colonised terri</w:t>
+        <w:t>Scientific research in colonised terr</w:t>
       </w:r>
       <w:r>
         <w:rPr>
@@ -2446,7 +2428,7 @@
           <w:sz w:val="24"/>
           <w:u w:val="single"/>
         </w:rPr>
-        <w:t>torie</w:t>
+        <w:t>i</w:t>
       </w:r>
       <w:r>
         <w:rPr>
@@ -2455,8 +2437,9 @@
           <w:i w:val="0"/>
           <w:color w:val="0000FF"/>
           <w:sz w:val="24"/>
+          <w:u w:val="single"/>
         </w:rPr>
-        <w:t>s</w:t>
+        <w:t>tories</w:t>
       </w:r>
     </w:p>
     <w:p>

--- a/EXPORTS/DOCX/published/niveau3/English/WageningenUniversity.docx
+++ b/EXPORTS/DOCX/published/niveau3/English/WageningenUniversity.docx
@@ -329,7 +329,7 @@
           <w:sz w:val="24"/>
           <w:u w:val="single"/>
         </w:rPr>
-        <w:hyperlink r:id="rId9" w:history="1">
+        <w:hyperlink r:id="rId10" w:history="1">
           <w:r>
             <w:rPr>
               <w:rStyle w:val="Hyperlink"/>
@@ -358,7 +358,7 @@
           <w:sz w:val="24"/>
           <w:u w:val="single"/>
         </w:rPr>
-        <w:hyperlink r:id="rId9" w:history="1">
+        <w:hyperlink r:id="rId10" w:history="1">
           <w:r>
             <w:rPr>
               <w:rStyle w:val="Hyperlink"/>
@@ -715,7 +715,25 @@
           <w:color w:val="000000"/>
           <w:sz w:val="24"/>
         </w:rPr>
-        <w:t xml:space="preserve">Academy) in Breda in 1914, what was then the </w:t>
+        <w:t>Academy) in Breda in 1914, what w</w:t>
+      </w:r>
+      <w:r>
+        <w:rPr>
+          <w:u w:val="single" w:color="0000ff"/>
+          <w:rFonts w:ascii="Charis SIL Regular" w:hAnsi="Charis SIL Regular" w:eastAsia="Charis SIL Regular"/>
+          <w:b w:val="0"/>
+          <w:i w:val="0"/>
+          <w:color w:val="000000"/>
+          <w:sz w:val="24"/>
+        </w:rPr>
+        <w:hyperlink r:id="rId11" w:history="1">
+          <w:r>
+            <w:rPr>
+              <w:rStyle w:val="Hyperlink"/>
+            </w:rPr>
+            <w:t xml:space="preserve">as then the </w:t>
+          </w:r>
+        </w:hyperlink>
       </w:r>
       <w:r>
         <w:rPr>
@@ -802,7 +820,7 @@
           <w:sz w:val="24"/>
           <w:u w:val="single"/>
         </w:rPr>
-        <w:hyperlink r:id="rId12" w:history="1">
+        <w:hyperlink r:id="rId11" w:history="1">
           <w:r>
             <w:rPr>
               <w:rStyle w:val="Hyperlink"/>
@@ -2132,6 +2150,7 @@
       </w:r>
       <w:r>
         <w:rPr>
+          <w:u w:val="single" w:color="0000ff"/>
           <w:rFonts w:ascii="Charis SIL Regular" w:hAnsi="Charis SIL Regular" w:eastAsia="Charis SIL Regular"/>
           <w:b w:val="0"/>
           <w:i w:val="0"/>

--- a/EXPORTS/DOCX/published/niveau3/English/WageningenUniversity.docx
+++ b/EXPORTS/DOCX/published/niveau3/English/WageningenUniversity.docx
@@ -329,7 +329,7 @@
           <w:sz w:val="24"/>
           <w:u w:val="single"/>
         </w:rPr>
-        <w:hyperlink r:id="rId10" w:history="1">
+        <w:hyperlink r:id="rId9" w:history="1">
           <w:r>
             <w:rPr>
               <w:rStyle w:val="Hyperlink"/>
@@ -358,7 +358,7 @@
           <w:sz w:val="24"/>
           <w:u w:val="single"/>
         </w:rPr>
-        <w:hyperlink r:id="rId10" w:history="1">
+        <w:hyperlink r:id="rId9" w:history="1">
           <w:r>
             <w:rPr>
               <w:rStyle w:val="Hyperlink"/>
@@ -2150,7 +2150,6 @@
       </w:r>
       <w:r>
         <w:rPr>
-          <w:u w:val="single" w:color="0000ff"/>
           <w:rFonts w:ascii="Charis SIL Regular" w:hAnsi="Charis SIL Regular" w:eastAsia="Charis SIL Regular"/>
           <w:b w:val="0"/>
           <w:i w:val="0"/>
@@ -2436,7 +2435,7 @@
           <w:sz w:val="24"/>
           <w:u w:val="single"/>
         </w:rPr>
-        <w:t>Scientific research in colonised terr</w:t>
+        <w:t>Scientific research in colonised terri</w:t>
       </w:r>
       <w:r>
         <w:rPr>
@@ -2447,7 +2446,7 @@
           <w:sz w:val="24"/>
           <w:u w:val="single"/>
         </w:rPr>
-        <w:t>i</w:t>
+        <w:t>torie</w:t>
       </w:r>
       <w:r>
         <w:rPr>
@@ -2456,9 +2455,8 @@
           <w:i w:val="0"/>
           <w:color w:val="0000FF"/>
           <w:sz w:val="24"/>
-          <w:u w:val="single"/>
         </w:rPr>
-        <w:t>tories</w:t>
+        <w:t>s</w:t>
       </w:r>
     </w:p>
     <w:p>

--- a/EXPORTS/DOCX/published/niveau3/English/WageningenUniversity.docx
+++ b/EXPORTS/DOCX/published/niveau3/English/WageningenUniversity.docx
@@ -329,7 +329,7 @@
           <w:sz w:val="24"/>
           <w:u w:val="single"/>
         </w:rPr>
-        <w:hyperlink r:id="rId9" w:history="1">
+        <w:hyperlink r:id="rId10" w:history="1">
           <w:r>
             <w:rPr>
               <w:rStyle w:val="Hyperlink"/>
@@ -358,7 +358,7 @@
           <w:sz w:val="24"/>
           <w:u w:val="single"/>
         </w:rPr>
-        <w:hyperlink r:id="rId9" w:history="1">
+        <w:hyperlink r:id="rId10" w:history="1">
           <w:r>
             <w:rPr>
               <w:rStyle w:val="Hyperlink"/>
@@ -744,7 +744,14 @@
           <w:sz w:val="24"/>
           <w:u w:val="single"/>
         </w:rPr>
-        <w:t>R</w:t>
+        <w:hyperlink r:id="rId12" w:history="1">
+          <w:r>
+            <w:rPr>
+              <w:rStyle w:val="Hyperlink"/>
+            </w:rPr>
+            <w:t>R</w:t>
+          </w:r>
+        </w:hyperlink>
       </w:r>
       <w:r>
         <w:rPr>
@@ -2150,6 +2157,7 @@
       </w:r>
       <w:r>
         <w:rPr>
+          <w:u w:val="single" w:color="0000ff"/>
           <w:rFonts w:ascii="Charis SIL Regular" w:hAnsi="Charis SIL Regular" w:eastAsia="Charis SIL Regular"/>
           <w:b w:val="0"/>
           <w:i w:val="0"/>
@@ -2435,7 +2443,7 @@
           <w:sz w:val="24"/>
           <w:u w:val="single"/>
         </w:rPr>
-        <w:t>Scientific research in colonised terri</w:t>
+        <w:t>Scientific research in colonised terr</w:t>
       </w:r>
       <w:r>
         <w:rPr>
@@ -2446,7 +2454,7 @@
           <w:sz w:val="24"/>
           <w:u w:val="single"/>
         </w:rPr>
-        <w:t>torie</w:t>
+        <w:t>i</w:t>
       </w:r>
       <w:r>
         <w:rPr>
@@ -2455,8 +2463,9 @@
           <w:i w:val="0"/>
           <w:color w:val="0000FF"/>
           <w:sz w:val="24"/>
+          <w:u w:val="single"/>
         </w:rPr>
-        <w:t>s</w:t>
+        <w:t>tories</w:t>
       </w:r>
     </w:p>
     <w:p>

--- a/EXPORTS/DOCX/published/niveau3/English/WageningenUniversity.docx
+++ b/EXPORTS/DOCX/published/niveau3/English/WageningenUniversity.docx
@@ -329,7 +329,7 @@
           <w:sz w:val="24"/>
           <w:u w:val="single"/>
         </w:rPr>
-        <w:hyperlink r:id="rId10" w:history="1">
+        <w:hyperlink r:id="rId9" w:history="1">
           <w:r>
             <w:rPr>
               <w:rStyle w:val="Hyperlink"/>
@@ -358,7 +358,7 @@
           <w:sz w:val="24"/>
           <w:u w:val="single"/>
         </w:rPr>
-        <w:hyperlink r:id="rId10" w:history="1">
+        <w:hyperlink r:id="rId9" w:history="1">
           <w:r>
             <w:rPr>
               <w:rStyle w:val="Hyperlink"/>
@@ -744,14 +744,7 @@
           <w:sz w:val="24"/>
           <w:u w:val="single"/>
         </w:rPr>
-        <w:hyperlink r:id="rId12" w:history="1">
-          <w:r>
-            <w:rPr>
-              <w:rStyle w:val="Hyperlink"/>
-            </w:rPr>
-            <w:t>R</w:t>
-          </w:r>
-        </w:hyperlink>
+        <w:t>R</w:t>
       </w:r>
       <w:r>
         <w:rPr>

--- a/EXPORTS/DOCX/published/niveau3/English/WageningenUniversity.docx
+++ b/EXPORTS/DOCX/published/niveau3/English/WageningenUniversity.docx
@@ -358,7 +358,7 @@
           <w:sz w:val="24"/>
           <w:u w:val="single"/>
         </w:rPr>
-        <w:hyperlink r:id="rId9" w:history="1">
+        <w:hyperlink r:id="rId10" w:history="1">
           <w:r>
             <w:rPr>
               <w:rStyle w:val="Hyperlink"/>
@@ -742,7 +742,6 @@
           <w:i w:val="0"/>
           <w:color w:val="0000FF"/>
           <w:sz w:val="24"/>
-          <w:u w:val="single"/>
         </w:rPr>
         <w:t>R</w:t>
       </w:r>
@@ -2150,7 +2149,6 @@
       </w:r>
       <w:r>
         <w:rPr>
-          <w:u w:val="single" w:color="0000ff"/>
           <w:rFonts w:ascii="Charis SIL Regular" w:hAnsi="Charis SIL Regular" w:eastAsia="Charis SIL Regular"/>
           <w:b w:val="0"/>
           <w:i w:val="0"/>

--- a/EXPORTS/DOCX/published/niveau3/English/WageningenUniversity.docx
+++ b/EXPORTS/DOCX/published/niveau3/English/WageningenUniversity.docx
@@ -329,7 +329,7 @@
           <w:sz w:val="24"/>
           <w:u w:val="single"/>
         </w:rPr>
-        <w:hyperlink r:id="rId9" w:history="1">
+        <w:hyperlink r:id="rId10" w:history="1">
           <w:r>
             <w:rPr>
               <w:rStyle w:val="Hyperlink"/>
@@ -2149,6 +2149,7 @@
       </w:r>
       <w:r>
         <w:rPr>
+          <w:u w:val="single" w:color="0000ff"/>
           <w:rFonts w:ascii="Charis SIL Regular" w:hAnsi="Charis SIL Regular" w:eastAsia="Charis SIL Regular"/>
           <w:b w:val="0"/>
           <w:i w:val="0"/>

--- a/EXPORTS/DOCX/published/niveau3/English/WageningenUniversity.docx
+++ b/EXPORTS/DOCX/published/niveau3/English/WageningenUniversity.docx
@@ -329,7 +329,7 @@
           <w:sz w:val="24"/>
           <w:u w:val="single"/>
         </w:rPr>
-        <w:hyperlink r:id="rId10" w:history="1">
+        <w:hyperlink r:id="rId9" w:history="1">
           <w:r>
             <w:rPr>
               <w:rStyle w:val="Hyperlink"/>
@@ -358,7 +358,7 @@
           <w:sz w:val="24"/>
           <w:u w:val="single"/>
         </w:rPr>
-        <w:hyperlink r:id="rId10" w:history="1">
+        <w:hyperlink r:id="rId9" w:history="1">
           <w:r>
             <w:rPr>
               <w:rStyle w:val="Hyperlink"/>

--- a/EXPORTS/DOCX/published/niveau3/English/WageningenUniversity.docx
+++ b/EXPORTS/DOCX/published/niveau3/English/WageningenUniversity.docx
@@ -309,7 +309,6 @@
           <w:i w:val="0"/>
           <w:color w:val="0000FF"/>
           <w:sz w:val="24"/>
-          <w:u w:val="single"/>
         </w:rPr>
         <w:hyperlink r:id="rId10" w:history="1">
           <w:r>

--- a/EXPORTS/DOCX/published/niveau3/English/WageningenUniversity.docx
+++ b/EXPORTS/DOCX/published/niveau3/English/WageningenUniversity.docx
@@ -309,6 +309,7 @@
           <w:i w:val="0"/>
           <w:color w:val="0000FF"/>
           <w:sz w:val="24"/>
+          <w:u w:val="single"/>
         </w:rPr>
         <w:hyperlink r:id="rId10" w:history="1">
           <w:r>
@@ -714,23 +715,23 @@
           <w:color w:val="000000"/>
           <w:sz w:val="24"/>
         </w:rPr>
-        <w:t>Academy) in Breda in 1914, what w</w:t>
+        <w:t xml:space="preserve">Academy) in Breda in 1914, what was then the </w:t>
       </w:r>
       <w:r>
         <w:rPr>
-          <w:u w:val="single" w:color="0000ff"/>
           <w:rFonts w:ascii="Charis SIL Regular" w:hAnsi="Charis SIL Regular" w:eastAsia="Charis SIL Regular"/>
           <w:b w:val="0"/>
           <w:i w:val="0"/>
-          <w:color w:val="000000"/>
+          <w:color w:val="0000FF"/>
           <w:sz w:val="24"/>
+          <w:u w:val="single"/>
         </w:rPr>
-        <w:hyperlink r:id="rId11" w:history="1">
+        <w:hyperlink r:id="rId12" w:history="1">
           <w:r>
             <w:rPr>
               <w:rStyle w:val="Hyperlink"/>
             </w:rPr>
-            <w:t xml:space="preserve">as then the </w:t>
+            <w:t>R</w:t>
           </w:r>
         </w:hyperlink>
       </w:r>
@@ -741,19 +742,9 @@
           <w:i w:val="0"/>
           <w:color w:val="0000FF"/>
           <w:sz w:val="24"/>
-        </w:rPr>
-        <w:t>R</w:t>
-      </w:r>
-      <w:r>
-        <w:rPr>
-          <w:rFonts w:ascii="Charis SIL Regular" w:hAnsi="Charis SIL Regular" w:eastAsia="Charis SIL Regular"/>
-          <w:b w:val="0"/>
-          <w:i w:val="0"/>
-          <w:color w:val="0000FF"/>
-          <w:sz w:val="24"/>
           <w:u w:val="single"/>
         </w:rPr>
-        <w:hyperlink r:id="rId11" w:history="1">
+        <w:hyperlink r:id="rId12" w:history="1">
           <w:r>
             <w:rPr>
               <w:rStyle w:val="Hyperlink"/>
@@ -2148,7 +2139,6 @@
       </w:r>
       <w:r>
         <w:rPr>
-          <w:u w:val="single" w:color="0000ff"/>
           <w:rFonts w:ascii="Charis SIL Regular" w:hAnsi="Charis SIL Regular" w:eastAsia="Charis SIL Regular"/>
           <w:b w:val="0"/>
           <w:i w:val="0"/>

--- a/EXPORTS/DOCX/published/niveau3/English/WageningenUniversity.docx
+++ b/EXPORTS/DOCX/published/niveau3/English/WageningenUniversity.docx
@@ -715,23 +715,23 @@
           <w:color w:val="000000"/>
           <w:sz w:val="24"/>
         </w:rPr>
-        <w:t xml:space="preserve">Academy) in Breda in 1914, what was then the </w:t>
+        <w:t>Academy) in Breda in 1914, what w</w:t>
       </w:r>
       <w:r>
         <w:rPr>
+          <w:u w:val="single" w:color="0000ff"/>
           <w:rFonts w:ascii="Charis SIL Regular" w:hAnsi="Charis SIL Regular" w:eastAsia="Charis SIL Regular"/>
           <w:b w:val="0"/>
           <w:i w:val="0"/>
-          <w:color w:val="0000FF"/>
+          <w:color w:val="000000"/>
           <w:sz w:val="24"/>
-          <w:u w:val="single"/>
         </w:rPr>
-        <w:hyperlink r:id="rId12" w:history="1">
+        <w:hyperlink r:id="rId11" w:history="1">
           <w:r>
             <w:rPr>
               <w:rStyle w:val="Hyperlink"/>
             </w:rPr>
-            <w:t>R</w:t>
+            <w:t xml:space="preserve">as then the </w:t>
           </w:r>
         </w:hyperlink>
       </w:r>
@@ -744,7 +744,18 @@
           <w:sz w:val="24"/>
           <w:u w:val="single"/>
         </w:rPr>
-        <w:hyperlink r:id="rId12" w:history="1">
+        <w:t>R</w:t>
+      </w:r>
+      <w:r>
+        <w:rPr>
+          <w:rFonts w:ascii="Charis SIL Regular" w:hAnsi="Charis SIL Regular" w:eastAsia="Charis SIL Regular"/>
+          <w:b w:val="0"/>
+          <w:i w:val="0"/>
+          <w:color w:val="0000FF"/>
+          <w:sz w:val="24"/>
+          <w:u w:val="single"/>
+        </w:rPr>
+        <w:hyperlink r:id="rId11" w:history="1">
           <w:r>
             <w:rPr>
               <w:rStyle w:val="Hyperlink"/>
@@ -2139,6 +2150,7 @@
       </w:r>
       <w:r>
         <w:rPr>
+          <w:u w:val="single" w:color="0000ff"/>
           <w:rFonts w:ascii="Charis SIL Regular" w:hAnsi="Charis SIL Regular" w:eastAsia="Charis SIL Regular"/>
           <w:b w:val="0"/>
           <w:i w:val="0"/>

--- a/EXPORTS/DOCX/published/niveau3/English/WageningenUniversity.docx
+++ b/EXPORTS/DOCX/published/niveau3/English/WageningenUniversity.docx
@@ -251,74 +251,8 @@
           <w:i w:val="0"/>
           <w:color w:val="0000FF"/>
           <w:sz w:val="24"/>
-          <w:u w:val="single"/>
         </w:rPr>
-        <w:hyperlink r:id="rId10" w:history="1">
-          <w:r>
-            <w:rPr>
-              <w:rStyle w:val="Hyperlink"/>
-            </w:rPr>
-            <w:t>the</w:t>
-          </w:r>
-        </w:hyperlink>
-      </w:r>
-      <w:r>
-        <w:rPr>
-          <w:rFonts w:ascii="Charis SIL Regular" w:hAnsi="Charis SIL Regular" w:eastAsia="Charis SIL Regular"/>
-          <w:b w:val="0"/>
-          <w:i w:val="0"/>
-          <w:color w:val="0000FF"/>
-          <w:sz w:val="24"/>
-          <w:u w:val="single"/>
-        </w:rPr>
-        <w:t xml:space="preserve"> </w:t>
-      </w:r>
-      <w:r>
-        <w:rPr>
-          <w:rFonts w:ascii="Charis SIL Regular" w:hAnsi="Charis SIL Regular" w:eastAsia="Charis SIL Regular"/>
-          <w:b w:val="0"/>
-          <w:i w:val="0"/>
-          <w:color w:val="0000FF"/>
-          <w:sz w:val="24"/>
-          <w:u w:val="single"/>
-        </w:rPr>
-        <w:hyperlink r:id="rId10" w:history="1">
-          <w:r>
-            <w:rPr>
-              <w:rStyle w:val="Hyperlink"/>
-            </w:rPr>
-            <w:t>Dutch</w:t>
-          </w:r>
-        </w:hyperlink>
-      </w:r>
-      <w:r>
-        <w:rPr>
-          <w:rFonts w:ascii="Charis SIL Regular" w:hAnsi="Charis SIL Regular" w:eastAsia="Charis SIL Regular"/>
-          <w:b w:val="0"/>
-          <w:i w:val="0"/>
-          <w:color w:val="0000FF"/>
-          <w:sz w:val="24"/>
-          <w:u w:val="single"/>
-        </w:rPr>
-        <w:t xml:space="preserve"> </w:t>
-      </w:r>
-      <w:r>
-        <w:rPr>
-          <w:rFonts w:ascii="Charis SIL Regular" w:hAnsi="Charis SIL Regular" w:eastAsia="Charis SIL Regular"/>
-          <w:b w:val="0"/>
-          <w:i w:val="0"/>
-          <w:color w:val="0000FF"/>
-          <w:sz w:val="24"/>
-          <w:u w:val="single"/>
-        </w:rPr>
-        <w:hyperlink r:id="rId10" w:history="1">
-          <w:r>
-            <w:rPr>
-              <w:rStyle w:val="Hyperlink"/>
-            </w:rPr>
-            <w:t>Ea</w:t>
-          </w:r>
-        </w:hyperlink>
+        <w:t>the Dutch Ea</w:t>
       </w:r>
       <w:r>
         <w:rPr>
@@ -715,25 +649,7 @@
           <w:color w:val="000000"/>
           <w:sz w:val="24"/>
         </w:rPr>
-        <w:t>Academy) in Breda in 1914, what w</w:t>
-      </w:r>
-      <w:r>
-        <w:rPr>
-          <w:u w:val="single" w:color="0000ff"/>
-          <w:rFonts w:ascii="Charis SIL Regular" w:hAnsi="Charis SIL Regular" w:eastAsia="Charis SIL Regular"/>
-          <w:b w:val="0"/>
-          <w:i w:val="0"/>
-          <w:color w:val="000000"/>
-          <w:sz w:val="24"/>
-        </w:rPr>
-        <w:hyperlink r:id="rId11" w:history="1">
-          <w:r>
-            <w:rPr>
-              <w:rStyle w:val="Hyperlink"/>
-            </w:rPr>
-            <w:t xml:space="preserve">as then the </w:t>
-          </w:r>
-        </w:hyperlink>
+        <w:t xml:space="preserve">Academy) in Breda in 1914, what was then the </w:t>
       </w:r>
       <w:r>
         <w:rPr>
@@ -999,7 +915,7 @@
           <w:sz w:val="24"/>
           <w:u w:val="single"/>
         </w:rPr>
-        <w:hyperlink r:id="rId12" w:history="1">
+        <w:hyperlink r:id="rId13" w:history="1">
           <w:r>
             <w:rPr>
               <w:rStyle w:val="Hyperlink"/>
@@ -1265,14 +1181,7 @@
           <w:color w:val="000000"/>
           <w:sz w:val="24"/>
         </w:rPr>
-        <w:hyperlink r:id="rId14" w:history="1">
-          <w:r>
-            <w:rPr>
-              <w:rStyle w:val="Hyperlink"/>
-            </w:rPr>
-            <w:t>to 1953.</w:t>
-          </w:r>
-        </w:hyperlink>
+        <w:t>to 1953.</w:t>
       </w:r>
     </w:p>
     <w:p>
@@ -1554,14 +1463,7 @@
           <w:color w:val="000000"/>
           <w:sz w:val="24"/>
         </w:rPr>
-        <w:hyperlink r:id="rId16" w:history="1">
-          <w:r>
-            <w:rPr>
-              <w:rStyle w:val="Hyperlink"/>
-            </w:rPr>
-            <w:t xml:space="preserve">erdam in </w:t>
-          </w:r>
-        </w:hyperlink>
+        <w:t xml:space="preserve">erdam in </w:t>
       </w:r>
       <w:r>
         <w:rPr>
@@ -2117,47 +2019,7 @@
           <w:color w:val="000000"/>
           <w:sz w:val="24"/>
         </w:rPr>
-        <w:t>) by the Rijksmuseum voor Volkenkunde. The D</w:t>
-      </w:r>
-      <w:r>
-        <w:rPr>
-          <w:u w:val="single" w:color="0000ff"/>
-          <w:rFonts w:ascii="Charis SIL Regular" w:hAnsi="Charis SIL Regular" w:eastAsia="Charis SIL Regular"/>
-          <w:b w:val="0"/>
-          <w:i w:val="0"/>
-          <w:color w:val="000000"/>
-          <w:sz w:val="24"/>
-        </w:rPr>
-        <w:t>u</w:t>
-      </w:r>
-      <w:r>
-        <w:rPr>
-          <w:u w:val="single" w:color="0000ff"/>
-          <w:rFonts w:ascii="Charis SIL Regular" w:hAnsi="Charis SIL Regular" w:eastAsia="Charis SIL Regular"/>
-          <w:b w:val="0"/>
-          <w:i w:val="0"/>
-          <w:color w:val="000000"/>
-          <w:sz w:val="24"/>
-        </w:rPr>
-        <w:hyperlink r:id="rId18" w:history="1">
-          <w:r>
-            <w:rPr>
-              <w:rStyle w:val="Hyperlink"/>
-            </w:rPr>
-            <w:t xml:space="preserve">tch </w:t>
-          </w:r>
-        </w:hyperlink>
-      </w:r>
-      <w:r>
-        <w:rPr>
-          <w:u w:val="single" w:color="0000ff"/>
-          <w:rFonts w:ascii="Charis SIL Regular" w:hAnsi="Charis SIL Regular" w:eastAsia="Charis SIL Regular"/>
-          <w:b w:val="0"/>
-          <w:i w:val="0"/>
-          <w:color w:val="000000"/>
-          <w:sz w:val="24"/>
-        </w:rPr>
-        <w:t>N</w:t>
+        <w:t>) by the Rijksmuseum voor Volkenkunde. The Dutch N</w:t>
       </w:r>
       <w:r>
         <w:rPr>

--- a/EXPORTS/DOCX/published/niveau3/English/WageningenUniversity.docx
+++ b/EXPORTS/DOCX/published/niveau3/English/WageningenUniversity.docx
@@ -251,8 +251,74 @@
           <w:i w:val="0"/>
           <w:color w:val="0000FF"/>
           <w:sz w:val="24"/>
+          <w:u w:val="single"/>
         </w:rPr>
-        <w:t>the Dutch Ea</w:t>
+        <w:hyperlink r:id="rId10" w:history="1">
+          <w:r>
+            <w:rPr>
+              <w:rStyle w:val="Hyperlink"/>
+            </w:rPr>
+            <w:t>the</w:t>
+          </w:r>
+        </w:hyperlink>
+      </w:r>
+      <w:r>
+        <w:rPr>
+          <w:rFonts w:ascii="Charis SIL Regular" w:hAnsi="Charis SIL Regular" w:eastAsia="Charis SIL Regular"/>
+          <w:b w:val="0"/>
+          <w:i w:val="0"/>
+          <w:color w:val="0000FF"/>
+          <w:sz w:val="24"/>
+          <w:u w:val="single"/>
+        </w:rPr>
+        <w:t xml:space="preserve"> </w:t>
+      </w:r>
+      <w:r>
+        <w:rPr>
+          <w:rFonts w:ascii="Charis SIL Regular" w:hAnsi="Charis SIL Regular" w:eastAsia="Charis SIL Regular"/>
+          <w:b w:val="0"/>
+          <w:i w:val="0"/>
+          <w:color w:val="0000FF"/>
+          <w:sz w:val="24"/>
+          <w:u w:val="single"/>
+        </w:rPr>
+        <w:hyperlink r:id="rId10" w:history="1">
+          <w:r>
+            <w:rPr>
+              <w:rStyle w:val="Hyperlink"/>
+            </w:rPr>
+            <w:t>Dutch</w:t>
+          </w:r>
+        </w:hyperlink>
+      </w:r>
+      <w:r>
+        <w:rPr>
+          <w:rFonts w:ascii="Charis SIL Regular" w:hAnsi="Charis SIL Regular" w:eastAsia="Charis SIL Regular"/>
+          <w:b w:val="0"/>
+          <w:i w:val="0"/>
+          <w:color w:val="0000FF"/>
+          <w:sz w:val="24"/>
+          <w:u w:val="single"/>
+        </w:rPr>
+        <w:t xml:space="preserve"> </w:t>
+      </w:r>
+      <w:r>
+        <w:rPr>
+          <w:rFonts w:ascii="Charis SIL Regular" w:hAnsi="Charis SIL Regular" w:eastAsia="Charis SIL Regular"/>
+          <w:b w:val="0"/>
+          <w:i w:val="0"/>
+          <w:color w:val="0000FF"/>
+          <w:sz w:val="24"/>
+          <w:u w:val="single"/>
+        </w:rPr>
+        <w:hyperlink r:id="rId10" w:history="1">
+          <w:r>
+            <w:rPr>
+              <w:rStyle w:val="Hyperlink"/>
+            </w:rPr>
+            <w:t>Ea</w:t>
+          </w:r>
+        </w:hyperlink>
       </w:r>
       <w:r>
         <w:rPr>
@@ -660,7 +726,14 @@
           <w:sz w:val="24"/>
           <w:u w:val="single"/>
         </w:rPr>
-        <w:t>R</w:t>
+        <w:hyperlink r:id="rId12" w:history="1">
+          <w:r>
+            <w:rPr>
+              <w:rStyle w:val="Hyperlink"/>
+            </w:rPr>
+            <w:t>R</w:t>
+          </w:r>
+        </w:hyperlink>
       </w:r>
       <w:r>
         <w:rPr>
@@ -671,7 +744,7 @@
           <w:sz w:val="24"/>
           <w:u w:val="single"/>
         </w:rPr>
-        <w:hyperlink r:id="rId11" w:history="1">
+        <w:hyperlink r:id="rId12" w:history="1">
           <w:r>
             <w:rPr>
               <w:rStyle w:val="Hyperlink"/>
@@ -689,7 +762,7 @@
           <w:sz w:val="24"/>
           <w:u w:val="single"/>
         </w:rPr>
-        <w:hyperlink r:id="rId11" w:history="1">
+        <w:hyperlink r:id="rId12" w:history="1">
           <w:r>
             <w:rPr>
               <w:rStyle w:val="Hyperlink"/>
@@ -707,7 +780,7 @@
           <w:sz w:val="24"/>
           <w:u w:val="single"/>
         </w:rPr>
-        <w:hyperlink r:id="rId11" w:history="1">
+        <w:hyperlink r:id="rId12" w:history="1">
           <w:r>
             <w:rPr>
               <w:rStyle w:val="Hyperlink"/>
@@ -736,7 +809,7 @@
           <w:sz w:val="24"/>
           <w:u w:val="single"/>
         </w:rPr>
-        <w:hyperlink r:id="rId11" w:history="1">
+        <w:hyperlink r:id="rId12" w:history="1">
           <w:r>
             <w:rPr>
               <w:rStyle w:val="Hyperlink"/>
@@ -915,7 +988,7 @@
           <w:sz w:val="24"/>
           <w:u w:val="single"/>
         </w:rPr>
-        <w:hyperlink r:id="rId13" w:history="1">
+        <w:hyperlink r:id="rId12" w:history="1">
           <w:r>
             <w:rPr>
               <w:rStyle w:val="Hyperlink"/>
@@ -1181,7 +1254,14 @@
           <w:color w:val="000000"/>
           <w:sz w:val="24"/>
         </w:rPr>
-        <w:t>to 1953.</w:t>
+        <w:hyperlink r:id="rId14" w:history="1">
+          <w:r>
+            <w:rPr>
+              <w:rStyle w:val="Hyperlink"/>
+            </w:rPr>
+            <w:t>to 1953.</w:t>
+          </w:r>
+        </w:hyperlink>
       </w:r>
     </w:p>
     <w:p>
@@ -1463,7 +1543,14 @@
           <w:color w:val="000000"/>
           <w:sz w:val="24"/>
         </w:rPr>
-        <w:t xml:space="preserve">erdam in </w:t>
+        <w:hyperlink r:id="rId16" w:history="1">
+          <w:r>
+            <w:rPr>
+              <w:rStyle w:val="Hyperlink"/>
+            </w:rPr>
+            <w:t xml:space="preserve">erdam in </w:t>
+          </w:r>
+        </w:hyperlink>
       </w:r>
       <w:r>
         <w:rPr>
@@ -2019,7 +2106,46 @@
           <w:color w:val="000000"/>
           <w:sz w:val="24"/>
         </w:rPr>
-        <w:t>) by the Rijksmuseum voor Volkenkunde. The Dutch N</w:t>
+        <w:t>) by the Rijksmuseum voor Volkenkunde. The D</w:t>
+      </w:r>
+      <w:r>
+        <w:rPr>
+          <w:u w:val="single" w:color="0000ff"/>
+          <w:rFonts w:ascii="Charis SIL Regular" w:hAnsi="Charis SIL Regular" w:eastAsia="Charis SIL Regular"/>
+          <w:b w:val="0"/>
+          <w:i w:val="0"/>
+          <w:color w:val="000000"/>
+          <w:sz w:val="24"/>
+        </w:rPr>
+        <w:t>u</w:t>
+      </w:r>
+      <w:r>
+        <w:rPr>
+          <w:u w:val="single" w:color="0000ff"/>
+          <w:rFonts w:ascii="Charis SIL Regular" w:hAnsi="Charis SIL Regular" w:eastAsia="Charis SIL Regular"/>
+          <w:b w:val="0"/>
+          <w:i w:val="0"/>
+          <w:color w:val="000000"/>
+          <w:sz w:val="24"/>
+        </w:rPr>
+        <w:hyperlink r:id="rId18" w:history="1">
+          <w:r>
+            <w:rPr>
+              <w:rStyle w:val="Hyperlink"/>
+            </w:rPr>
+            <w:t xml:space="preserve">tch </w:t>
+          </w:r>
+        </w:hyperlink>
+      </w:r>
+      <w:r>
+        <w:rPr>
+          <w:rFonts w:ascii="Charis SIL Regular" w:hAnsi="Charis SIL Regular" w:eastAsia="Charis SIL Regular"/>
+          <w:b w:val="0"/>
+          <w:i w:val="0"/>
+          <w:color w:val="000000"/>
+          <w:sz w:val="24"/>
+        </w:rPr>
+        <w:t>N</w:t>
       </w:r>
       <w:r>
         <w:rPr>

--- a/EXPORTS/DOCX/published/niveau3/English/WageningenUniversity.docx
+++ b/EXPORTS/DOCX/published/niveau3/English/WageningenUniversity.docx
@@ -358,7 +358,7 @@
           <w:sz w:val="24"/>
           <w:u w:val="single"/>
         </w:rPr>
-        <w:hyperlink r:id="rId9" w:history="1">
+        <w:hyperlink r:id="rId10" w:history="1">
           <w:r>
             <w:rPr>
               <w:rStyle w:val="Hyperlink"/>
@@ -1028,7 +1028,7 @@
           <w:sz w:val="24"/>
           <w:u w:val="single"/>
         </w:rPr>
-        <w:hyperlink r:id="rId13" w:history="1">
+        <w:hyperlink r:id="rId12" w:history="1">
           <w:r>
             <w:rPr>
               <w:rStyle w:val="Hyperlink"/>

--- a/EXPORTS/DOCX/published/niveau3/English/WageningenUniversity.docx
+++ b/EXPORTS/DOCX/published/niveau3/English/WageningenUniversity.docx
@@ -715,23 +715,23 @@
           <w:color w:val="000000"/>
           <w:sz w:val="24"/>
         </w:rPr>
-        <w:t xml:space="preserve">Academy) in Breda in 1914, what was then the </w:t>
+        <w:t>Academy) in Breda in 1914, what w</w:t>
       </w:r>
       <w:r>
         <w:rPr>
+          <w:u w:val="single" w:color="0000ff"/>
           <w:rFonts w:ascii="Charis SIL Regular" w:hAnsi="Charis SIL Regular" w:eastAsia="Charis SIL Regular"/>
           <w:b w:val="0"/>
           <w:i w:val="0"/>
-          <w:color w:val="0000FF"/>
+          <w:color w:val="000000"/>
           <w:sz w:val="24"/>
-          <w:u w:val="single"/>
         </w:rPr>
-        <w:hyperlink r:id="rId12" w:history="1">
+        <w:hyperlink r:id="rId11" w:history="1">
           <w:r>
             <w:rPr>
               <w:rStyle w:val="Hyperlink"/>
             </w:rPr>
-            <w:t>R</w:t>
+            <w:t xml:space="preserve">as then the </w:t>
           </w:r>
         </w:hyperlink>
       </w:r>
@@ -744,7 +744,18 @@
           <w:sz w:val="24"/>
           <w:u w:val="single"/>
         </w:rPr>
-        <w:hyperlink r:id="rId12" w:history="1">
+        <w:t>R</w:t>
+      </w:r>
+      <w:r>
+        <w:rPr>
+          <w:rFonts w:ascii="Charis SIL Regular" w:hAnsi="Charis SIL Regular" w:eastAsia="Charis SIL Regular"/>
+          <w:b w:val="0"/>
+          <w:i w:val="0"/>
+          <w:color w:val="0000FF"/>
+          <w:sz w:val="24"/>
+          <w:u w:val="single"/>
+        </w:rPr>
+        <w:hyperlink r:id="rId11" w:history="1">
           <w:r>
             <w:rPr>
               <w:rStyle w:val="Hyperlink"/>
@@ -762,7 +773,7 @@
           <w:sz w:val="24"/>
           <w:u w:val="single"/>
         </w:rPr>
-        <w:hyperlink r:id="rId12" w:history="1">
+        <w:hyperlink r:id="rId11" w:history="1">
           <w:r>
             <w:rPr>
               <w:rStyle w:val="Hyperlink"/>
@@ -780,7 +791,7 @@
           <w:sz w:val="24"/>
           <w:u w:val="single"/>
         </w:rPr>
-        <w:hyperlink r:id="rId12" w:history="1">
+        <w:hyperlink r:id="rId11" w:history="1">
           <w:r>
             <w:rPr>
               <w:rStyle w:val="Hyperlink"/>
@@ -809,7 +820,7 @@
           <w:sz w:val="24"/>
           <w:u w:val="single"/>
         </w:rPr>
-        <w:hyperlink r:id="rId12" w:history="1">
+        <w:hyperlink r:id="rId11" w:history="1">
           <w:r>
             <w:rPr>
               <w:rStyle w:val="Hyperlink"/>
@@ -1017,7 +1028,7 @@
           <w:sz w:val="24"/>
           <w:u w:val="single"/>
         </w:rPr>
-        <w:hyperlink r:id="rId12" w:history="1">
+        <w:hyperlink r:id="rId13" w:history="1">
           <w:r>
             <w:rPr>
               <w:rStyle w:val="Hyperlink"/>
@@ -1532,7 +1543,25 @@
           <w:color w:val="000000"/>
           <w:sz w:val="24"/>
         </w:rPr>
-        <w:t xml:space="preserve">). The objects in Schiedam were transferred to the Wereldmuseum in Rotterdam in </w:t>
+        <w:t>). The objects in Schiedam were transferred to the Wereldmuseum in Rott</w:t>
+      </w:r>
+      <w:r>
+        <w:rPr>
+          <w:u w:val="single" w:color="0000ff"/>
+          <w:rFonts w:ascii="Charis SIL Regular" w:hAnsi="Charis SIL Regular" w:eastAsia="Charis SIL Regular"/>
+          <w:b w:val="0"/>
+          <w:i w:val="0"/>
+          <w:color w:val="000000"/>
+          <w:sz w:val="24"/>
+        </w:rPr>
+        <w:hyperlink r:id="rId16" w:history="1">
+          <w:r>
+            <w:rPr>
+              <w:rStyle w:val="Hyperlink"/>
+            </w:rPr>
+            <w:t xml:space="preserve">erdam in </w:t>
+          </w:r>
+        </w:hyperlink>
       </w:r>
       <w:r>
         <w:rPr>
@@ -2406,7 +2435,7 @@
           <w:sz w:val="24"/>
           <w:u w:val="single"/>
         </w:rPr>
-        <w:t>Scientific research in colonised terr</w:t>
+        <w:t>Scientific research in colonised terri</w:t>
       </w:r>
       <w:r>
         <w:rPr>
@@ -2417,7 +2446,7 @@
           <w:sz w:val="24"/>
           <w:u w:val="single"/>
         </w:rPr>
-        <w:t>i</w:t>
+        <w:t>torie</w:t>
       </w:r>
       <w:r>
         <w:rPr>
@@ -2426,9 +2455,8 @@
           <w:i w:val="0"/>
           <w:color w:val="0000FF"/>
           <w:sz w:val="24"/>
-          <w:u w:val="single"/>
         </w:rPr>
-        <w:t>tories</w:t>
+        <w:t>s</w:t>
       </w:r>
     </w:p>
     <w:p>

--- a/EXPORTS/DOCX/published/niveau3/English/WageningenUniversity.docx
+++ b/EXPORTS/DOCX/published/niveau3/English/WageningenUniversity.docx
@@ -358,7 +358,7 @@
           <w:sz w:val="24"/>
           <w:u w:val="single"/>
         </w:rPr>
-        <w:hyperlink r:id="rId9" w:history="1">
+        <w:hyperlink r:id="rId10" w:history="1">
           <w:r>
             <w:rPr>
               <w:rStyle w:val="Hyperlink"/>
@@ -742,7 +742,6 @@
           <w:i w:val="0"/>
           <w:color w:val="0000FF"/>
           <w:sz w:val="24"/>
-          <w:u w:val="single"/>
         </w:rPr>
         <w:t>R</w:t>
       </w:r>
@@ -791,7 +790,7 @@
           <w:sz w:val="24"/>
           <w:u w:val="single"/>
         </w:rPr>
-        <w:hyperlink r:id="rId11" w:history="1">
+        <w:hyperlink r:id="rId12" w:history="1">
           <w:r>
             <w:rPr>
               <w:rStyle w:val="Hyperlink"/>
@@ -836,7 +835,6 @@
           <w:i w:val="0"/>
           <w:color w:val="0000FF"/>
           <w:sz w:val="24"/>
-          <w:u w:val="single"/>
         </w:rPr>
         <w:t xml:space="preserve"> </w:t>
       </w:r>
@@ -1028,7 +1026,7 @@
           <w:sz w:val="24"/>
           <w:u w:val="single"/>
         </w:rPr>
-        <w:hyperlink r:id="rId13" w:history="1">
+        <w:hyperlink r:id="rId12" w:history="1">
           <w:r>
             <w:rPr>
               <w:rStyle w:val="Hyperlink"/>
@@ -1121,7 +1119,7 @@
           <w:sz w:val="24"/>
           <w:u w:val="single"/>
         </w:rPr>
-        <w:hyperlink r:id="rId13" w:history="1">
+        <w:hyperlink r:id="rId14" w:history="1">
           <w:r>
             <w:rPr>
               <w:rStyle w:val="Hyperlink"/>
@@ -1137,7 +1135,6 @@
           <w:i w:val="0"/>
           <w:color w:val="0000FF"/>
           <w:sz w:val="24"/>
-          <w:u w:val="single"/>
         </w:rPr>
         <w:t xml:space="preserve"> </w:t>
       </w:r>
@@ -1440,25 +1437,7 @@
           <w:color w:val="000000"/>
           <w:sz w:val="24"/>
         </w:rPr>
-        <w:t>between the Gymnasium</w:t>
-      </w:r>
-      <w:r>
-        <w:rPr>
-          <w:u w:val="single" w:color="0000ff"/>
-          <w:rFonts w:ascii="Charis SIL Regular" w:hAnsi="Charis SIL Regular" w:eastAsia="Charis SIL Regular"/>
-          <w:b w:val="0"/>
-          <w:i w:val="0"/>
-          <w:color w:val="000000"/>
-          <w:sz w:val="24"/>
-        </w:rPr>
-        <w:hyperlink r:id="rId15" w:history="1">
-          <w:r>
-            <w:rPr>
-              <w:rStyle w:val="Hyperlink"/>
-            </w:rPr>
-            <w:t xml:space="preserve"> in Schieda</w:t>
-          </w:r>
-        </w:hyperlink>
+        <w:t>between the Gymnasium in Schieda</w:t>
       </w:r>
       <w:r>
         <w:rPr>
@@ -1725,25 +1704,7 @@
           <w:color w:val="000000"/>
           <w:sz w:val="24"/>
         </w:rPr>
-        <w:t xml:space="preserve"> </w:t>
-      </w:r>
-      <w:r>
-        <w:rPr>
-          <w:u w:val="single" w:color="0000ff"/>
-          <w:rFonts w:ascii="Charis SIL Regular" w:hAnsi="Charis SIL Regular" w:eastAsia="Charis SIL Regular"/>
-          <w:b w:val="0"/>
-          <w:i w:val="0"/>
-          <w:color w:val="000000"/>
-          <w:sz w:val="24"/>
-        </w:rPr>
-        <w:hyperlink r:id="rId15" w:history="1">
-          <w:r>
-            <w:rPr>
-              <w:rStyle w:val="Hyperlink"/>
-            </w:rPr>
-            <w:t xml:space="preserve">written </w:t>
-          </w:r>
-        </w:hyperlink>
+        <w:t xml:space="preserve"> written </w:t>
       </w:r>
       <w:r>
         <w:rPr>
@@ -2150,6 +2111,7 @@
       </w:r>
       <w:r>
         <w:rPr>
+          <w:u w:val="single" w:color="0000ff"/>
           <w:rFonts w:ascii="Charis SIL Regular" w:hAnsi="Charis SIL Regular" w:eastAsia="Charis SIL Regular"/>
           <w:b w:val="0"/>
           <w:i w:val="0"/>
@@ -2435,7 +2397,7 @@
           <w:sz w:val="24"/>
           <w:u w:val="single"/>
         </w:rPr>
-        <w:t>Scientific research in colonised terri</w:t>
+        <w:t>Scientific research in colonised terr</w:t>
       </w:r>
       <w:r>
         <w:rPr>
@@ -2446,7 +2408,7 @@
           <w:sz w:val="24"/>
           <w:u w:val="single"/>
         </w:rPr>
-        <w:t>torie</w:t>
+        <w:t>i</w:t>
       </w:r>
       <w:r>
         <w:rPr>
@@ -2455,8 +2417,9 @@
           <w:i w:val="0"/>
           <w:color w:val="0000FF"/>
           <w:sz w:val="24"/>
+          <w:u w:val="single"/>
         </w:rPr>
-        <w:t>s</w:t>
+        <w:t>tories</w:t>
       </w:r>
     </w:p>
     <w:p>
@@ -3324,7 +3287,7 @@
         <w:autoSpaceDN w:val="0"/>
         <w:autoSpaceDE w:val="0"/>
         <w:widowControl/>
-        <w:spacing w:line="554" w:lineRule="exact" w:before="0" w:after="0"/>
+        <w:spacing w:line="550" w:lineRule="exact" w:before="0" w:after="0"/>
         <w:ind w:left="0" w:right="1152" w:firstLine="800"/>
         <w:jc w:val="left"/>
       </w:pPr>

--- a/EXPORTS/DOCX/published/niveau3/English/WageningenUniversity.docx
+++ b/EXPORTS/DOCX/published/niveau3/English/WageningenUniversity.docx
@@ -358,7 +358,7 @@
           <w:sz w:val="24"/>
           <w:u w:val="single"/>
         </w:rPr>
-        <w:hyperlink r:id="rId10" w:history="1">
+        <w:hyperlink r:id="rId9" w:history="1">
           <w:r>
             <w:rPr>
               <w:rStyle w:val="Hyperlink"/>
@@ -421,14 +421,7 @@
           <w:color w:val="000000"/>
           <w:sz w:val="24"/>
         </w:rPr>
-        <w:hyperlink r:id="rId9" w:history="1">
-          <w:r>
-            <w:rPr>
-              <w:rStyle w:val="Hyperlink"/>
-            </w:rPr>
-            <w:t>was used i</w:t>
-          </w:r>
-        </w:hyperlink>
+        <w:t>was used i</w:t>
       </w:r>
       <w:r>
         <w:rPr>
@@ -742,6 +735,7 @@
           <w:i w:val="0"/>
           <w:color w:val="0000FF"/>
           <w:sz w:val="24"/>
+          <w:u w:val="single"/>
         </w:rPr>
         <w:t>R</w:t>
       </w:r>
@@ -835,6 +829,7 @@
           <w:i w:val="0"/>
           <w:color w:val="0000FF"/>
           <w:sz w:val="24"/>
+          <w:u w:val="single"/>
         </w:rPr>
         <w:t xml:space="preserve"> </w:t>
       </w:r>
@@ -1135,6 +1130,7 @@
           <w:i w:val="0"/>
           <w:color w:val="0000FF"/>
           <w:sz w:val="24"/>
+          <w:u w:val="single"/>
         </w:rPr>
         <w:t xml:space="preserve"> </w:t>
       </w:r>
@@ -1211,65 +1207,7 @@
           <w:color w:val="000000"/>
           <w:sz w:val="24"/>
         </w:rPr>
-        <w:t xml:space="preserve">, a lecturer at the Agricultural College, was on display from about </w:t>
-      </w:r>
-      <w:r>
-        <w:rPr>
-          <w:u w:val="single" w:color="0000ff"/>
-          <w:rFonts w:ascii="Charis SIL Regular" w:hAnsi="Charis SIL Regular" w:eastAsia="Charis SIL Regular"/>
-          <w:b w:val="0"/>
-          <w:i w:val="0"/>
-          <w:color w:val="000000"/>
-          <w:sz w:val="24"/>
-        </w:rPr>
-        <w:t>1</w:t>
-      </w:r>
-      <w:r>
-        <w:rPr>
-          <w:u w:val="single" w:color="0000ff"/>
-          <w:rFonts w:ascii="Charis SIL Regular" w:hAnsi="Charis SIL Regular" w:eastAsia="Charis SIL Regular"/>
-          <w:b w:val="0"/>
-          <w:i w:val="0"/>
-          <w:color w:val="000000"/>
-          <w:sz w:val="24"/>
-        </w:rPr>
-        <w:hyperlink r:id="rId14" w:history="1">
-          <w:r>
-            <w:rPr>
-              <w:rStyle w:val="Hyperlink"/>
-            </w:rPr>
-            <w:t>946</w:t>
-          </w:r>
-        </w:hyperlink>
-      </w:r>
-      <w:r>
-        <w:rPr>
-          <w:u w:val="single" w:color="0000ff"/>
-          <w:rFonts w:ascii="Charis SIL Regular" w:hAnsi="Charis SIL Regular" w:eastAsia="Charis SIL Regular"/>
-          <w:b w:val="0"/>
-          <w:i w:val="0"/>
-          <w:color w:val="000000"/>
-          <w:sz w:val="24"/>
-        </w:rPr>
-        <w:t xml:space="preserve"> </w:t>
-      </w:r>
-      <w:r>
-        <w:rPr>
-          <w:u w:val="single" w:color="0000ff"/>
-          <w:rFonts w:ascii="Charis SIL Regular" w:hAnsi="Charis SIL Regular" w:eastAsia="Charis SIL Regular"/>
-          <w:b w:val="0"/>
-          <w:i w:val="0"/>
-          <w:color w:val="000000"/>
-          <w:sz w:val="24"/>
-        </w:rPr>
-        <w:hyperlink r:id="rId14" w:history="1">
-          <w:r>
-            <w:rPr>
-              <w:rStyle w:val="Hyperlink"/>
-            </w:rPr>
-            <w:t>to 1953.</w:t>
-          </w:r>
-        </w:hyperlink>
+        <w:t>, a lecturer at the Agricultural College, was on display from about 1946 to 1953.</w:t>
       </w:r>
     </w:p>
     <w:p>
@@ -1704,7 +1642,25 @@
           <w:color w:val="000000"/>
           <w:sz w:val="24"/>
         </w:rPr>
-        <w:t xml:space="preserve"> written </w:t>
+        <w:t xml:space="preserve"> </w:t>
+      </w:r>
+      <w:r>
+        <w:rPr>
+          <w:u w:val="single" w:color="0000ff"/>
+          <w:rFonts w:ascii="Charis SIL Regular" w:hAnsi="Charis SIL Regular" w:eastAsia="Charis SIL Regular"/>
+          <w:b w:val="0"/>
+          <w:i w:val="0"/>
+          <w:color w:val="000000"/>
+          <w:sz w:val="24"/>
+        </w:rPr>
+        <w:hyperlink r:id="rId15" w:history="1">
+          <w:r>
+            <w:rPr>
+              <w:rStyle w:val="Hyperlink"/>
+            </w:rPr>
+            <w:t xml:space="preserve">written </w:t>
+          </w:r>
+        </w:hyperlink>
       </w:r>
       <w:r>
         <w:rPr>
@@ -2111,7 +2067,6 @@
       </w:r>
       <w:r>
         <w:rPr>
-          <w:u w:val="single" w:color="0000ff"/>
           <w:rFonts w:ascii="Charis SIL Regular" w:hAnsi="Charis SIL Regular" w:eastAsia="Charis SIL Regular"/>
           <w:b w:val="0"/>
           <w:i w:val="0"/>
@@ -2397,7 +2352,7 @@
           <w:sz w:val="24"/>
           <w:u w:val="single"/>
         </w:rPr>
-        <w:t>Scientific research in colonised terr</w:t>
+        <w:t>Scientific research in colonised terri</w:t>
       </w:r>
       <w:r>
         <w:rPr>
@@ -2408,7 +2363,7 @@
           <w:sz w:val="24"/>
           <w:u w:val="single"/>
         </w:rPr>
-        <w:t>i</w:t>
+        <w:t>torie</w:t>
       </w:r>
       <w:r>
         <w:rPr>
@@ -2417,9 +2372,8 @@
           <w:i w:val="0"/>
           <w:color w:val="0000FF"/>
           <w:sz w:val="24"/>
-          <w:u w:val="single"/>
         </w:rPr>
-        <w:t>tories</w:t>
+        <w:t>s</w:t>
       </w:r>
     </w:p>
     <w:p>

--- a/EXPORTS/DOCX/published/niveau3/English/WageningenUniversity.docx
+++ b/EXPORTS/DOCX/published/niveau3/English/WageningenUniversity.docx
@@ -309,7 +309,6 @@
           <w:i w:val="0"/>
           <w:color w:val="0000FF"/>
           <w:sz w:val="24"/>
-          <w:u w:val="single"/>
         </w:rPr>
         <w:hyperlink r:id="rId10" w:history="1">
           <w:r>
@@ -421,7 +420,14 @@
           <w:color w:val="000000"/>
           <w:sz w:val="24"/>
         </w:rPr>
-        <w:t>was used i</w:t>
+        <w:hyperlink r:id="rId9" w:history="1">
+          <w:r>
+            <w:rPr>
+              <w:rStyle w:val="Hyperlink"/>
+            </w:rPr>
+            <w:t>was used i</w:t>
+          </w:r>
+        </w:hyperlink>
       </w:r>
       <w:r>
         <w:rPr>
@@ -719,12 +725,23 @@
           <w:color w:val="000000"/>
           <w:sz w:val="24"/>
         </w:rPr>
-        <w:hyperlink r:id="rId11" w:history="1">
+        <w:t xml:space="preserve">as then the </w:t>
+      </w:r>
+      <w:r>
+        <w:rPr>
+          <w:rFonts w:ascii="Charis SIL Regular" w:hAnsi="Charis SIL Regular" w:eastAsia="Charis SIL Regular"/>
+          <w:b w:val="0"/>
+          <w:i w:val="0"/>
+          <w:color w:val="0000FF"/>
+          <w:sz w:val="24"/>
+          <w:u w:val="single"/>
+        </w:rPr>
+        <w:hyperlink r:id="rId12" w:history="1">
           <w:r>
             <w:rPr>
               <w:rStyle w:val="Hyperlink"/>
             </w:rPr>
-            <w:t xml:space="preserve">as then the </w:t>
+            <w:t>R</w:t>
           </w:r>
         </w:hyperlink>
       </w:r>
@@ -737,18 +754,7 @@
           <w:sz w:val="24"/>
           <w:u w:val="single"/>
         </w:rPr>
-        <w:t>R</w:t>
-      </w:r>
-      <w:r>
-        <w:rPr>
-          <w:rFonts w:ascii="Charis SIL Regular" w:hAnsi="Charis SIL Regular" w:eastAsia="Charis SIL Regular"/>
-          <w:b w:val="0"/>
-          <w:i w:val="0"/>
-          <w:color w:val="0000FF"/>
-          <w:sz w:val="24"/>
-          <w:u w:val="single"/>
-        </w:rPr>
-        <w:hyperlink r:id="rId11" w:history="1">
+        <w:hyperlink r:id="rId12" w:history="1">
           <w:r>
             <w:rPr>
               <w:rStyle w:val="Hyperlink"/>
@@ -766,7 +772,7 @@
           <w:sz w:val="24"/>
           <w:u w:val="single"/>
         </w:rPr>
-        <w:hyperlink r:id="rId11" w:history="1">
+        <w:hyperlink r:id="rId12" w:history="1">
           <w:r>
             <w:rPr>
               <w:rStyle w:val="Hyperlink"/>
@@ -1114,7 +1120,7 @@
           <w:sz w:val="24"/>
           <w:u w:val="single"/>
         </w:rPr>
-        <w:hyperlink r:id="rId14" w:history="1">
+        <w:hyperlink r:id="rId13" w:history="1">
           <w:r>
             <w:rPr>
               <w:rStyle w:val="Hyperlink"/>
@@ -1207,7 +1213,65 @@
           <w:color w:val="000000"/>
           <w:sz w:val="24"/>
         </w:rPr>
-        <w:t>, a lecturer at the Agricultural College, was on display from about 1946 to 1953.</w:t>
+        <w:t xml:space="preserve">, a lecturer at the Agricultural College, was on display from about </w:t>
+      </w:r>
+      <w:r>
+        <w:rPr>
+          <w:u w:val="single" w:color="0000ff"/>
+          <w:rFonts w:ascii="Charis SIL Regular" w:hAnsi="Charis SIL Regular" w:eastAsia="Charis SIL Regular"/>
+          <w:b w:val="0"/>
+          <w:i w:val="0"/>
+          <w:color w:val="000000"/>
+          <w:sz w:val="24"/>
+        </w:rPr>
+        <w:t>1</w:t>
+      </w:r>
+      <w:r>
+        <w:rPr>
+          <w:u w:val="single" w:color="0000ff"/>
+          <w:rFonts w:ascii="Charis SIL Regular" w:hAnsi="Charis SIL Regular" w:eastAsia="Charis SIL Regular"/>
+          <w:b w:val="0"/>
+          <w:i w:val="0"/>
+          <w:color w:val="000000"/>
+          <w:sz w:val="24"/>
+        </w:rPr>
+        <w:hyperlink r:id="rId14" w:history="1">
+          <w:r>
+            <w:rPr>
+              <w:rStyle w:val="Hyperlink"/>
+            </w:rPr>
+            <w:t>946</w:t>
+          </w:r>
+        </w:hyperlink>
+      </w:r>
+      <w:r>
+        <w:rPr>
+          <w:u w:val="single" w:color="0000ff"/>
+          <w:rFonts w:ascii="Charis SIL Regular" w:hAnsi="Charis SIL Regular" w:eastAsia="Charis SIL Regular"/>
+          <w:b w:val="0"/>
+          <w:i w:val="0"/>
+          <w:color w:val="000000"/>
+          <w:sz w:val="24"/>
+        </w:rPr>
+        <w:t xml:space="preserve"> </w:t>
+      </w:r>
+      <w:r>
+        <w:rPr>
+          <w:u w:val="single" w:color="0000ff"/>
+          <w:rFonts w:ascii="Charis SIL Regular" w:hAnsi="Charis SIL Regular" w:eastAsia="Charis SIL Regular"/>
+          <w:b w:val="0"/>
+          <w:i w:val="0"/>
+          <w:color w:val="000000"/>
+          <w:sz w:val="24"/>
+        </w:rPr>
+        <w:hyperlink r:id="rId14" w:history="1">
+          <w:r>
+            <w:rPr>
+              <w:rStyle w:val="Hyperlink"/>
+            </w:rPr>
+            <w:t>to 1953.</w:t>
+          </w:r>
+        </w:hyperlink>
       </w:r>
     </w:p>
     <w:p>
@@ -1375,7 +1439,25 @@
           <w:color w:val="000000"/>
           <w:sz w:val="24"/>
         </w:rPr>
-        <w:t>between the Gymnasium in Schieda</w:t>
+        <w:t>between the Gymnasium</w:t>
+      </w:r>
+      <w:r>
+        <w:rPr>
+          <w:u w:val="single" w:color="0000ff"/>
+          <w:rFonts w:ascii="Charis SIL Regular" w:hAnsi="Charis SIL Regular" w:eastAsia="Charis SIL Regular"/>
+          <w:b w:val="0"/>
+          <w:i w:val="0"/>
+          <w:color w:val="000000"/>
+          <w:sz w:val="24"/>
+        </w:rPr>
+        <w:hyperlink r:id="rId15" w:history="1">
+          <w:r>
+            <w:rPr>
+              <w:rStyle w:val="Hyperlink"/>
+            </w:rPr>
+            <w:t xml:space="preserve"> in Schieda</w:t>
+          </w:r>
+        </w:hyperlink>
       </w:r>
       <w:r>
         <w:rPr>
@@ -2045,35 +2127,7 @@
           <w:color w:val="000000"/>
           <w:sz w:val="24"/>
         </w:rPr>
-        <w:t>u</w:t>
-      </w:r>
-      <w:r>
-        <w:rPr>
-          <w:u w:val="single" w:color="0000ff"/>
-          <w:rFonts w:ascii="Charis SIL Regular" w:hAnsi="Charis SIL Regular" w:eastAsia="Charis SIL Regular"/>
-          <w:b w:val="0"/>
-          <w:i w:val="0"/>
-          <w:color w:val="000000"/>
-          <w:sz w:val="24"/>
-        </w:rPr>
-        <w:hyperlink r:id="rId18" w:history="1">
-          <w:r>
-            <w:rPr>
-              <w:rStyle w:val="Hyperlink"/>
-            </w:rPr>
-            <w:t xml:space="preserve">tch </w:t>
-          </w:r>
-        </w:hyperlink>
-      </w:r>
-      <w:r>
-        <w:rPr>
-          <w:rFonts w:ascii="Charis SIL Regular" w:hAnsi="Charis SIL Regular" w:eastAsia="Charis SIL Regular"/>
-          <w:b w:val="0"/>
-          <w:i w:val="0"/>
-          <w:color w:val="000000"/>
-          <w:sz w:val="24"/>
-        </w:rPr>
-        <w:t>N</w:t>
+        <w:t>utch N</w:t>
       </w:r>
       <w:r>
         <w:rPr>

--- a/EXPORTS/DOCX/published/niveau3/English/WageningenUniversity.docx
+++ b/EXPORTS/DOCX/published/niveau3/English/WageningenUniversity.docx
@@ -309,6 +309,7 @@
           <w:i w:val="0"/>
           <w:color w:val="0000FF"/>
           <w:sz w:val="24"/>
+          <w:u w:val="single"/>
         </w:rPr>
         <w:hyperlink r:id="rId10" w:history="1">
           <w:r>
@@ -725,23 +726,12 @@
           <w:color w:val="000000"/>
           <w:sz w:val="24"/>
         </w:rPr>
-        <w:t xml:space="preserve">as then the </w:t>
-      </w:r>
-      <w:r>
-        <w:rPr>
-          <w:rFonts w:ascii="Charis SIL Regular" w:hAnsi="Charis SIL Regular" w:eastAsia="Charis SIL Regular"/>
-          <w:b w:val="0"/>
-          <w:i w:val="0"/>
-          <w:color w:val="0000FF"/>
-          <w:sz w:val="24"/>
-          <w:u w:val="single"/>
-        </w:rPr>
-        <w:hyperlink r:id="rId12" w:history="1">
+        <w:hyperlink r:id="rId11" w:history="1">
           <w:r>
             <w:rPr>
               <w:rStyle w:val="Hyperlink"/>
             </w:rPr>
-            <w:t>R</w:t>
+            <w:t xml:space="preserve">as then the </w:t>
           </w:r>
         </w:hyperlink>
       </w:r>
@@ -754,7 +744,18 @@
           <w:sz w:val="24"/>
           <w:u w:val="single"/>
         </w:rPr>
-        <w:hyperlink r:id="rId12" w:history="1">
+        <w:t>R</w:t>
+      </w:r>
+      <w:r>
+        <w:rPr>
+          <w:rFonts w:ascii="Charis SIL Regular" w:hAnsi="Charis SIL Regular" w:eastAsia="Charis SIL Regular"/>
+          <w:b w:val="0"/>
+          <w:i w:val="0"/>
+          <w:color w:val="0000FF"/>
+          <w:sz w:val="24"/>
+          <w:u w:val="single"/>
+        </w:rPr>
+        <w:hyperlink r:id="rId11" w:history="1">
           <w:r>
             <w:rPr>
               <w:rStyle w:val="Hyperlink"/>
@@ -772,7 +773,7 @@
           <w:sz w:val="24"/>
           <w:u w:val="single"/>
         </w:rPr>
-        <w:hyperlink r:id="rId12" w:history="1">
+        <w:hyperlink r:id="rId11" w:history="1">
           <w:r>
             <w:rPr>
               <w:rStyle w:val="Hyperlink"/>
@@ -790,7 +791,7 @@
           <w:sz w:val="24"/>
           <w:u w:val="single"/>
         </w:rPr>
-        <w:hyperlink r:id="rId12" w:history="1">
+        <w:hyperlink r:id="rId11" w:history="1">
           <w:r>
             <w:rPr>
               <w:rStyle w:val="Hyperlink"/>
@@ -2127,7 +2128,36 @@
           <w:color w:val="000000"/>
           <w:sz w:val="24"/>
         </w:rPr>
-        <w:t>utch N</w:t>
+        <w:t>u</w:t>
+      </w:r>
+      <w:r>
+        <w:rPr>
+          <w:u w:val="single" w:color="0000ff"/>
+          <w:rFonts w:ascii="Charis SIL Regular" w:hAnsi="Charis SIL Regular" w:eastAsia="Charis SIL Regular"/>
+          <w:b w:val="0"/>
+          <w:i w:val="0"/>
+          <w:color w:val="000000"/>
+          <w:sz w:val="24"/>
+        </w:rPr>
+        <w:hyperlink r:id="rId18" w:history="1">
+          <w:r>
+            <w:rPr>
+              <w:rStyle w:val="Hyperlink"/>
+            </w:rPr>
+            <w:t xml:space="preserve">tch </w:t>
+          </w:r>
+        </w:hyperlink>
+      </w:r>
+      <w:r>
+        <w:rPr>
+          <w:u w:val="single" w:color="0000ff"/>
+          <w:rFonts w:ascii="Charis SIL Regular" w:hAnsi="Charis SIL Regular" w:eastAsia="Charis SIL Regular"/>
+          <w:b w:val="0"/>
+          <w:i w:val="0"/>
+          <w:color w:val="000000"/>
+          <w:sz w:val="24"/>
+        </w:rPr>
+        <w:t>N</w:t>
       </w:r>
       <w:r>
         <w:rPr>
@@ -2406,7 +2436,7 @@
           <w:sz w:val="24"/>
           <w:u w:val="single"/>
         </w:rPr>
-        <w:t>Scientific research in colonised terri</w:t>
+        <w:t>Scientific research in colonised terr</w:t>
       </w:r>
       <w:r>
         <w:rPr>
@@ -2417,7 +2447,7 @@
           <w:sz w:val="24"/>
           <w:u w:val="single"/>
         </w:rPr>
-        <w:t>torie</w:t>
+        <w:t>i</w:t>
       </w:r>
       <w:r>
         <w:rPr>
@@ -2426,8 +2456,9 @@
           <w:i w:val="0"/>
           <w:color w:val="0000FF"/>
           <w:sz w:val="24"/>
+          <w:u w:val="single"/>
         </w:rPr>
-        <w:t>s</w:t>
+        <w:t>tories</w:t>
       </w:r>
     </w:p>
     <w:p>

--- a/EXPORTS/DOCX/published/niveau3/English/WageningenUniversity.docx
+++ b/EXPORTS/DOCX/published/niveau3/English/WageningenUniversity.docx
@@ -715,25 +715,7 @@
           <w:color w:val="000000"/>
           <w:sz w:val="24"/>
         </w:rPr>
-        <w:t>Academy) in Breda in 1914, what w</w:t>
-      </w:r>
-      <w:r>
-        <w:rPr>
-          <w:u w:val="single" w:color="0000ff"/>
-          <w:rFonts w:ascii="Charis SIL Regular" w:hAnsi="Charis SIL Regular" w:eastAsia="Charis SIL Regular"/>
-          <w:b w:val="0"/>
-          <w:i w:val="0"/>
-          <w:color w:val="000000"/>
-          <w:sz w:val="24"/>
-        </w:rPr>
-        <w:hyperlink r:id="rId11" w:history="1">
-          <w:r>
-            <w:rPr>
-              <w:rStyle w:val="Hyperlink"/>
-            </w:rPr>
-            <w:t xml:space="preserve">as then the </w:t>
-          </w:r>
-        </w:hyperlink>
+        <w:t xml:space="preserve">Academy) in Breda in 1914, what was then the </w:t>
       </w:r>
       <w:r>
         <w:rPr>
@@ -744,7 +726,14 @@
           <w:sz w:val="24"/>
           <w:u w:val="single"/>
         </w:rPr>
-        <w:t>R</w:t>
+        <w:hyperlink r:id="rId12" w:history="1">
+          <w:r>
+            <w:rPr>
+              <w:rStyle w:val="Hyperlink"/>
+            </w:rPr>
+            <w:t>R</w:t>
+          </w:r>
+        </w:hyperlink>
       </w:r>
       <w:r>
         <w:rPr>
@@ -2150,7 +2139,6 @@
       </w:r>
       <w:r>
         <w:rPr>
-          <w:u w:val="single" w:color="0000ff"/>
           <w:rFonts w:ascii="Charis SIL Regular" w:hAnsi="Charis SIL Regular" w:eastAsia="Charis SIL Regular"/>
           <w:b w:val="0"/>
           <w:i w:val="0"/>

--- a/EXPORTS/DOCX/published/niveau3/English/WageningenUniversity.docx
+++ b/EXPORTS/DOCX/published/niveau3/English/WageningenUniversity.docx
@@ -715,7 +715,25 @@
           <w:color w:val="000000"/>
           <w:sz w:val="24"/>
         </w:rPr>
-        <w:t xml:space="preserve">Academy) in Breda in 1914, what was then the </w:t>
+        <w:t>Academy) in Breda in 1914, what w</w:t>
+      </w:r>
+      <w:r>
+        <w:rPr>
+          <w:u w:val="single" w:color="0000ff"/>
+          <w:rFonts w:ascii="Charis SIL Regular" w:hAnsi="Charis SIL Regular" w:eastAsia="Charis SIL Regular"/>
+          <w:b w:val="0"/>
+          <w:i w:val="0"/>
+          <w:color w:val="000000"/>
+          <w:sz w:val="24"/>
+        </w:rPr>
+        <w:hyperlink r:id="rId11" w:history="1">
+          <w:r>
+            <w:rPr>
+              <w:rStyle w:val="Hyperlink"/>
+            </w:rPr>
+            <w:t xml:space="preserve">as then the </w:t>
+          </w:r>
+        </w:hyperlink>
       </w:r>
       <w:r>
         <w:rPr>
@@ -726,14 +744,7 @@
           <w:sz w:val="24"/>
           <w:u w:val="single"/>
         </w:rPr>
-        <w:hyperlink r:id="rId12" w:history="1">
-          <w:r>
-            <w:rPr>
-              <w:rStyle w:val="Hyperlink"/>
-            </w:rPr>
-            <w:t>R</w:t>
-          </w:r>
-        </w:hyperlink>
+        <w:t>R</w:t>
       </w:r>
       <w:r>
         <w:rPr>
@@ -2139,6 +2150,7 @@
       </w:r>
       <w:r>
         <w:rPr>
+          <w:u w:val="single" w:color="0000ff"/>
           <w:rFonts w:ascii="Charis SIL Regular" w:hAnsi="Charis SIL Regular" w:eastAsia="Charis SIL Regular"/>
           <w:b w:val="0"/>
           <w:i w:val="0"/>

--- a/EXPORTS/DOCX/published/niveau3/English/WageningenUniversity.docx
+++ b/EXPORTS/DOCX/published/niveau3/English/WageningenUniversity.docx
@@ -253,72 +253,7 @@
           <w:sz w:val="24"/>
           <w:u w:val="single"/>
         </w:rPr>
-        <w:hyperlink r:id="rId10" w:history="1">
-          <w:r>
-            <w:rPr>
-              <w:rStyle w:val="Hyperlink"/>
-            </w:rPr>
-            <w:t>the</w:t>
-          </w:r>
-        </w:hyperlink>
-      </w:r>
-      <w:r>
-        <w:rPr>
-          <w:rFonts w:ascii="Charis SIL Regular" w:hAnsi="Charis SIL Regular" w:eastAsia="Charis SIL Regular"/>
-          <w:b w:val="0"/>
-          <w:i w:val="0"/>
-          <w:color w:val="0000FF"/>
-          <w:sz w:val="24"/>
-          <w:u w:val="single"/>
-        </w:rPr>
-        <w:t xml:space="preserve"> </w:t>
-      </w:r>
-      <w:r>
-        <w:rPr>
-          <w:rFonts w:ascii="Charis SIL Regular" w:hAnsi="Charis SIL Regular" w:eastAsia="Charis SIL Regular"/>
-          <w:b w:val="0"/>
-          <w:i w:val="0"/>
-          <w:color w:val="0000FF"/>
-          <w:sz w:val="24"/>
-          <w:u w:val="single"/>
-        </w:rPr>
-        <w:hyperlink r:id="rId10" w:history="1">
-          <w:r>
-            <w:rPr>
-              <w:rStyle w:val="Hyperlink"/>
-            </w:rPr>
-            <w:t>Dutch</w:t>
-          </w:r>
-        </w:hyperlink>
-      </w:r>
-      <w:r>
-        <w:rPr>
-          <w:rFonts w:ascii="Charis SIL Regular" w:hAnsi="Charis SIL Regular" w:eastAsia="Charis SIL Regular"/>
-          <w:b w:val="0"/>
-          <w:i w:val="0"/>
-          <w:color w:val="0000FF"/>
-          <w:sz w:val="24"/>
-          <w:u w:val="single"/>
-        </w:rPr>
-        <w:t xml:space="preserve"> </w:t>
-      </w:r>
-      <w:r>
-        <w:rPr>
-          <w:rFonts w:ascii="Charis SIL Regular" w:hAnsi="Charis SIL Regular" w:eastAsia="Charis SIL Regular"/>
-          <w:b w:val="0"/>
-          <w:i w:val="0"/>
-          <w:color w:val="0000FF"/>
-          <w:sz w:val="24"/>
-          <w:u w:val="single"/>
-        </w:rPr>
-        <w:hyperlink r:id="rId10" w:history="1">
-          <w:r>
-            <w:rPr>
-              <w:rStyle w:val="Hyperlink"/>
-            </w:rPr>
-            <w:t>Ea</w:t>
-          </w:r>
-        </w:hyperlink>
+        <w:t>the Dutch Ea</w:t>
       </w:r>
       <w:r>
         <w:rPr>
@@ -2150,7 +2085,6 @@
       </w:r>
       <w:r>
         <w:rPr>
-          <w:u w:val="single" w:color="0000ff"/>
           <w:rFonts w:ascii="Charis SIL Regular" w:hAnsi="Charis SIL Regular" w:eastAsia="Charis SIL Regular"/>
           <w:b w:val="0"/>
           <w:i w:val="0"/>
@@ -2436,7 +2370,7 @@
           <w:sz w:val="24"/>
           <w:u w:val="single"/>
         </w:rPr>
-        <w:t>Scientific research in colonised terr</w:t>
+        <w:t>Scientific research in colonised terri</w:t>
       </w:r>
       <w:r>
         <w:rPr>
@@ -2447,7 +2381,7 @@
           <w:sz w:val="24"/>
           <w:u w:val="single"/>
         </w:rPr>
-        <w:t>i</w:t>
+        <w:t>torie</w:t>
       </w:r>
       <w:r>
         <w:rPr>
@@ -2456,9 +2390,8 @@
           <w:i w:val="0"/>
           <w:color w:val="0000FF"/>
           <w:sz w:val="24"/>
-          <w:u w:val="single"/>
         </w:rPr>
-        <w:t>tories</w:t>
+        <w:t>s</w:t>
       </w:r>
     </w:p>
     <w:p>

--- a/EXPORTS/DOCX/published/niveau3/English/WageningenUniversity.docx
+++ b/EXPORTS/DOCX/published/niveau3/English/WageningenUniversity.docx
@@ -253,7 +253,72 @@
           <w:sz w:val="24"/>
           <w:u w:val="single"/>
         </w:rPr>
-        <w:t>the Dutch Ea</w:t>
+        <w:hyperlink r:id="rId10" w:history="1">
+          <w:r>
+            <w:rPr>
+              <w:rStyle w:val="Hyperlink"/>
+            </w:rPr>
+            <w:t>the</w:t>
+          </w:r>
+        </w:hyperlink>
+      </w:r>
+      <w:r>
+        <w:rPr>
+          <w:rFonts w:ascii="Charis SIL Regular" w:hAnsi="Charis SIL Regular" w:eastAsia="Charis SIL Regular"/>
+          <w:b w:val="0"/>
+          <w:i w:val="0"/>
+          <w:color w:val="0000FF"/>
+          <w:sz w:val="24"/>
+          <w:u w:val="single"/>
+        </w:rPr>
+        <w:t xml:space="preserve"> </w:t>
+      </w:r>
+      <w:r>
+        <w:rPr>
+          <w:rFonts w:ascii="Charis SIL Regular" w:hAnsi="Charis SIL Regular" w:eastAsia="Charis SIL Regular"/>
+          <w:b w:val="0"/>
+          <w:i w:val="0"/>
+          <w:color w:val="0000FF"/>
+          <w:sz w:val="24"/>
+          <w:u w:val="single"/>
+        </w:rPr>
+        <w:hyperlink r:id="rId10" w:history="1">
+          <w:r>
+            <w:rPr>
+              <w:rStyle w:val="Hyperlink"/>
+            </w:rPr>
+            <w:t>Dutch</w:t>
+          </w:r>
+        </w:hyperlink>
+      </w:r>
+      <w:r>
+        <w:rPr>
+          <w:rFonts w:ascii="Charis SIL Regular" w:hAnsi="Charis SIL Regular" w:eastAsia="Charis SIL Regular"/>
+          <w:b w:val="0"/>
+          <w:i w:val="0"/>
+          <w:color w:val="0000FF"/>
+          <w:sz w:val="24"/>
+          <w:u w:val="single"/>
+        </w:rPr>
+        <w:t xml:space="preserve"> </w:t>
+      </w:r>
+      <w:r>
+        <w:rPr>
+          <w:rFonts w:ascii="Charis SIL Regular" w:hAnsi="Charis SIL Regular" w:eastAsia="Charis SIL Regular"/>
+          <w:b w:val="0"/>
+          <w:i w:val="0"/>
+          <w:color w:val="0000FF"/>
+          <w:sz w:val="24"/>
+          <w:u w:val="single"/>
+        </w:rPr>
+        <w:hyperlink r:id="rId10" w:history="1">
+          <w:r>
+            <w:rPr>
+              <w:rStyle w:val="Hyperlink"/>
+            </w:rPr>
+            <w:t>Ea</w:t>
+          </w:r>
+        </w:hyperlink>
       </w:r>
       <w:r>
         <w:rPr>
@@ -650,23 +715,23 @@
           <w:color w:val="000000"/>
           <w:sz w:val="24"/>
         </w:rPr>
-        <w:t>Academy) in Breda in 1914, what w</w:t>
+        <w:t xml:space="preserve">Academy) in Breda in 1914, what was then the </w:t>
       </w:r>
       <w:r>
         <w:rPr>
-          <w:u w:val="single" w:color="0000ff"/>
           <w:rFonts w:ascii="Charis SIL Regular" w:hAnsi="Charis SIL Regular" w:eastAsia="Charis SIL Regular"/>
           <w:b w:val="0"/>
           <w:i w:val="0"/>
-          <w:color w:val="000000"/>
+          <w:color w:val="0000FF"/>
           <w:sz w:val="24"/>
+          <w:u w:val="single"/>
         </w:rPr>
-        <w:hyperlink r:id="rId11" w:history="1">
+        <w:hyperlink r:id="rId12" w:history="1">
           <w:r>
             <w:rPr>
               <w:rStyle w:val="Hyperlink"/>
             </w:rPr>
-            <w:t xml:space="preserve">as then the </w:t>
+            <w:t>R</w:t>
           </w:r>
         </w:hyperlink>
       </w:r>
@@ -679,18 +744,7 @@
           <w:sz w:val="24"/>
           <w:u w:val="single"/>
         </w:rPr>
-        <w:t>R</w:t>
-      </w:r>
-      <w:r>
-        <w:rPr>
-          <w:rFonts w:ascii="Charis SIL Regular" w:hAnsi="Charis SIL Regular" w:eastAsia="Charis SIL Regular"/>
-          <w:b w:val="0"/>
-          <w:i w:val="0"/>
-          <w:color w:val="0000FF"/>
-          <w:sz w:val="24"/>
-          <w:u w:val="single"/>
-        </w:rPr>
-        <w:hyperlink r:id="rId11" w:history="1">
+        <w:hyperlink r:id="rId12" w:history="1">
           <w:r>
             <w:rPr>
               <w:rStyle w:val="Hyperlink"/>
@@ -2204,31 +2258,13 @@
       </w:r>
       <w:r>
         <w:rPr>
-          <w:u w:val="single" w:color="0000ff"/>
           <w:rFonts w:ascii="Charis SIL Regular" w:hAnsi="Charis SIL Regular" w:eastAsia="Charis SIL Regular"/>
           <w:b w:val="0"/>
           <w:i w:val="0"/>
           <w:color w:val="000000"/>
           <w:sz w:val="24"/>
         </w:rPr>
-        <w:hyperlink r:id="rId19" w:history="1">
-          <w:r>
-            <w:rPr>
-              <w:rStyle w:val="Hyperlink"/>
-            </w:rPr>
-            <w:t>the s</w:t>
-          </w:r>
-        </w:hyperlink>
-      </w:r>
-      <w:r>
-        <w:rPr>
-          <w:rFonts w:ascii="Charis SIL Regular" w:hAnsi="Charis SIL Regular" w:eastAsia="Charis SIL Regular"/>
-          <w:b w:val="0"/>
-          <w:i w:val="0"/>
-          <w:color w:val="000000"/>
-          <w:sz w:val="24"/>
-        </w:rPr>
-        <w:t xml:space="preserve">ale of objects by the </w:t>
+        <w:t xml:space="preserve">the sale of objects by the </w:t>
       </w:r>
       <w:r>
         <w:rPr>
@@ -2370,7 +2406,7 @@
           <w:sz w:val="24"/>
           <w:u w:val="single"/>
         </w:rPr>
-        <w:t>Scientific research in colonised terri</w:t>
+        <w:t>Scientific research in colonised terr</w:t>
       </w:r>
       <w:r>
         <w:rPr>
@@ -2381,7 +2417,7 @@
           <w:sz w:val="24"/>
           <w:u w:val="single"/>
         </w:rPr>
-        <w:t>torie</w:t>
+        <w:t>i</w:t>
       </w:r>
       <w:r>
         <w:rPr>
@@ -2390,8 +2426,9 @@
           <w:i w:val="0"/>
           <w:color w:val="0000FF"/>
           <w:sz w:val="24"/>
+          <w:u w:val="single"/>
         </w:rPr>
-        <w:t>s</w:t>
+        <w:t>tories</w:t>
       </w:r>
     </w:p>
     <w:p>

--- a/EXPORTS/DOCX/published/niveau3/English/WageningenUniversity.docx
+++ b/EXPORTS/DOCX/published/niveau3/English/WageningenUniversity.docx
@@ -329,7 +329,7 @@
           <w:sz w:val="24"/>
           <w:u w:val="single"/>
         </w:rPr>
-        <w:hyperlink r:id="rId9" w:history="1">
+        <w:hyperlink r:id="rId10" w:history="1">
           <w:r>
             <w:rPr>
               <w:rStyle w:val="Hyperlink"/>
@@ -358,7 +358,7 @@
           <w:sz w:val="24"/>
           <w:u w:val="single"/>
         </w:rPr>
-        <w:hyperlink r:id="rId9" w:history="1">
+        <w:hyperlink r:id="rId10" w:history="1">
           <w:r>
             <w:rPr>
               <w:rStyle w:val="Hyperlink"/>
@@ -414,103 +414,13 @@
       </w:r>
       <w:r>
         <w:rPr>
-          <w:u w:val="single" w:color="0000ff"/>
           <w:rFonts w:ascii="Charis SIL Regular" w:hAnsi="Charis SIL Regular" w:eastAsia="Charis SIL Regular"/>
           <w:b w:val="0"/>
           <w:i w:val="0"/>
           <w:color w:val="000000"/>
           <w:sz w:val="24"/>
         </w:rPr>
-        <w:hyperlink r:id="rId9" w:history="1">
-          <w:r>
-            <w:rPr>
-              <w:rStyle w:val="Hyperlink"/>
-            </w:rPr>
-            <w:t>was used i</w:t>
-          </w:r>
-        </w:hyperlink>
-      </w:r>
-      <w:r>
-        <w:rPr>
-          <w:u w:val="single" w:color="0000ff"/>
-          <w:rFonts w:ascii="Charis SIL Regular" w:hAnsi="Charis SIL Regular" w:eastAsia="Charis SIL Regular"/>
-          <w:b w:val="0"/>
-          <w:i w:val="0"/>
-          <w:color w:val="000000"/>
-          <w:sz w:val="24"/>
-        </w:rPr>
-        <w:hyperlink r:id="rId9" w:history="1">
-          <w:r>
-            <w:rPr>
-              <w:rStyle w:val="Hyperlink"/>
-            </w:rPr>
-            <w:t xml:space="preserve">n </w:t>
-          </w:r>
-        </w:hyperlink>
-      </w:r>
-      <w:r>
-        <w:rPr>
-          <w:u w:val="single" w:color="0000ff"/>
-          <w:rFonts w:ascii="Charis SIL Regular" w:hAnsi="Charis SIL Regular" w:eastAsia="Charis SIL Regular"/>
-          <w:b w:val="0"/>
-          <w:i w:val="0"/>
-          <w:color w:val="000000"/>
-          <w:sz w:val="24"/>
-        </w:rPr>
-        <w:hyperlink r:id="rId9" w:history="1">
-          <w:r>
-            <w:rPr>
-              <w:rStyle w:val="Hyperlink"/>
-            </w:rPr>
-            <w:t>t</w:t>
-          </w:r>
-        </w:hyperlink>
-      </w:r>
-      <w:r>
-        <w:rPr>
-          <w:u w:val="single" w:color="0000ff"/>
-          <w:rFonts w:ascii="Charis SIL Regular" w:hAnsi="Charis SIL Regular" w:eastAsia="Charis SIL Regular"/>
-          <w:b w:val="0"/>
-          <w:i w:val="0"/>
-          <w:color w:val="000000"/>
-          <w:sz w:val="24"/>
-        </w:rPr>
-        <w:hyperlink r:id="rId9" w:history="1">
-          <w:r>
-            <w:rPr>
-              <w:rStyle w:val="Hyperlink"/>
-            </w:rPr>
-            <w:t>eaching g</w:t>
-          </w:r>
-        </w:hyperlink>
-      </w:r>
-      <w:r>
-        <w:rPr>
-          <w:rFonts w:ascii="Charis SIL Regular" w:hAnsi="Charis SIL Regular" w:eastAsia="Charis SIL Regular"/>
-          <w:b w:val="0"/>
-          <w:i w:val="0"/>
-          <w:color w:val="000000"/>
-          <w:sz w:val="24"/>
-        </w:rPr>
-        <w:t>eography and ethnology. The collection</w:t>
-      </w:r>
-      <w:r>
-        <w:rPr>
-          <w:u w:val="single" w:color="0000ff"/>
-          <w:rFonts w:ascii="Charis SIL Regular" w:hAnsi="Charis SIL Regular" w:eastAsia="Charis SIL Regular"/>
-          <w:b w:val="0"/>
-          <w:i w:val="0"/>
-          <w:color w:val="000000"/>
-          <w:sz w:val="24"/>
-        </w:rPr>
-        <w:hyperlink r:id="rId10" w:history="1">
-          <w:r>
-            <w:rPr>
-              <w:rStyle w:val="Hyperlink"/>
-            </w:rPr>
-            <w:t xml:space="preserve"> wa</w:t>
-          </w:r>
-        </w:hyperlink>
+        <w:t>was used in teaching geography and ethnology. The collection wa</w:t>
       </w:r>
       <w:r>
         <w:rPr>
@@ -715,23 +625,23 @@
           <w:color w:val="000000"/>
           <w:sz w:val="24"/>
         </w:rPr>
-        <w:t xml:space="preserve">Academy) in Breda in 1914, what was then the </w:t>
+        <w:t>Academy) in Breda in 1914, what w</w:t>
       </w:r>
       <w:r>
         <w:rPr>
+          <w:u w:val="single" w:color="0000ff"/>
           <w:rFonts w:ascii="Charis SIL Regular" w:hAnsi="Charis SIL Regular" w:eastAsia="Charis SIL Regular"/>
           <w:b w:val="0"/>
           <w:i w:val="0"/>
-          <w:color w:val="0000FF"/>
+          <w:color w:val="000000"/>
           <w:sz w:val="24"/>
-          <w:u w:val="single"/>
         </w:rPr>
-        <w:hyperlink r:id="rId12" w:history="1">
+        <w:hyperlink r:id="rId11" w:history="1">
           <w:r>
             <w:rPr>
               <w:rStyle w:val="Hyperlink"/>
             </w:rPr>
-            <w:t>R</w:t>
+            <w:t xml:space="preserve">as then the </w:t>
           </w:r>
         </w:hyperlink>
       </w:r>
@@ -744,7 +654,18 @@
           <w:sz w:val="24"/>
           <w:u w:val="single"/>
         </w:rPr>
-        <w:hyperlink r:id="rId12" w:history="1">
+        <w:t>R</w:t>
+      </w:r>
+      <w:r>
+        <w:rPr>
+          <w:rFonts w:ascii="Charis SIL Regular" w:hAnsi="Charis SIL Regular" w:eastAsia="Charis SIL Regular"/>
+          <w:b w:val="0"/>
+          <w:i w:val="0"/>
+          <w:color w:val="0000FF"/>
+          <w:sz w:val="24"/>
+          <w:u w:val="single"/>
+        </w:rPr>
+        <w:hyperlink r:id="rId11" w:history="1">
           <w:r>
             <w:rPr>
               <w:rStyle w:val="Hyperlink"/>
@@ -2139,6 +2060,7 @@
       </w:r>
       <w:r>
         <w:rPr>
+          <w:u w:val="single" w:color="0000ff"/>
           <w:rFonts w:ascii="Charis SIL Regular" w:hAnsi="Charis SIL Regular" w:eastAsia="Charis SIL Regular"/>
           <w:b w:val="0"/>
           <w:i w:val="0"/>
@@ -2258,13 +2180,31 @@
       </w:r>
       <w:r>
         <w:rPr>
+          <w:u w:val="single" w:color="0000ff"/>
           <w:rFonts w:ascii="Charis SIL Regular" w:hAnsi="Charis SIL Regular" w:eastAsia="Charis SIL Regular"/>
           <w:b w:val="0"/>
           <w:i w:val="0"/>
           <w:color w:val="000000"/>
           <w:sz w:val="24"/>
         </w:rPr>
-        <w:t xml:space="preserve">the sale of objects by the </w:t>
+        <w:hyperlink r:id="rId19" w:history="1">
+          <w:r>
+            <w:rPr>
+              <w:rStyle w:val="Hyperlink"/>
+            </w:rPr>
+            <w:t>the s</w:t>
+          </w:r>
+        </w:hyperlink>
+      </w:r>
+      <w:r>
+        <w:rPr>
+          <w:rFonts w:ascii="Charis SIL Regular" w:hAnsi="Charis SIL Regular" w:eastAsia="Charis SIL Regular"/>
+          <w:b w:val="0"/>
+          <w:i w:val="0"/>
+          <w:color w:val="000000"/>
+          <w:sz w:val="24"/>
+        </w:rPr>
+        <w:t xml:space="preserve">ale of objects by the </w:t>
       </w:r>
       <w:r>
         <w:rPr>

--- a/EXPORTS/DOCX/published/niveau3/English/WageningenUniversity.docx
+++ b/EXPORTS/DOCX/published/niveau3/English/WageningenUniversity.docx
@@ -329,7 +329,7 @@
           <w:sz w:val="24"/>
           <w:u w:val="single"/>
         </w:rPr>
-        <w:hyperlink r:id="rId10" w:history="1">
+        <w:hyperlink r:id="rId9" w:history="1">
           <w:r>
             <w:rPr>
               <w:rStyle w:val="Hyperlink"/>
@@ -358,7 +358,7 @@
           <w:sz w:val="24"/>
           <w:u w:val="single"/>
         </w:rPr>
-        <w:hyperlink r:id="rId10" w:history="1">
+        <w:hyperlink r:id="rId9" w:history="1">
           <w:r>
             <w:rPr>
               <w:rStyle w:val="Hyperlink"/>
@@ -414,13 +414,103 @@
       </w:r>
       <w:r>
         <w:rPr>
+          <w:u w:val="single" w:color="0000ff"/>
           <w:rFonts w:ascii="Charis SIL Regular" w:hAnsi="Charis SIL Regular" w:eastAsia="Charis SIL Regular"/>
           <w:b w:val="0"/>
           <w:i w:val="0"/>
           <w:color w:val="000000"/>
           <w:sz w:val="24"/>
         </w:rPr>
-        <w:t>was used in teaching geography and ethnology. The collection wa</w:t>
+        <w:hyperlink r:id="rId9" w:history="1">
+          <w:r>
+            <w:rPr>
+              <w:rStyle w:val="Hyperlink"/>
+            </w:rPr>
+            <w:t>was used i</w:t>
+          </w:r>
+        </w:hyperlink>
+      </w:r>
+      <w:r>
+        <w:rPr>
+          <w:u w:val="single" w:color="0000ff"/>
+          <w:rFonts w:ascii="Charis SIL Regular" w:hAnsi="Charis SIL Regular" w:eastAsia="Charis SIL Regular"/>
+          <w:b w:val="0"/>
+          <w:i w:val="0"/>
+          <w:color w:val="000000"/>
+          <w:sz w:val="24"/>
+        </w:rPr>
+        <w:hyperlink r:id="rId9" w:history="1">
+          <w:r>
+            <w:rPr>
+              <w:rStyle w:val="Hyperlink"/>
+            </w:rPr>
+            <w:t xml:space="preserve">n </w:t>
+          </w:r>
+        </w:hyperlink>
+      </w:r>
+      <w:r>
+        <w:rPr>
+          <w:u w:val="single" w:color="0000ff"/>
+          <w:rFonts w:ascii="Charis SIL Regular" w:hAnsi="Charis SIL Regular" w:eastAsia="Charis SIL Regular"/>
+          <w:b w:val="0"/>
+          <w:i w:val="0"/>
+          <w:color w:val="000000"/>
+          <w:sz w:val="24"/>
+        </w:rPr>
+        <w:hyperlink r:id="rId9" w:history="1">
+          <w:r>
+            <w:rPr>
+              <w:rStyle w:val="Hyperlink"/>
+            </w:rPr>
+            <w:t>t</w:t>
+          </w:r>
+        </w:hyperlink>
+      </w:r>
+      <w:r>
+        <w:rPr>
+          <w:u w:val="single" w:color="0000ff"/>
+          <w:rFonts w:ascii="Charis SIL Regular" w:hAnsi="Charis SIL Regular" w:eastAsia="Charis SIL Regular"/>
+          <w:b w:val="0"/>
+          <w:i w:val="0"/>
+          <w:color w:val="000000"/>
+          <w:sz w:val="24"/>
+        </w:rPr>
+        <w:hyperlink r:id="rId9" w:history="1">
+          <w:r>
+            <w:rPr>
+              <w:rStyle w:val="Hyperlink"/>
+            </w:rPr>
+            <w:t>eaching g</w:t>
+          </w:r>
+        </w:hyperlink>
+      </w:r>
+      <w:r>
+        <w:rPr>
+          <w:rFonts w:ascii="Charis SIL Regular" w:hAnsi="Charis SIL Regular" w:eastAsia="Charis SIL Regular"/>
+          <w:b w:val="0"/>
+          <w:i w:val="0"/>
+          <w:color w:val="000000"/>
+          <w:sz w:val="24"/>
+        </w:rPr>
+        <w:t>eography and ethnology. The collection</w:t>
+      </w:r>
+      <w:r>
+        <w:rPr>
+          <w:u w:val="single" w:color="0000ff"/>
+          <w:rFonts w:ascii="Charis SIL Regular" w:hAnsi="Charis SIL Regular" w:eastAsia="Charis SIL Regular"/>
+          <w:b w:val="0"/>
+          <w:i w:val="0"/>
+          <w:color w:val="000000"/>
+          <w:sz w:val="24"/>
+        </w:rPr>
+        <w:hyperlink r:id="rId10" w:history="1">
+          <w:r>
+            <w:rPr>
+              <w:rStyle w:val="Hyperlink"/>
+            </w:rPr>
+            <w:t xml:space="preserve"> wa</w:t>
+          </w:r>
+        </w:hyperlink>
       </w:r>
       <w:r>
         <w:rPr>

--- a/EXPORTS/DOCX/published/niveau3/English/WageningenUniversity.docx
+++ b/EXPORTS/DOCX/published/niveau3/English/WageningenUniversity.docx
@@ -1121,7 +1121,7 @@
           <w:sz w:val="24"/>
           <w:u w:val="single"/>
         </w:rPr>
-        <w:hyperlink r:id="rId13" w:history="1">
+        <w:hyperlink r:id="rId14" w:history="1">
           <w:r>
             <w:rPr>
               <w:rStyle w:val="Hyperlink"/>
@@ -1214,65 +1214,7 @@
           <w:color w:val="000000"/>
           <w:sz w:val="24"/>
         </w:rPr>
-        <w:t xml:space="preserve">, a lecturer at the Agricultural College, was on display from about </w:t>
-      </w:r>
-      <w:r>
-        <w:rPr>
-          <w:u w:val="single" w:color="0000ff"/>
-          <w:rFonts w:ascii="Charis SIL Regular" w:hAnsi="Charis SIL Regular" w:eastAsia="Charis SIL Regular"/>
-          <w:b w:val="0"/>
-          <w:i w:val="0"/>
-          <w:color w:val="000000"/>
-          <w:sz w:val="24"/>
-        </w:rPr>
-        <w:t>1</w:t>
-      </w:r>
-      <w:r>
-        <w:rPr>
-          <w:u w:val="single" w:color="0000ff"/>
-          <w:rFonts w:ascii="Charis SIL Regular" w:hAnsi="Charis SIL Regular" w:eastAsia="Charis SIL Regular"/>
-          <w:b w:val="0"/>
-          <w:i w:val="0"/>
-          <w:color w:val="000000"/>
-          <w:sz w:val="24"/>
-        </w:rPr>
-        <w:hyperlink r:id="rId14" w:history="1">
-          <w:r>
-            <w:rPr>
-              <w:rStyle w:val="Hyperlink"/>
-            </w:rPr>
-            <w:t>946</w:t>
-          </w:r>
-        </w:hyperlink>
-      </w:r>
-      <w:r>
-        <w:rPr>
-          <w:u w:val="single" w:color="0000ff"/>
-          <w:rFonts w:ascii="Charis SIL Regular" w:hAnsi="Charis SIL Regular" w:eastAsia="Charis SIL Regular"/>
-          <w:b w:val="0"/>
-          <w:i w:val="0"/>
-          <w:color w:val="000000"/>
-          <w:sz w:val="24"/>
-        </w:rPr>
-        <w:t xml:space="preserve"> </w:t>
-      </w:r>
-      <w:r>
-        <w:rPr>
-          <w:u w:val="single" w:color="0000ff"/>
-          <w:rFonts w:ascii="Charis SIL Regular" w:hAnsi="Charis SIL Regular" w:eastAsia="Charis SIL Regular"/>
-          <w:b w:val="0"/>
-          <w:i w:val="0"/>
-          <w:color w:val="000000"/>
-          <w:sz w:val="24"/>
-        </w:rPr>
-        <w:hyperlink r:id="rId14" w:history="1">
-          <w:r>
-            <w:rPr>
-              <w:rStyle w:val="Hyperlink"/>
-            </w:rPr>
-            <w:t>to 1953.</w:t>
-          </w:r>
-        </w:hyperlink>
+        <w:t>, a lecturer at the Agricultural College, was on display from about 1946 to 1953.</w:t>
       </w:r>
     </w:p>
     <w:p>
@@ -2150,7 +2092,6 @@
       </w:r>
       <w:r>
         <w:rPr>
-          <w:u w:val="single" w:color="0000ff"/>
           <w:rFonts w:ascii="Charis SIL Regular" w:hAnsi="Charis SIL Regular" w:eastAsia="Charis SIL Regular"/>
           <w:b w:val="0"/>
           <w:i w:val="0"/>
@@ -2436,7 +2377,7 @@
           <w:sz w:val="24"/>
           <w:u w:val="single"/>
         </w:rPr>
-        <w:t>Scientific research in colonised terr</w:t>
+        <w:t>Scientific research in colonised terri</w:t>
       </w:r>
       <w:r>
         <w:rPr>
@@ -2447,7 +2388,7 @@
           <w:sz w:val="24"/>
           <w:u w:val="single"/>
         </w:rPr>
-        <w:t>i</w:t>
+        <w:t>torie</w:t>
       </w:r>
       <w:r>
         <w:rPr>
@@ -2456,9 +2397,8 @@
           <w:i w:val="0"/>
           <w:color w:val="0000FF"/>
           <w:sz w:val="24"/>
-          <w:u w:val="single"/>
         </w:rPr>
-        <w:t>tories</w:t>
+        <w:t>s</w:t>
       </w:r>
     </w:p>
     <w:p>

--- a/EXPORTS/DOCX/published/niveau3/English/WageningenUniversity.docx
+++ b/EXPORTS/DOCX/published/niveau3/English/WageningenUniversity.docx
@@ -503,14 +503,7 @@
           <w:color w:val="000000"/>
           <w:sz w:val="24"/>
         </w:rPr>
-        <w:hyperlink r:id="rId10" w:history="1">
-          <w:r>
-            <w:rPr>
-              <w:rStyle w:val="Hyperlink"/>
-            </w:rPr>
-            <w:t xml:space="preserve"> wa</w:t>
-          </w:r>
-        </w:hyperlink>
+        <w:t xml:space="preserve"> wa</w:t>
       </w:r>
       <w:r>
         <w:rPr>
@@ -999,7 +992,7 @@
           <w:sz w:val="24"/>
           <w:u w:val="single"/>
         </w:rPr>
-        <w:hyperlink r:id="rId12" w:history="1">
+        <w:hyperlink r:id="rId13" w:history="1">
           <w:r>
             <w:rPr>
               <w:rStyle w:val="Hyperlink"/>
@@ -1121,7 +1114,7 @@
           <w:sz w:val="24"/>
           <w:u w:val="single"/>
         </w:rPr>
-        <w:hyperlink r:id="rId14" w:history="1">
+        <w:hyperlink r:id="rId13" w:history="1">
           <w:r>
             <w:rPr>
               <w:rStyle w:val="Hyperlink"/>
@@ -1214,7 +1207,57 @@
           <w:color w:val="000000"/>
           <w:sz w:val="24"/>
         </w:rPr>
-        <w:t>, a lecturer at the Agricultural College, was on display from about 1946 to 1953.</w:t>
+        <w:t xml:space="preserve">, a lecturer at the Agricultural College, was on display from about </w:t>
+      </w:r>
+      <w:r>
+        <w:rPr>
+          <w:u w:val="single" w:color="0000ff"/>
+          <w:rFonts w:ascii="Charis SIL Regular" w:hAnsi="Charis SIL Regular" w:eastAsia="Charis SIL Regular"/>
+          <w:b w:val="0"/>
+          <w:i w:val="0"/>
+          <w:color w:val="000000"/>
+          <w:sz w:val="24"/>
+        </w:rPr>
+        <w:t>1</w:t>
+      </w:r>
+      <w:r>
+        <w:rPr>
+          <w:u w:val="single" w:color="0000ff"/>
+          <w:rFonts w:ascii="Charis SIL Regular" w:hAnsi="Charis SIL Regular" w:eastAsia="Charis SIL Regular"/>
+          <w:b w:val="0"/>
+          <w:i w:val="0"/>
+          <w:color w:val="000000"/>
+          <w:sz w:val="24"/>
+        </w:rPr>
+        <w:hyperlink r:id="rId14" w:history="1">
+          <w:r>
+            <w:rPr>
+              <w:rStyle w:val="Hyperlink"/>
+            </w:rPr>
+            <w:t>946</w:t>
+          </w:r>
+        </w:hyperlink>
+      </w:r>
+      <w:r>
+        <w:rPr>
+          <w:u w:val="single" w:color="0000ff"/>
+          <w:rFonts w:ascii="Charis SIL Regular" w:hAnsi="Charis SIL Regular" w:eastAsia="Charis SIL Regular"/>
+          <w:b w:val="0"/>
+          <w:i w:val="0"/>
+          <w:color w:val="000000"/>
+          <w:sz w:val="24"/>
+        </w:rPr>
+        <w:t xml:space="preserve"> </w:t>
+      </w:r>
+      <w:r>
+        <w:rPr>
+          <w:rFonts w:ascii="Charis SIL Regular" w:hAnsi="Charis SIL Regular" w:eastAsia="Charis SIL Regular"/>
+          <w:b w:val="0"/>
+          <w:i w:val="0"/>
+          <w:color w:val="000000"/>
+          <w:sz w:val="24"/>
+        </w:rPr>
+        <w:t>to 1953.</w:t>
       </w:r>
     </w:p>
     <w:p>
@@ -2059,46 +2102,7 @@
           <w:color w:val="000000"/>
           <w:sz w:val="24"/>
         </w:rPr>
-        <w:t>) by the Rijksmuseum voor Volkenkunde. The D</w:t>
-      </w:r>
-      <w:r>
-        <w:rPr>
-          <w:u w:val="single" w:color="0000ff"/>
-          <w:rFonts w:ascii="Charis SIL Regular" w:hAnsi="Charis SIL Regular" w:eastAsia="Charis SIL Regular"/>
-          <w:b w:val="0"/>
-          <w:i w:val="0"/>
-          <w:color w:val="000000"/>
-          <w:sz w:val="24"/>
-        </w:rPr>
-        <w:t>u</w:t>
-      </w:r>
-      <w:r>
-        <w:rPr>
-          <w:u w:val="single" w:color="0000ff"/>
-          <w:rFonts w:ascii="Charis SIL Regular" w:hAnsi="Charis SIL Regular" w:eastAsia="Charis SIL Regular"/>
-          <w:b w:val="0"/>
-          <w:i w:val="0"/>
-          <w:color w:val="000000"/>
-          <w:sz w:val="24"/>
-        </w:rPr>
-        <w:hyperlink r:id="rId18" w:history="1">
-          <w:r>
-            <w:rPr>
-              <w:rStyle w:val="Hyperlink"/>
-            </w:rPr>
-            <w:t xml:space="preserve">tch </w:t>
-          </w:r>
-        </w:hyperlink>
-      </w:r>
-      <w:r>
-        <w:rPr>
-          <w:rFonts w:ascii="Charis SIL Regular" w:hAnsi="Charis SIL Regular" w:eastAsia="Charis SIL Regular"/>
-          <w:b w:val="0"/>
-          <w:i w:val="0"/>
-          <w:color w:val="000000"/>
-          <w:sz w:val="24"/>
-        </w:rPr>
-        <w:t>N</w:t>
+        <w:t>) by the Rijksmuseum voor Volkenkunde. The Dutch N</w:t>
       </w:r>
       <w:r>
         <w:rPr>

--- a/EXPORTS/DOCX/published/niveau3/English/WageningenUniversity.docx
+++ b/EXPORTS/DOCX/published/niveau3/English/WageningenUniversity.docx
@@ -503,7 +503,14 @@
           <w:color w:val="000000"/>
           <w:sz w:val="24"/>
         </w:rPr>
-        <w:t xml:space="preserve"> wa</w:t>
+        <w:hyperlink r:id="rId10" w:history="1">
+          <w:r>
+            <w:rPr>
+              <w:rStyle w:val="Hyperlink"/>
+            </w:rPr>
+            <w:t xml:space="preserve"> wa</w:t>
+          </w:r>
+        </w:hyperlink>
       </w:r>
       <w:r>
         <w:rPr>
@@ -992,7 +999,7 @@
           <w:sz w:val="24"/>
           <w:u w:val="single"/>
         </w:rPr>
-        <w:hyperlink r:id="rId13" w:history="1">
+        <w:hyperlink r:id="rId12" w:history="1">
           <w:r>
             <w:rPr>
               <w:rStyle w:val="Hyperlink"/>
@@ -1251,13 +1258,21 @@
       </w:r>
       <w:r>
         <w:rPr>
+          <w:u w:val="single" w:color="0000ff"/>
           <w:rFonts w:ascii="Charis SIL Regular" w:hAnsi="Charis SIL Regular" w:eastAsia="Charis SIL Regular"/>
           <w:b w:val="0"/>
           <w:i w:val="0"/>
           <w:color w:val="000000"/>
           <w:sz w:val="24"/>
         </w:rPr>
-        <w:t>to 1953.</w:t>
+        <w:hyperlink r:id="rId14" w:history="1">
+          <w:r>
+            <w:rPr>
+              <w:rStyle w:val="Hyperlink"/>
+            </w:rPr>
+            <w:t>to 1953.</w:t>
+          </w:r>
+        </w:hyperlink>
       </w:r>
     </w:p>
     <w:p>
@@ -1425,25 +1440,7 @@
           <w:color w:val="000000"/>
           <w:sz w:val="24"/>
         </w:rPr>
-        <w:t>between the Gymnasium</w:t>
-      </w:r>
-      <w:r>
-        <w:rPr>
-          <w:u w:val="single" w:color="0000ff"/>
-          <w:rFonts w:ascii="Charis SIL Regular" w:hAnsi="Charis SIL Regular" w:eastAsia="Charis SIL Regular"/>
-          <w:b w:val="0"/>
-          <w:i w:val="0"/>
-          <w:color w:val="000000"/>
-          <w:sz w:val="24"/>
-        </w:rPr>
-        <w:hyperlink r:id="rId15" w:history="1">
-          <w:r>
-            <w:rPr>
-              <w:rStyle w:val="Hyperlink"/>
-            </w:rPr>
-            <w:t xml:space="preserve"> in Schieda</w:t>
-          </w:r>
-        </w:hyperlink>
+        <w:t>between the Gymnasium in Schieda</w:t>
       </w:r>
       <w:r>
         <w:rPr>
@@ -2102,7 +2099,46 @@
           <w:color w:val="000000"/>
           <w:sz w:val="24"/>
         </w:rPr>
-        <w:t>) by the Rijksmuseum voor Volkenkunde. The Dutch N</w:t>
+        <w:t>) by the Rijksmuseum voor Volkenkunde. The D</w:t>
+      </w:r>
+      <w:r>
+        <w:rPr>
+          <w:u w:val="single" w:color="0000ff"/>
+          <w:rFonts w:ascii="Charis SIL Regular" w:hAnsi="Charis SIL Regular" w:eastAsia="Charis SIL Regular"/>
+          <w:b w:val="0"/>
+          <w:i w:val="0"/>
+          <w:color w:val="000000"/>
+          <w:sz w:val="24"/>
+        </w:rPr>
+        <w:t>u</w:t>
+      </w:r>
+      <w:r>
+        <w:rPr>
+          <w:u w:val="single" w:color="0000ff"/>
+          <w:rFonts w:ascii="Charis SIL Regular" w:hAnsi="Charis SIL Regular" w:eastAsia="Charis SIL Regular"/>
+          <w:b w:val="0"/>
+          <w:i w:val="0"/>
+          <w:color w:val="000000"/>
+          <w:sz w:val="24"/>
+        </w:rPr>
+        <w:hyperlink r:id="rId18" w:history="1">
+          <w:r>
+            <w:rPr>
+              <w:rStyle w:val="Hyperlink"/>
+            </w:rPr>
+            <w:t xml:space="preserve">tch </w:t>
+          </w:r>
+        </w:hyperlink>
+      </w:r>
+      <w:r>
+        <w:rPr>
+          <w:rFonts w:ascii="Charis SIL Regular" w:hAnsi="Charis SIL Regular" w:eastAsia="Charis SIL Regular"/>
+          <w:b w:val="0"/>
+          <w:i w:val="0"/>
+          <w:color w:val="000000"/>
+          <w:sz w:val="24"/>
+        </w:rPr>
+        <w:t>N</w:t>
       </w:r>
       <w:r>
         <w:rPr>

--- a/EXPORTS/DOCX/published/niveau3/English/WageningenUniversity.docx
+++ b/EXPORTS/DOCX/published/niveau3/English/WageningenUniversity.docx
@@ -1440,7 +1440,25 @@
           <w:color w:val="000000"/>
           <w:sz w:val="24"/>
         </w:rPr>
-        <w:t>between the Gymnasium in Schieda</w:t>
+        <w:t>between the Gymnasium</w:t>
+      </w:r>
+      <w:r>
+        <w:rPr>
+          <w:u w:val="single" w:color="0000ff"/>
+          <w:rFonts w:ascii="Charis SIL Regular" w:hAnsi="Charis SIL Regular" w:eastAsia="Charis SIL Regular"/>
+          <w:b w:val="0"/>
+          <w:i w:val="0"/>
+          <w:color w:val="000000"/>
+          <w:sz w:val="24"/>
+        </w:rPr>
+        <w:hyperlink r:id="rId15" w:history="1">
+          <w:r>
+            <w:rPr>
+              <w:rStyle w:val="Hyperlink"/>
+            </w:rPr>
+            <w:t xml:space="preserve"> in Schieda</w:t>
+          </w:r>
+        </w:hyperlink>
       </w:r>
       <w:r>
         <w:rPr>

--- a/EXPORTS/DOCX/published/niveau3/English/WageningenUniversity.docx
+++ b/EXPORTS/DOCX/published/niveau3/English/WageningenUniversity.docx
@@ -309,7 +309,6 @@
           <w:i w:val="0"/>
           <w:color w:val="0000FF"/>
           <w:sz w:val="24"/>
-          <w:u w:val="single"/>
         </w:rPr>
         <w:hyperlink r:id="rId10" w:history="1">
           <w:r>
@@ -742,7 +741,6 @@
           <w:i w:val="0"/>
           <w:color w:val="0000FF"/>
           <w:sz w:val="24"/>
-          <w:u w:val="single"/>
         </w:rPr>
         <w:t>R</w:t>
       </w:r>
@@ -2150,6 +2148,7 @@
       </w:r>
       <w:r>
         <w:rPr>
+          <w:u w:val="single" w:color="0000ff"/>
           <w:rFonts w:ascii="Charis SIL Regular" w:hAnsi="Charis SIL Regular" w:eastAsia="Charis SIL Regular"/>
           <w:b w:val="0"/>
           <w:i w:val="0"/>

--- a/EXPORTS/DOCX/published/niveau3/English/WageningenUniversity.docx
+++ b/EXPORTS/DOCX/published/niveau3/English/WageningenUniversity.docx
@@ -309,6 +309,7 @@
           <w:i w:val="0"/>
           <w:color w:val="0000FF"/>
           <w:sz w:val="24"/>
+          <w:u w:val="single"/>
         </w:rPr>
         <w:hyperlink r:id="rId10" w:history="1">
           <w:r>
@@ -741,6 +742,7 @@
           <w:i w:val="0"/>
           <w:color w:val="0000FF"/>
           <w:sz w:val="24"/>
+          <w:u w:val="single"/>
         </w:rPr>
         <w:t>R</w:t>
       </w:r>
@@ -2148,7 +2150,6 @@
       </w:r>
       <w:r>
         <w:rPr>
-          <w:u w:val="single" w:color="0000ff"/>
           <w:rFonts w:ascii="Charis SIL Regular" w:hAnsi="Charis SIL Regular" w:eastAsia="Charis SIL Regular"/>
           <w:b w:val="0"/>
           <w:i w:val="0"/>

--- a/EXPORTS/DOCX/published/niveau3/English/WageningenUniversity.docx
+++ b/EXPORTS/DOCX/published/niveau3/English/WageningenUniversity.docx
@@ -329,7 +329,7 @@
           <w:sz w:val="24"/>
           <w:u w:val="single"/>
         </w:rPr>
-        <w:hyperlink r:id="rId9" w:history="1">
+        <w:hyperlink r:id="rId10" w:history="1">
           <w:r>
             <w:rPr>
               <w:rStyle w:val="Hyperlink"/>
@@ -358,7 +358,7 @@
           <w:sz w:val="24"/>
           <w:u w:val="single"/>
         </w:rPr>
-        <w:hyperlink r:id="rId9" w:history="1">
+        <w:hyperlink r:id="rId10" w:history="1">
           <w:r>
             <w:rPr>
               <w:rStyle w:val="Hyperlink"/>
@@ -742,7 +742,6 @@
           <w:i w:val="0"/>
           <w:color w:val="0000FF"/>
           <w:sz w:val="24"/>
-          <w:u w:val="single"/>
         </w:rPr>
         <w:t>R</w:t>
       </w:r>
@@ -2150,6 +2149,7 @@
       </w:r>
       <w:r>
         <w:rPr>
+          <w:u w:val="single" w:color="0000ff"/>
           <w:rFonts w:ascii="Charis SIL Regular" w:hAnsi="Charis SIL Regular" w:eastAsia="Charis SIL Regular"/>
           <w:b w:val="0"/>
           <w:i w:val="0"/>
@@ -2435,7 +2435,7 @@
           <w:sz w:val="24"/>
           <w:u w:val="single"/>
         </w:rPr>
-        <w:t>Scientific research in colonised terri</w:t>
+        <w:t>Scientific research in colonised terr</w:t>
       </w:r>
       <w:r>
         <w:rPr>
@@ -2446,7 +2446,7 @@
           <w:sz w:val="24"/>
           <w:u w:val="single"/>
         </w:rPr>
-        <w:t>torie</w:t>
+        <w:t>i</w:t>
       </w:r>
       <w:r>
         <w:rPr>
@@ -2455,8 +2455,9 @@
           <w:i w:val="0"/>
           <w:color w:val="0000FF"/>
           <w:sz w:val="24"/>
+          <w:u w:val="single"/>
         </w:rPr>
-        <w:t>s</w:t>
+        <w:t>tories</w:t>
       </w:r>
     </w:p>
     <w:p>

--- a/EXPORTS/DOCX/published/niveau3/English/WageningenUniversity.docx
+++ b/EXPORTS/DOCX/published/niveau3/English/WageningenUniversity.docx
@@ -329,7 +329,7 @@
           <w:sz w:val="24"/>
           <w:u w:val="single"/>
         </w:rPr>
-        <w:hyperlink r:id="rId10" w:history="1">
+        <w:hyperlink r:id="rId9" w:history="1">
           <w:r>
             <w:rPr>
               <w:rStyle w:val="Hyperlink"/>
@@ -358,7 +358,7 @@
           <w:sz w:val="24"/>
           <w:u w:val="single"/>
         </w:rPr>
-        <w:hyperlink r:id="rId10" w:history="1">
+        <w:hyperlink r:id="rId9" w:history="1">
           <w:r>
             <w:rPr>
               <w:rStyle w:val="Hyperlink"/>
@@ -742,6 +742,7 @@
           <w:i w:val="0"/>
           <w:color w:val="0000FF"/>
           <w:sz w:val="24"/>
+          <w:u w:val="single"/>
         </w:rPr>
         <w:t>R</w:t>
       </w:r>
@@ -2149,7 +2150,6 @@
       </w:r>
       <w:r>
         <w:rPr>
-          <w:u w:val="single" w:color="0000ff"/>
           <w:rFonts w:ascii="Charis SIL Regular" w:hAnsi="Charis SIL Regular" w:eastAsia="Charis SIL Regular"/>
           <w:b w:val="0"/>
           <w:i w:val="0"/>

--- a/EXPORTS/DOCX/published/niveau3/English/WageningenUniversity.docx
+++ b/EXPORTS/DOCX/published/niveau3/English/WageningenUniversity.docx
@@ -2150,6 +2150,7 @@
       </w:r>
       <w:r>
         <w:rPr>
+          <w:u w:val="single" w:color="0000ff"/>
           <w:rFonts w:ascii="Charis SIL Regular" w:hAnsi="Charis SIL Regular" w:eastAsia="Charis SIL Regular"/>
           <w:b w:val="0"/>
           <w:i w:val="0"/>

--- a/EXPORTS/DOCX/published/niveau3/English/WageningenUniversity.docx
+++ b/EXPORTS/DOCX/published/niveau3/English/WageningenUniversity.docx
@@ -715,23 +715,23 @@
           <w:color w:val="000000"/>
           <w:sz w:val="24"/>
         </w:rPr>
-        <w:t>Academy) in Breda in 1914, what w</w:t>
+        <w:t xml:space="preserve">Academy) in Breda in 1914, what was then the </w:t>
       </w:r>
       <w:r>
         <w:rPr>
-          <w:u w:val="single" w:color="0000ff"/>
           <w:rFonts w:ascii="Charis SIL Regular" w:hAnsi="Charis SIL Regular" w:eastAsia="Charis SIL Regular"/>
           <w:b w:val="0"/>
           <w:i w:val="0"/>
-          <w:color w:val="000000"/>
+          <w:color w:val="0000FF"/>
           <w:sz w:val="24"/>
+          <w:u w:val="single"/>
         </w:rPr>
-        <w:hyperlink r:id="rId11" w:history="1">
+        <w:hyperlink r:id="rId12" w:history="1">
           <w:r>
             <w:rPr>
               <w:rStyle w:val="Hyperlink"/>
             </w:rPr>
-            <w:t xml:space="preserve">as then the </w:t>
+            <w:t>R</w:t>
           </w:r>
         </w:hyperlink>
       </w:r>
@@ -744,18 +744,7 @@
           <w:sz w:val="24"/>
           <w:u w:val="single"/>
         </w:rPr>
-        <w:t>R</w:t>
-      </w:r>
-      <w:r>
-        <w:rPr>
-          <w:rFonts w:ascii="Charis SIL Regular" w:hAnsi="Charis SIL Regular" w:eastAsia="Charis SIL Regular"/>
-          <w:b w:val="0"/>
-          <w:i w:val="0"/>
-          <w:color w:val="0000FF"/>
-          <w:sz w:val="24"/>
-          <w:u w:val="single"/>
-        </w:rPr>
-        <w:hyperlink r:id="rId11" w:history="1">
+        <w:hyperlink r:id="rId12" w:history="1">
           <w:r>
             <w:rPr>
               <w:rStyle w:val="Hyperlink"/>
@@ -2150,7 +2139,6 @@
       </w:r>
       <w:r>
         <w:rPr>
-          <w:u w:val="single" w:color="0000ff"/>
           <w:rFonts w:ascii="Charis SIL Regular" w:hAnsi="Charis SIL Regular" w:eastAsia="Charis SIL Regular"/>
           <w:b w:val="0"/>
           <w:i w:val="0"/>

--- a/EXPORTS/DOCX/published/niveau3/English/WageningenUniversity.docx
+++ b/EXPORTS/DOCX/published/niveau3/English/WageningenUniversity.docx
@@ -2150,7 +2150,6 @@
       </w:r>
       <w:r>
         <w:rPr>
-          <w:u w:val="single" w:color="0000ff"/>
           <w:rFonts w:ascii="Charis SIL Regular" w:hAnsi="Charis SIL Regular" w:eastAsia="Charis SIL Regular"/>
           <w:b w:val="0"/>
           <w:i w:val="0"/>
@@ -2436,7 +2435,7 @@
           <w:sz w:val="24"/>
           <w:u w:val="single"/>
         </w:rPr>
-        <w:t>Scientific research in colonised terr</w:t>
+        <w:t>Scientific research in colonised terri</w:t>
       </w:r>
       <w:r>
         <w:rPr>
@@ -2447,7 +2446,7 @@
           <w:sz w:val="24"/>
           <w:u w:val="single"/>
         </w:rPr>
-        <w:t>i</w:t>
+        <w:t>torie</w:t>
       </w:r>
       <w:r>
         <w:rPr>
@@ -2456,9 +2455,8 @@
           <w:i w:val="0"/>
           <w:color w:val="0000FF"/>
           <w:sz w:val="24"/>
-          <w:u w:val="single"/>
         </w:rPr>
-        <w:t>tories</w:t>
+        <w:t>s</w:t>
       </w:r>
     </w:p>
     <w:p>
